--- a/Parkolo_Dokumentacio.docx
+++ b/Parkolo_Dokumentacio.docx
@@ -91,6 +91,26 @@
     </w:p>
     <w:p>
       <w:pPr>
+        <w:spacing w:after="0" w:before="600" w:lineRule="auto"/>
+        <w:jc w:val="center"/>
+        <w:rPr>
+          <w:sz w:val="32"/>
+          <w:szCs w:val="32"/>
+        </w:rPr>
+      </w:pPr>
+      <w:r>
+        <w:rPr>
+          <w:sz w:val="32"/>
+          <w:szCs w:val="32"/>
+          <w:rtl w:val="0"/>
+        </w:rPr>
+        <w:t xml:space="preserve">Baranya Vármegyei Szakképzési Centrum Komlói Technikum, </w:t>
+        <w:br w:type="textWrapping"/>
+        <w:t xml:space="preserve">Szakképző Iskola és Kollégium</w:t>
+      </w:r>
+    </w:p>
+    <w:p>
+      <w:pPr>
         <w:pageBreakBefore w:val="1"/>
         <w:rPr/>
       </w:pPr>
@@ -116,7 +136,7 @@
     </w:p>
     <w:sdt>
       <w:sdtPr>
-        <w:id w:val="-1397577993"/>
+        <w:id w:val="-1960968874"/>
         <w:docPartObj>
           <w:docPartGallery w:val="Table of Contents"/>
           <w:docPartUnique w:val="1"/>
@@ -131,10 +151,19 @@
             </w:tabs>
             <w:spacing w:before="60" w:lineRule="auto"/>
             <w:rPr>
+              <w:rFonts w:ascii="Arial" w:cs="Arial" w:eastAsia="Arial" w:hAnsi="Arial"/>
               <w:b w:val="1"/>
               <w:bCs w:val="1"/>
+              <w:i w:val="0"/>
+              <w:iCs w:val="0"/>
+              <w:smallCaps w:val="0"/>
+              <w:strike w:val="0"/>
               <w:color w:val="000000"/>
+              <w:sz w:val="22"/>
+              <w:szCs w:val="22"/>
               <w:u w:val="none"/>
+              <w:shd w:fill="auto" w:val="clear"/>
+              <w:vertAlign w:val="baseline"/>
             </w:rPr>
           </w:pPr>
           <w:r>
@@ -179,10 +208,19 @@
             </w:tabs>
             <w:spacing w:before="60" w:lineRule="auto"/>
             <w:rPr>
+              <w:rFonts w:ascii="Arial" w:cs="Arial" w:eastAsia="Arial" w:hAnsi="Arial"/>
               <w:b w:val="1"/>
               <w:bCs w:val="1"/>
+              <w:i w:val="0"/>
+              <w:iCs w:val="0"/>
+              <w:smallCaps w:val="0"/>
+              <w:strike w:val="0"/>
               <w:color w:val="000000"/>
+              <w:sz w:val="22"/>
+              <w:szCs w:val="22"/>
               <w:u w:val="none"/>
+              <w:shd w:fill="auto" w:val="clear"/>
+              <w:vertAlign w:val="baseline"/>
             </w:rPr>
           </w:pPr>
           <w:hyperlink w:anchor="_u2cn24tyt7db">
@@ -223,8 +261,19 @@
             <w:spacing w:before="60" w:lineRule="auto"/>
             <w:ind w:left="360" w:firstLine="0"/>
             <w:rPr>
+              <w:rFonts w:ascii="Arial" w:cs="Arial" w:eastAsia="Arial" w:hAnsi="Arial"/>
+              <w:b w:val="0"/>
+              <w:bCs w:val="0"/>
+              <w:i w:val="0"/>
+              <w:iCs w:val="0"/>
+              <w:smallCaps w:val="0"/>
+              <w:strike w:val="0"/>
               <w:color w:val="000000"/>
+              <w:sz w:val="22"/>
+              <w:szCs w:val="22"/>
               <w:u w:val="none"/>
+              <w:shd w:fill="auto" w:val="clear"/>
+              <w:vertAlign w:val="baseline"/>
             </w:rPr>
           </w:pPr>
           <w:hyperlink w:anchor="_x8k5pm4otxca">
@@ -265,8 +314,19 @@
             <w:spacing w:before="60" w:lineRule="auto"/>
             <w:ind w:left="360" w:firstLine="0"/>
             <w:rPr>
+              <w:rFonts w:ascii="Arial" w:cs="Arial" w:eastAsia="Arial" w:hAnsi="Arial"/>
+              <w:b w:val="0"/>
+              <w:bCs w:val="0"/>
+              <w:i w:val="0"/>
+              <w:iCs w:val="0"/>
+              <w:smallCaps w:val="0"/>
+              <w:strike w:val="0"/>
               <w:color w:val="000000"/>
+              <w:sz w:val="22"/>
+              <w:szCs w:val="22"/>
               <w:u w:val="none"/>
+              <w:shd w:fill="auto" w:val="clear"/>
+              <w:vertAlign w:val="baseline"/>
             </w:rPr>
           </w:pPr>
           <w:hyperlink w:anchor="_krdut9hnif5i">
@@ -307,8 +367,19 @@
             <w:spacing w:before="60" w:lineRule="auto"/>
             <w:ind w:left="360" w:firstLine="0"/>
             <w:rPr>
+              <w:rFonts w:ascii="Arial" w:cs="Arial" w:eastAsia="Arial" w:hAnsi="Arial"/>
+              <w:b w:val="0"/>
+              <w:bCs w:val="0"/>
+              <w:i w:val="0"/>
+              <w:iCs w:val="0"/>
+              <w:smallCaps w:val="0"/>
+              <w:strike w:val="0"/>
               <w:color w:val="000000"/>
+              <w:sz w:val="22"/>
+              <w:szCs w:val="22"/>
               <w:u w:val="none"/>
+              <w:shd w:fill="auto" w:val="clear"/>
+              <w:vertAlign w:val="baseline"/>
             </w:rPr>
           </w:pPr>
           <w:hyperlink w:anchor="_fj4czefhaazi">
@@ -348,10 +419,1184 @@
             </w:tabs>
             <w:spacing w:before="60" w:lineRule="auto"/>
             <w:rPr>
+              <w:rFonts w:ascii="Arial" w:cs="Arial" w:eastAsia="Arial" w:hAnsi="Arial"/>
               <w:b w:val="1"/>
               <w:bCs w:val="1"/>
+              <w:i w:val="0"/>
+              <w:iCs w:val="0"/>
+              <w:smallCaps w:val="0"/>
+              <w:strike w:val="0"/>
               <w:color w:val="000000"/>
+              <w:sz w:val="22"/>
+              <w:szCs w:val="22"/>
               <w:u w:val="none"/>
+              <w:shd w:fill="auto" w:val="clear"/>
+              <w:vertAlign w:val="baseline"/>
+            </w:rPr>
+          </w:pPr>
+          <w:hyperlink w:anchor="">
+            <w:r>
+              <w:rPr>
+                <w:rFonts w:ascii="Arial" w:cs="Arial" w:eastAsia="Arial" w:hAnsi="Arial"/>
+                <w:b w:val="1"/>
+                <w:bCs w:val="1"/>
+                <w:i w:val="0"/>
+                <w:iCs w:val="0"/>
+                <w:smallCaps w:val="0"/>
+                <w:strike w:val="0"/>
+                <w:color w:val="000000"/>
+                <w:sz w:val="22"/>
+                <w:szCs w:val="22"/>
+                <w:u w:val="none"/>
+                <w:shd w:fill="auto" w:val="clear"/>
+                <w:vertAlign w:val="baseline"/>
+                <w:rtl w:val="0"/>
+              </w:rPr>
+              <w:t xml:space="preserve">2.Felhasználói útmutató</w:t>
+              <w:tab/>
+              <w:t xml:space="preserve">3</w:t>
+            </w:r>
+          </w:hyperlink>
+          <w:r>
+            <w:rPr>
+              <w:rtl w:val="0"/>
+            </w:rPr>
+          </w:r>
+        </w:p>
+        <w:p>
+          <w:pPr>
+            <w:widowControl w:val="0"/>
+            <w:tabs>
+              <w:tab w:val="right" w:leader="underscore" w:pos="12000"/>
+            </w:tabs>
+            <w:spacing w:before="60" w:lineRule="auto"/>
+            <w:ind w:left="360" w:firstLine="0"/>
+            <w:rPr>
+              <w:rFonts w:ascii="Arial" w:cs="Arial" w:eastAsia="Arial" w:hAnsi="Arial"/>
+              <w:b w:val="0"/>
+              <w:bCs w:val="0"/>
+              <w:i w:val="0"/>
+              <w:iCs w:val="0"/>
+              <w:smallCaps w:val="0"/>
+              <w:strike w:val="0"/>
+              <w:color w:val="000000"/>
+              <w:sz w:val="22"/>
+              <w:szCs w:val="22"/>
+              <w:u w:val="none"/>
+              <w:shd w:fill="auto" w:val="clear"/>
+              <w:vertAlign w:val="baseline"/>
+            </w:rPr>
+          </w:pPr>
+          <w:hyperlink w:anchor="_9mlg358a4w0q">
+            <w:r>
+              <w:rPr>
+                <w:rFonts w:ascii="Arial" w:cs="Arial" w:eastAsia="Arial" w:hAnsi="Arial"/>
+                <w:b w:val="0"/>
+                <w:bCs w:val="0"/>
+                <w:i w:val="0"/>
+                <w:iCs w:val="0"/>
+                <w:smallCaps w:val="0"/>
+                <w:strike w:val="0"/>
+                <w:color w:val="000000"/>
+                <w:sz w:val="22"/>
+                <w:szCs w:val="22"/>
+                <w:u w:val="none"/>
+                <w:shd w:fill="auto" w:val="clear"/>
+                <w:vertAlign w:val="baseline"/>
+                <w:rtl w:val="0"/>
+              </w:rPr>
+              <w:t xml:space="preserve">2.1 Bejelentkező felület</w:t>
+              <w:tab/>
+              <w:t xml:space="preserve">3</w:t>
+            </w:r>
+          </w:hyperlink>
+          <w:r>
+            <w:rPr>
+              <w:rtl w:val="0"/>
+            </w:rPr>
+          </w:r>
+        </w:p>
+        <w:p>
+          <w:pPr>
+            <w:widowControl w:val="0"/>
+            <w:tabs>
+              <w:tab w:val="right" w:leader="underscore" w:pos="12000"/>
+            </w:tabs>
+            <w:spacing w:before="60" w:lineRule="auto"/>
+            <w:ind w:left="720" w:firstLine="0"/>
+            <w:rPr>
+              <w:rFonts w:ascii="Arial" w:cs="Arial" w:eastAsia="Arial" w:hAnsi="Arial"/>
+              <w:b w:val="0"/>
+              <w:bCs w:val="0"/>
+              <w:i w:val="0"/>
+              <w:iCs w:val="0"/>
+              <w:smallCaps w:val="0"/>
+              <w:strike w:val="0"/>
+              <w:color w:val="000000"/>
+              <w:sz w:val="22"/>
+              <w:szCs w:val="22"/>
+              <w:u w:val="none"/>
+              <w:shd w:fill="auto" w:val="clear"/>
+              <w:vertAlign w:val="baseline"/>
+            </w:rPr>
+          </w:pPr>
+          <w:hyperlink w:anchor="_e7vuvht56xi3">
+            <w:r>
+              <w:rPr>
+                <w:rFonts w:ascii="Arial" w:cs="Arial" w:eastAsia="Arial" w:hAnsi="Arial"/>
+                <w:b w:val="0"/>
+                <w:bCs w:val="0"/>
+                <w:i w:val="0"/>
+                <w:iCs w:val="0"/>
+                <w:smallCaps w:val="0"/>
+                <w:strike w:val="0"/>
+                <w:color w:val="000000"/>
+                <w:sz w:val="22"/>
+                <w:szCs w:val="22"/>
+                <w:u w:val="none"/>
+                <w:shd w:fill="auto" w:val="clear"/>
+                <w:vertAlign w:val="baseline"/>
+                <w:rtl w:val="0"/>
+              </w:rPr>
+              <w:t xml:space="preserve">2.1.1 Belépési lépések</w:t>
+              <w:tab/>
+              <w:t xml:space="preserve">3</w:t>
+            </w:r>
+          </w:hyperlink>
+          <w:r>
+            <w:rPr>
+              <w:rtl w:val="0"/>
+            </w:rPr>
+          </w:r>
+        </w:p>
+        <w:p>
+          <w:pPr>
+            <w:widowControl w:val="0"/>
+            <w:tabs>
+              <w:tab w:val="right" w:leader="underscore" w:pos="12000"/>
+            </w:tabs>
+            <w:spacing w:before="60" w:lineRule="auto"/>
+            <w:ind w:left="720" w:firstLine="0"/>
+            <w:rPr>
+              <w:rFonts w:ascii="Arial" w:cs="Arial" w:eastAsia="Arial" w:hAnsi="Arial"/>
+              <w:b w:val="0"/>
+              <w:bCs w:val="0"/>
+              <w:i w:val="0"/>
+              <w:iCs w:val="0"/>
+              <w:smallCaps w:val="0"/>
+              <w:strike w:val="0"/>
+              <w:color w:val="000000"/>
+              <w:sz w:val="22"/>
+              <w:szCs w:val="22"/>
+              <w:u w:val="none"/>
+              <w:shd w:fill="auto" w:val="clear"/>
+              <w:vertAlign w:val="baseline"/>
+            </w:rPr>
+          </w:pPr>
+          <w:hyperlink w:anchor="_3su0e69af226">
+            <w:r>
+              <w:rPr>
+                <w:rFonts w:ascii="Arial" w:cs="Arial" w:eastAsia="Arial" w:hAnsi="Arial"/>
+                <w:b w:val="0"/>
+                <w:bCs w:val="0"/>
+                <w:i w:val="0"/>
+                <w:iCs w:val="0"/>
+                <w:smallCaps w:val="0"/>
+                <w:strike w:val="0"/>
+                <w:color w:val="000000"/>
+                <w:sz w:val="22"/>
+                <w:szCs w:val="22"/>
+                <w:u w:val="none"/>
+                <w:shd w:fill="auto" w:val="clear"/>
+                <w:vertAlign w:val="baseline"/>
+                <w:rtl w:val="0"/>
+              </w:rPr>
+              <w:t xml:space="preserve">2.1.2 Munkamenet és automatikus kijelentkezés</w:t>
+              <w:tab/>
+              <w:t xml:space="preserve">3</w:t>
+            </w:r>
+          </w:hyperlink>
+          <w:r>
+            <w:rPr>
+              <w:rtl w:val="0"/>
+            </w:rPr>
+          </w:r>
+        </w:p>
+        <w:p>
+          <w:pPr>
+            <w:widowControl w:val="0"/>
+            <w:tabs>
+              <w:tab w:val="right" w:leader="underscore" w:pos="12000"/>
+            </w:tabs>
+            <w:spacing w:before="60" w:lineRule="auto"/>
+            <w:ind w:left="720" w:firstLine="0"/>
+            <w:rPr>
+              <w:rFonts w:ascii="Arial" w:cs="Arial" w:eastAsia="Arial" w:hAnsi="Arial"/>
+              <w:b w:val="0"/>
+              <w:bCs w:val="0"/>
+              <w:i w:val="0"/>
+              <w:iCs w:val="0"/>
+              <w:smallCaps w:val="0"/>
+              <w:strike w:val="0"/>
+              <w:color w:val="000000"/>
+              <w:sz w:val="22"/>
+              <w:szCs w:val="22"/>
+              <w:u w:val="none"/>
+              <w:shd w:fill="auto" w:val="clear"/>
+              <w:vertAlign w:val="baseline"/>
+            </w:rPr>
+          </w:pPr>
+          <w:hyperlink w:anchor="_5lfko5hb8yt5">
+            <w:r>
+              <w:rPr>
+                <w:rFonts w:ascii="Arial" w:cs="Arial" w:eastAsia="Arial" w:hAnsi="Arial"/>
+                <w:b w:val="0"/>
+                <w:bCs w:val="0"/>
+                <w:i w:val="0"/>
+                <w:iCs w:val="0"/>
+                <w:smallCaps w:val="0"/>
+                <w:strike w:val="0"/>
+                <w:color w:val="000000"/>
+                <w:sz w:val="22"/>
+                <w:szCs w:val="22"/>
+                <w:u w:val="none"/>
+                <w:shd w:fill="auto" w:val="clear"/>
+                <w:vertAlign w:val="baseline"/>
+                <w:rtl w:val="0"/>
+              </w:rPr>
+              <w:t xml:space="preserve">2.1.3 Kijelentkezés</w:t>
+              <w:tab/>
+              <w:t xml:space="preserve">4</w:t>
+            </w:r>
+          </w:hyperlink>
+          <w:r>
+            <w:rPr>
+              <w:rtl w:val="0"/>
+            </w:rPr>
+          </w:r>
+        </w:p>
+        <w:p>
+          <w:pPr>
+            <w:widowControl w:val="0"/>
+            <w:tabs>
+              <w:tab w:val="right" w:leader="underscore" w:pos="12000"/>
+            </w:tabs>
+            <w:spacing w:before="60" w:lineRule="auto"/>
+            <w:ind w:left="360" w:firstLine="0"/>
+            <w:rPr>
+              <w:rFonts w:ascii="Arial" w:cs="Arial" w:eastAsia="Arial" w:hAnsi="Arial"/>
+              <w:b w:val="0"/>
+              <w:bCs w:val="0"/>
+              <w:i w:val="0"/>
+              <w:iCs w:val="0"/>
+              <w:smallCaps w:val="0"/>
+              <w:strike w:val="0"/>
+              <w:color w:val="000000"/>
+              <w:sz w:val="22"/>
+              <w:szCs w:val="22"/>
+              <w:u w:val="none"/>
+              <w:shd w:fill="auto" w:val="clear"/>
+              <w:vertAlign w:val="baseline"/>
+            </w:rPr>
+          </w:pPr>
+          <w:hyperlink w:anchor="_3jhbhfb3x372">
+            <w:r>
+              <w:rPr>
+                <w:rFonts w:ascii="Arial" w:cs="Arial" w:eastAsia="Arial" w:hAnsi="Arial"/>
+                <w:b w:val="0"/>
+                <w:bCs w:val="0"/>
+                <w:i w:val="0"/>
+                <w:iCs w:val="0"/>
+                <w:smallCaps w:val="0"/>
+                <w:strike w:val="0"/>
+                <w:color w:val="000000"/>
+                <w:sz w:val="22"/>
+                <w:szCs w:val="22"/>
+                <w:u w:val="none"/>
+                <w:shd w:fill="auto" w:val="clear"/>
+                <w:vertAlign w:val="baseline"/>
+                <w:rtl w:val="0"/>
+              </w:rPr>
+              <w:t xml:space="preserve">2.2 Felület felépítése</w:t>
+              <w:tab/>
+              <w:t xml:space="preserve">4</w:t>
+            </w:r>
+          </w:hyperlink>
+          <w:r>
+            <w:rPr>
+              <w:rtl w:val="0"/>
+            </w:rPr>
+          </w:r>
+        </w:p>
+        <w:p>
+          <w:pPr>
+            <w:widowControl w:val="0"/>
+            <w:tabs>
+              <w:tab w:val="right" w:leader="underscore" w:pos="12000"/>
+            </w:tabs>
+            <w:spacing w:before="60" w:lineRule="auto"/>
+            <w:ind w:left="720" w:firstLine="0"/>
+            <w:rPr>
+              <w:rFonts w:ascii="Arial" w:cs="Arial" w:eastAsia="Arial" w:hAnsi="Arial"/>
+              <w:b w:val="0"/>
+              <w:bCs w:val="0"/>
+              <w:i w:val="0"/>
+              <w:iCs w:val="0"/>
+              <w:smallCaps w:val="0"/>
+              <w:strike w:val="0"/>
+              <w:color w:val="000000"/>
+              <w:sz w:val="22"/>
+              <w:szCs w:val="22"/>
+              <w:u w:val="none"/>
+              <w:shd w:fill="auto" w:val="clear"/>
+              <w:vertAlign w:val="baseline"/>
+            </w:rPr>
+          </w:pPr>
+          <w:hyperlink w:anchor="_daao0hogksqk">
+            <w:r>
+              <w:rPr>
+                <w:rFonts w:ascii="Arial" w:cs="Arial" w:eastAsia="Arial" w:hAnsi="Arial"/>
+                <w:b w:val="0"/>
+                <w:bCs w:val="0"/>
+                <w:i w:val="0"/>
+                <w:iCs w:val="0"/>
+                <w:smallCaps w:val="0"/>
+                <w:strike w:val="0"/>
+                <w:color w:val="000000"/>
+                <w:sz w:val="22"/>
+                <w:szCs w:val="22"/>
+                <w:u w:val="none"/>
+                <w:shd w:fill="auto" w:val="clear"/>
+                <w:vertAlign w:val="baseline"/>
+                <w:rtl w:val="0"/>
+              </w:rPr>
+              <w:t xml:space="preserve">2.2.1 Baloldali menü</w:t>
+              <w:tab/>
+              <w:t xml:space="preserve">4</w:t>
+            </w:r>
+          </w:hyperlink>
+          <w:r>
+            <w:rPr>
+              <w:rtl w:val="0"/>
+            </w:rPr>
+          </w:r>
+        </w:p>
+        <w:p>
+          <w:pPr>
+            <w:widowControl w:val="0"/>
+            <w:tabs>
+              <w:tab w:val="right" w:leader="underscore" w:pos="12000"/>
+            </w:tabs>
+            <w:spacing w:before="60" w:lineRule="auto"/>
+            <w:ind w:left="1080" w:firstLine="0"/>
+            <w:rPr>
+              <w:rFonts w:ascii="Arial" w:cs="Arial" w:eastAsia="Arial" w:hAnsi="Arial"/>
+              <w:b w:val="0"/>
+              <w:bCs w:val="0"/>
+              <w:i w:val="0"/>
+              <w:iCs w:val="0"/>
+              <w:smallCaps w:val="0"/>
+              <w:strike w:val="0"/>
+              <w:color w:val="000000"/>
+              <w:sz w:val="22"/>
+              <w:szCs w:val="22"/>
+              <w:u w:val="none"/>
+              <w:shd w:fill="auto" w:val="clear"/>
+              <w:vertAlign w:val="baseline"/>
+            </w:rPr>
+          </w:pPr>
+          <w:hyperlink w:anchor="_lawxeorp1zms">
+            <w:r>
+              <w:rPr>
+                <w:rFonts w:ascii="Arial" w:cs="Arial" w:eastAsia="Arial" w:hAnsi="Arial"/>
+                <w:b w:val="0"/>
+                <w:bCs w:val="0"/>
+                <w:i w:val="0"/>
+                <w:iCs w:val="0"/>
+                <w:smallCaps w:val="0"/>
+                <w:strike w:val="0"/>
+                <w:color w:val="000000"/>
+                <w:sz w:val="22"/>
+                <w:szCs w:val="22"/>
+                <w:u w:val="none"/>
+                <w:shd w:fill="auto" w:val="clear"/>
+                <w:vertAlign w:val="baseline"/>
+                <w:rtl w:val="0"/>
+              </w:rPr>
+              <w:t xml:space="preserve">2.2.1.1 Menüpontok</w:t>
+              <w:tab/>
+              <w:t xml:space="preserve">4</w:t>
+            </w:r>
+          </w:hyperlink>
+          <w:r>
+            <w:rPr>
+              <w:rtl w:val="0"/>
+            </w:rPr>
+          </w:r>
+        </w:p>
+        <w:p>
+          <w:pPr>
+            <w:widowControl w:val="0"/>
+            <w:tabs>
+              <w:tab w:val="right" w:leader="underscore" w:pos="12000"/>
+            </w:tabs>
+            <w:spacing w:before="60" w:lineRule="auto"/>
+            <w:ind w:left="1080" w:firstLine="0"/>
+            <w:rPr>
+              <w:rFonts w:ascii="Arial" w:cs="Arial" w:eastAsia="Arial" w:hAnsi="Arial"/>
+              <w:b w:val="0"/>
+              <w:bCs w:val="0"/>
+              <w:i w:val="0"/>
+              <w:iCs w:val="0"/>
+              <w:smallCaps w:val="0"/>
+              <w:strike w:val="0"/>
+              <w:color w:val="000000"/>
+              <w:sz w:val="22"/>
+              <w:szCs w:val="22"/>
+              <w:u w:val="none"/>
+              <w:shd w:fill="auto" w:val="clear"/>
+              <w:vertAlign w:val="baseline"/>
+            </w:rPr>
+          </w:pPr>
+          <w:hyperlink w:anchor="_7ij8jiburx12">
+            <w:r>
+              <w:rPr>
+                <w:rFonts w:ascii="Arial" w:cs="Arial" w:eastAsia="Arial" w:hAnsi="Arial"/>
+                <w:b w:val="0"/>
+                <w:bCs w:val="0"/>
+                <w:i w:val="0"/>
+                <w:iCs w:val="0"/>
+                <w:smallCaps w:val="0"/>
+                <w:strike w:val="0"/>
+                <w:color w:val="000000"/>
+                <w:sz w:val="22"/>
+                <w:szCs w:val="22"/>
+                <w:u w:val="none"/>
+                <w:shd w:fill="auto" w:val="clear"/>
+                <w:vertAlign w:val="baseline"/>
+                <w:rtl w:val="0"/>
+              </w:rPr>
+              <w:t xml:space="preserve">2.2.1.2 Témaválasztás</w:t>
+              <w:tab/>
+              <w:t xml:space="preserve">4</w:t>
+            </w:r>
+          </w:hyperlink>
+          <w:r>
+            <w:rPr>
+              <w:rtl w:val="0"/>
+            </w:rPr>
+          </w:r>
+        </w:p>
+        <w:p>
+          <w:pPr>
+            <w:widowControl w:val="0"/>
+            <w:tabs>
+              <w:tab w:val="right" w:leader="underscore" w:pos="12000"/>
+            </w:tabs>
+            <w:spacing w:before="60" w:lineRule="auto"/>
+            <w:ind w:left="720" w:firstLine="0"/>
+            <w:rPr>
+              <w:rFonts w:ascii="Arial" w:cs="Arial" w:eastAsia="Arial" w:hAnsi="Arial"/>
+              <w:b w:val="0"/>
+              <w:bCs w:val="0"/>
+              <w:i w:val="0"/>
+              <w:iCs w:val="0"/>
+              <w:smallCaps w:val="0"/>
+              <w:strike w:val="0"/>
+              <w:color w:val="000000"/>
+              <w:sz w:val="22"/>
+              <w:szCs w:val="22"/>
+              <w:u w:val="none"/>
+              <w:shd w:fill="auto" w:val="clear"/>
+              <w:vertAlign w:val="baseline"/>
+            </w:rPr>
+          </w:pPr>
+          <w:hyperlink w:anchor="_j8w0aeqikkhu">
+            <w:r>
+              <w:rPr>
+                <w:rFonts w:ascii="Arial" w:cs="Arial" w:eastAsia="Arial" w:hAnsi="Arial"/>
+                <w:b w:val="0"/>
+                <w:bCs w:val="0"/>
+                <w:i w:val="0"/>
+                <w:iCs w:val="0"/>
+                <w:smallCaps w:val="0"/>
+                <w:strike w:val="0"/>
+                <w:color w:val="000000"/>
+                <w:sz w:val="22"/>
+                <w:szCs w:val="22"/>
+                <w:u w:val="none"/>
+                <w:shd w:fill="auto" w:val="clear"/>
+                <w:vertAlign w:val="baseline"/>
+                <w:rtl w:val="0"/>
+              </w:rPr>
+              <w:t xml:space="preserve">2.2.2 Műszerfal</w:t>
+              <w:tab/>
+              <w:t xml:space="preserve">4</w:t>
+            </w:r>
+          </w:hyperlink>
+          <w:r>
+            <w:rPr>
+              <w:rtl w:val="0"/>
+            </w:rPr>
+          </w:r>
+        </w:p>
+        <w:p>
+          <w:pPr>
+            <w:widowControl w:val="0"/>
+            <w:tabs>
+              <w:tab w:val="right" w:leader="underscore" w:pos="12000"/>
+            </w:tabs>
+            <w:spacing w:before="60" w:lineRule="auto"/>
+            <w:ind w:left="1080" w:firstLine="0"/>
+            <w:rPr>
+              <w:rFonts w:ascii="Arial" w:cs="Arial" w:eastAsia="Arial" w:hAnsi="Arial"/>
+              <w:b w:val="0"/>
+              <w:bCs w:val="0"/>
+              <w:i w:val="0"/>
+              <w:iCs w:val="0"/>
+              <w:smallCaps w:val="0"/>
+              <w:strike w:val="0"/>
+              <w:color w:val="000000"/>
+              <w:sz w:val="22"/>
+              <w:szCs w:val="22"/>
+              <w:u w:val="none"/>
+              <w:shd w:fill="auto" w:val="clear"/>
+              <w:vertAlign w:val="baseline"/>
+            </w:rPr>
+          </w:pPr>
+          <w:hyperlink w:anchor="_6wqn395v69p1">
+            <w:r>
+              <w:rPr>
+                <w:rFonts w:ascii="Arial" w:cs="Arial" w:eastAsia="Arial" w:hAnsi="Arial"/>
+                <w:b w:val="0"/>
+                <w:bCs w:val="0"/>
+                <w:i w:val="0"/>
+                <w:iCs w:val="0"/>
+                <w:smallCaps w:val="0"/>
+                <w:strike w:val="0"/>
+                <w:color w:val="000000"/>
+                <w:sz w:val="22"/>
+                <w:szCs w:val="22"/>
+                <w:u w:val="none"/>
+                <w:shd w:fill="auto" w:val="clear"/>
+                <w:vertAlign w:val="baseline"/>
+                <w:rtl w:val="0"/>
+              </w:rPr>
+              <w:t xml:space="preserve">2.2.2.1 Sorompó állapota</w:t>
+              <w:tab/>
+              <w:t xml:space="preserve">4</w:t>
+            </w:r>
+          </w:hyperlink>
+          <w:r>
+            <w:rPr>
+              <w:rtl w:val="0"/>
+            </w:rPr>
+          </w:r>
+        </w:p>
+        <w:p>
+          <w:pPr>
+            <w:widowControl w:val="0"/>
+            <w:tabs>
+              <w:tab w:val="right" w:leader="underscore" w:pos="12000"/>
+            </w:tabs>
+            <w:spacing w:before="60" w:lineRule="auto"/>
+            <w:ind w:left="1080" w:firstLine="0"/>
+            <w:rPr>
+              <w:rFonts w:ascii="Arial" w:cs="Arial" w:eastAsia="Arial" w:hAnsi="Arial"/>
+              <w:b w:val="0"/>
+              <w:bCs w:val="0"/>
+              <w:i w:val="0"/>
+              <w:iCs w:val="0"/>
+              <w:smallCaps w:val="0"/>
+              <w:strike w:val="0"/>
+              <w:color w:val="000000"/>
+              <w:sz w:val="22"/>
+              <w:szCs w:val="22"/>
+              <w:u w:val="none"/>
+              <w:shd w:fill="auto" w:val="clear"/>
+              <w:vertAlign w:val="baseline"/>
+            </w:rPr>
+          </w:pPr>
+          <w:hyperlink w:anchor="_t2eziwy00clz">
+            <w:r>
+              <w:rPr>
+                <w:rFonts w:ascii="Arial" w:cs="Arial" w:eastAsia="Arial" w:hAnsi="Arial"/>
+                <w:b w:val="0"/>
+                <w:bCs w:val="0"/>
+                <w:i w:val="0"/>
+                <w:iCs w:val="0"/>
+                <w:smallCaps w:val="0"/>
+                <w:strike w:val="0"/>
+                <w:color w:val="000000"/>
+                <w:sz w:val="22"/>
+                <w:szCs w:val="22"/>
+                <w:u w:val="none"/>
+                <w:shd w:fill="auto" w:val="clear"/>
+                <w:vertAlign w:val="baseline"/>
+                <w:rtl w:val="0"/>
+              </w:rPr>
+              <w:t xml:space="preserve">2.2.2.2 Manuális nyitás</w:t>
+              <w:tab/>
+              <w:t xml:space="preserve">4</w:t>
+            </w:r>
+          </w:hyperlink>
+          <w:r>
+            <w:rPr>
+              <w:rtl w:val="0"/>
+            </w:rPr>
+          </w:r>
+        </w:p>
+        <w:p>
+          <w:pPr>
+            <w:widowControl w:val="0"/>
+            <w:tabs>
+              <w:tab w:val="right" w:leader="underscore" w:pos="12000"/>
+            </w:tabs>
+            <w:spacing w:before="60" w:lineRule="auto"/>
+            <w:ind w:left="1080" w:firstLine="0"/>
+            <w:rPr>
+              <w:rFonts w:ascii="Arial" w:cs="Arial" w:eastAsia="Arial" w:hAnsi="Arial"/>
+              <w:b w:val="0"/>
+              <w:bCs w:val="0"/>
+              <w:i w:val="0"/>
+              <w:iCs w:val="0"/>
+              <w:smallCaps w:val="0"/>
+              <w:strike w:val="0"/>
+              <w:color w:val="000000"/>
+              <w:sz w:val="22"/>
+              <w:szCs w:val="22"/>
+              <w:u w:val="none"/>
+              <w:shd w:fill="auto" w:val="clear"/>
+              <w:vertAlign w:val="baseline"/>
+            </w:rPr>
+          </w:pPr>
+          <w:hyperlink w:anchor="_zeyllexml179">
+            <w:r>
+              <w:rPr>
+                <w:rFonts w:ascii="Arial" w:cs="Arial" w:eastAsia="Arial" w:hAnsi="Arial"/>
+                <w:b w:val="0"/>
+                <w:bCs w:val="0"/>
+                <w:i w:val="0"/>
+                <w:iCs w:val="0"/>
+                <w:smallCaps w:val="0"/>
+                <w:strike w:val="0"/>
+                <w:color w:val="000000"/>
+                <w:sz w:val="22"/>
+                <w:szCs w:val="22"/>
+                <w:u w:val="none"/>
+                <w:shd w:fill="auto" w:val="clear"/>
+                <w:vertAlign w:val="baseline"/>
+                <w:rtl w:val="0"/>
+              </w:rPr>
+              <w:t xml:space="preserve">2.2.2.3 Utoljára felismert rendszám</w:t>
+              <w:tab/>
+              <w:t xml:space="preserve">5</w:t>
+            </w:r>
+          </w:hyperlink>
+          <w:r>
+            <w:rPr>
+              <w:rtl w:val="0"/>
+            </w:rPr>
+          </w:r>
+        </w:p>
+        <w:p>
+          <w:pPr>
+            <w:widowControl w:val="0"/>
+            <w:tabs>
+              <w:tab w:val="right" w:leader="underscore" w:pos="12000"/>
+            </w:tabs>
+            <w:spacing w:before="60" w:lineRule="auto"/>
+            <w:ind w:left="1080" w:firstLine="0"/>
+            <w:rPr>
+              <w:rFonts w:ascii="Arial" w:cs="Arial" w:eastAsia="Arial" w:hAnsi="Arial"/>
+              <w:b w:val="0"/>
+              <w:bCs w:val="0"/>
+              <w:i w:val="0"/>
+              <w:iCs w:val="0"/>
+              <w:smallCaps w:val="0"/>
+              <w:strike w:val="0"/>
+              <w:color w:val="000000"/>
+              <w:sz w:val="22"/>
+              <w:szCs w:val="22"/>
+              <w:u w:val="none"/>
+              <w:shd w:fill="auto" w:val="clear"/>
+              <w:vertAlign w:val="baseline"/>
+            </w:rPr>
+          </w:pPr>
+          <w:hyperlink w:anchor="_rw8s5ne4dr9t">
+            <w:r>
+              <w:rPr>
+                <w:rFonts w:ascii="Arial" w:cs="Arial" w:eastAsia="Arial" w:hAnsi="Arial"/>
+                <w:b w:val="0"/>
+                <w:bCs w:val="0"/>
+                <w:i w:val="0"/>
+                <w:iCs w:val="0"/>
+                <w:smallCaps w:val="0"/>
+                <w:strike w:val="0"/>
+                <w:color w:val="000000"/>
+                <w:sz w:val="22"/>
+                <w:szCs w:val="22"/>
+                <w:u w:val="none"/>
+                <w:shd w:fill="auto" w:val="clear"/>
+                <w:vertAlign w:val="baseline"/>
+                <w:rtl w:val="0"/>
+              </w:rPr>
+              <w:t xml:space="preserve">2.2.2.4 Kamera feed</w:t>
+              <w:tab/>
+              <w:t xml:space="preserve">5</w:t>
+            </w:r>
+          </w:hyperlink>
+          <w:r>
+            <w:rPr>
+              <w:rtl w:val="0"/>
+            </w:rPr>
+          </w:r>
+        </w:p>
+        <w:p>
+          <w:pPr>
+            <w:widowControl w:val="0"/>
+            <w:tabs>
+              <w:tab w:val="right" w:leader="underscore" w:pos="12000"/>
+            </w:tabs>
+            <w:spacing w:before="60" w:lineRule="auto"/>
+            <w:ind w:left="720" w:firstLine="0"/>
+            <w:rPr>
+              <w:rFonts w:ascii="Arial" w:cs="Arial" w:eastAsia="Arial" w:hAnsi="Arial"/>
+              <w:b w:val="0"/>
+              <w:bCs w:val="0"/>
+              <w:i w:val="0"/>
+              <w:iCs w:val="0"/>
+              <w:smallCaps w:val="0"/>
+              <w:strike w:val="0"/>
+              <w:color w:val="000000"/>
+              <w:sz w:val="22"/>
+              <w:szCs w:val="22"/>
+              <w:u w:val="none"/>
+              <w:shd w:fill="auto" w:val="clear"/>
+              <w:vertAlign w:val="baseline"/>
+            </w:rPr>
+          </w:pPr>
+          <w:hyperlink w:anchor="_y48j788m3yc5">
+            <w:r>
+              <w:rPr>
+                <w:rFonts w:ascii="Arial" w:cs="Arial" w:eastAsia="Arial" w:hAnsi="Arial"/>
+                <w:b w:val="0"/>
+                <w:bCs w:val="0"/>
+                <w:i w:val="0"/>
+                <w:iCs w:val="0"/>
+                <w:smallCaps w:val="0"/>
+                <w:strike w:val="0"/>
+                <w:color w:val="000000"/>
+                <w:sz w:val="22"/>
+                <w:szCs w:val="22"/>
+                <w:u w:val="none"/>
+                <w:shd w:fill="auto" w:val="clear"/>
+                <w:vertAlign w:val="baseline"/>
+                <w:rtl w:val="0"/>
+              </w:rPr>
+              <w:t xml:space="preserve">2.2.3 Whitelist</w:t>
+              <w:tab/>
+              <w:t xml:space="preserve">5</w:t>
+            </w:r>
+          </w:hyperlink>
+          <w:r>
+            <w:rPr>
+              <w:rtl w:val="0"/>
+            </w:rPr>
+          </w:r>
+        </w:p>
+        <w:p>
+          <w:pPr>
+            <w:widowControl w:val="0"/>
+            <w:tabs>
+              <w:tab w:val="right" w:leader="underscore" w:pos="12000"/>
+            </w:tabs>
+            <w:spacing w:before="60" w:lineRule="auto"/>
+            <w:ind w:left="1080" w:firstLine="0"/>
+            <w:rPr>
+              <w:rFonts w:ascii="Arial" w:cs="Arial" w:eastAsia="Arial" w:hAnsi="Arial"/>
+              <w:b w:val="0"/>
+              <w:bCs w:val="0"/>
+              <w:i w:val="0"/>
+              <w:iCs w:val="0"/>
+              <w:smallCaps w:val="0"/>
+              <w:strike w:val="0"/>
+              <w:color w:val="000000"/>
+              <w:sz w:val="22"/>
+              <w:szCs w:val="22"/>
+              <w:u w:val="none"/>
+              <w:shd w:fill="auto" w:val="clear"/>
+              <w:vertAlign w:val="baseline"/>
+            </w:rPr>
+          </w:pPr>
+          <w:hyperlink w:anchor="_ze6l4it4g87f">
+            <w:r>
+              <w:rPr>
+                <w:rFonts w:ascii="Arial" w:cs="Arial" w:eastAsia="Arial" w:hAnsi="Arial"/>
+                <w:b w:val="0"/>
+                <w:bCs w:val="0"/>
+                <w:i w:val="0"/>
+                <w:iCs w:val="0"/>
+                <w:smallCaps w:val="0"/>
+                <w:strike w:val="0"/>
+                <w:color w:val="000000"/>
+                <w:sz w:val="22"/>
+                <w:szCs w:val="22"/>
+                <w:u w:val="none"/>
+                <w:shd w:fill="auto" w:val="clear"/>
+                <w:vertAlign w:val="baseline"/>
+                <w:rtl w:val="0"/>
+              </w:rPr>
+              <w:t xml:space="preserve">2.2.3.1 Új személy hozzáadáas</w:t>
+              <w:tab/>
+              <w:t xml:space="preserve">5</w:t>
+            </w:r>
+          </w:hyperlink>
+          <w:r>
+            <w:rPr>
+              <w:rtl w:val="0"/>
+            </w:rPr>
+          </w:r>
+        </w:p>
+        <w:p>
+          <w:pPr>
+            <w:widowControl w:val="0"/>
+            <w:tabs>
+              <w:tab w:val="right" w:leader="underscore" w:pos="12000"/>
+            </w:tabs>
+            <w:spacing w:before="60" w:lineRule="auto"/>
+            <w:ind w:left="1080" w:firstLine="0"/>
+            <w:rPr>
+              <w:rFonts w:ascii="Arial" w:cs="Arial" w:eastAsia="Arial" w:hAnsi="Arial"/>
+              <w:b w:val="0"/>
+              <w:bCs w:val="0"/>
+              <w:i w:val="0"/>
+              <w:iCs w:val="0"/>
+              <w:smallCaps w:val="0"/>
+              <w:strike w:val="0"/>
+              <w:color w:val="000000"/>
+              <w:sz w:val="22"/>
+              <w:szCs w:val="22"/>
+              <w:u w:val="none"/>
+              <w:shd w:fill="auto" w:val="clear"/>
+              <w:vertAlign w:val="baseline"/>
+            </w:rPr>
+          </w:pPr>
+          <w:hyperlink w:anchor="_a23tvclzd9wb">
+            <w:r>
+              <w:rPr>
+                <w:rFonts w:ascii="Arial" w:cs="Arial" w:eastAsia="Arial" w:hAnsi="Arial"/>
+                <w:b w:val="0"/>
+                <w:bCs w:val="0"/>
+                <w:i w:val="0"/>
+                <w:iCs w:val="0"/>
+                <w:smallCaps w:val="0"/>
+                <w:strike w:val="0"/>
+                <w:color w:val="000000"/>
+                <w:sz w:val="22"/>
+                <w:szCs w:val="22"/>
+                <w:u w:val="none"/>
+                <w:shd w:fill="auto" w:val="clear"/>
+                <w:vertAlign w:val="baseline"/>
+                <w:rtl w:val="0"/>
+              </w:rPr>
+              <w:t xml:space="preserve">2.2.3.2 Személy törlése</w:t>
+              <w:tab/>
+              <w:t xml:space="preserve">5</w:t>
+            </w:r>
+          </w:hyperlink>
+          <w:r>
+            <w:rPr>
+              <w:rtl w:val="0"/>
+            </w:rPr>
+          </w:r>
+        </w:p>
+        <w:p>
+          <w:pPr>
+            <w:widowControl w:val="0"/>
+            <w:tabs>
+              <w:tab w:val="right" w:leader="underscore" w:pos="12000"/>
+            </w:tabs>
+            <w:spacing w:before="60" w:lineRule="auto"/>
+            <w:ind w:left="1080" w:firstLine="0"/>
+            <w:rPr>
+              <w:rFonts w:ascii="Arial" w:cs="Arial" w:eastAsia="Arial" w:hAnsi="Arial"/>
+              <w:b w:val="0"/>
+              <w:bCs w:val="0"/>
+              <w:i w:val="0"/>
+              <w:iCs w:val="0"/>
+              <w:smallCaps w:val="0"/>
+              <w:strike w:val="0"/>
+              <w:color w:val="000000"/>
+              <w:sz w:val="22"/>
+              <w:szCs w:val="22"/>
+              <w:u w:val="none"/>
+              <w:shd w:fill="auto" w:val="clear"/>
+              <w:vertAlign w:val="baseline"/>
+            </w:rPr>
+          </w:pPr>
+          <w:hyperlink w:anchor="_sn7i4heyoicq">
+            <w:r>
+              <w:rPr>
+                <w:rFonts w:ascii="Arial" w:cs="Arial" w:eastAsia="Arial" w:hAnsi="Arial"/>
+                <w:b w:val="0"/>
+                <w:bCs w:val="0"/>
+                <w:i w:val="0"/>
+                <w:iCs w:val="0"/>
+                <w:smallCaps w:val="0"/>
+                <w:strike w:val="0"/>
+                <w:color w:val="000000"/>
+                <w:sz w:val="22"/>
+                <w:szCs w:val="22"/>
+                <w:u w:val="none"/>
+                <w:shd w:fill="auto" w:val="clear"/>
+                <w:vertAlign w:val="baseline"/>
+                <w:rtl w:val="0"/>
+              </w:rPr>
+              <w:t xml:space="preserve">2.2.3.3 Keresés</w:t>
+              <w:tab/>
+              <w:t xml:space="preserve">5</w:t>
+            </w:r>
+          </w:hyperlink>
+          <w:r>
+            <w:rPr>
+              <w:rtl w:val="0"/>
+            </w:rPr>
+          </w:r>
+        </w:p>
+        <w:p>
+          <w:pPr>
+            <w:widowControl w:val="0"/>
+            <w:tabs>
+              <w:tab w:val="right" w:leader="underscore" w:pos="12000"/>
+            </w:tabs>
+            <w:spacing w:before="60" w:lineRule="auto"/>
+            <w:ind w:left="1080" w:firstLine="0"/>
+            <w:rPr>
+              <w:rFonts w:ascii="Arial" w:cs="Arial" w:eastAsia="Arial" w:hAnsi="Arial"/>
+              <w:b w:val="0"/>
+              <w:bCs w:val="0"/>
+              <w:i w:val="0"/>
+              <w:iCs w:val="0"/>
+              <w:smallCaps w:val="0"/>
+              <w:strike w:val="0"/>
+              <w:color w:val="000000"/>
+              <w:sz w:val="22"/>
+              <w:szCs w:val="22"/>
+              <w:u w:val="none"/>
+              <w:shd w:fill="auto" w:val="clear"/>
+              <w:vertAlign w:val="baseline"/>
+            </w:rPr>
+          </w:pPr>
+          <w:hyperlink w:anchor="_q8sjqgoo6u54">
+            <w:r>
+              <w:rPr>
+                <w:rFonts w:ascii="Arial" w:cs="Arial" w:eastAsia="Arial" w:hAnsi="Arial"/>
+                <w:b w:val="0"/>
+                <w:bCs w:val="0"/>
+                <w:i w:val="0"/>
+                <w:iCs w:val="0"/>
+                <w:smallCaps w:val="0"/>
+                <w:strike w:val="0"/>
+                <w:color w:val="000000"/>
+                <w:sz w:val="22"/>
+                <w:szCs w:val="22"/>
+                <w:u w:val="none"/>
+                <w:shd w:fill="auto" w:val="clear"/>
+                <w:vertAlign w:val="baseline"/>
+                <w:rtl w:val="0"/>
+              </w:rPr>
+              <w:t xml:space="preserve">2.2.3.4 Engedélyezett személyek listája</w:t>
+              <w:tab/>
+              <w:t xml:space="preserve">5</w:t>
+            </w:r>
+          </w:hyperlink>
+          <w:r>
+            <w:rPr>
+              <w:rtl w:val="0"/>
+            </w:rPr>
+          </w:r>
+        </w:p>
+        <w:p>
+          <w:pPr>
+            <w:widowControl w:val="0"/>
+            <w:tabs>
+              <w:tab w:val="right" w:leader="underscore" w:pos="12000"/>
+            </w:tabs>
+            <w:spacing w:before="60" w:lineRule="auto"/>
+            <w:ind w:left="720" w:firstLine="0"/>
+            <w:rPr>
+              <w:rFonts w:ascii="Arial" w:cs="Arial" w:eastAsia="Arial" w:hAnsi="Arial"/>
+              <w:b w:val="0"/>
+              <w:bCs w:val="0"/>
+              <w:i w:val="0"/>
+              <w:iCs w:val="0"/>
+              <w:smallCaps w:val="0"/>
+              <w:strike w:val="0"/>
+              <w:color w:val="000000"/>
+              <w:sz w:val="22"/>
+              <w:szCs w:val="22"/>
+              <w:u w:val="none"/>
+              <w:shd w:fill="auto" w:val="clear"/>
+              <w:vertAlign w:val="baseline"/>
+            </w:rPr>
+          </w:pPr>
+          <w:hyperlink w:anchor="_k2dkpx1ew1ki">
+            <w:r>
+              <w:rPr>
+                <w:rFonts w:ascii="Arial" w:cs="Arial" w:eastAsia="Arial" w:hAnsi="Arial"/>
+                <w:b w:val="0"/>
+                <w:bCs w:val="0"/>
+                <w:i w:val="0"/>
+                <w:iCs w:val="0"/>
+                <w:smallCaps w:val="0"/>
+                <w:strike w:val="0"/>
+                <w:color w:val="000000"/>
+                <w:sz w:val="22"/>
+                <w:szCs w:val="22"/>
+                <w:u w:val="none"/>
+                <w:shd w:fill="auto" w:val="clear"/>
+                <w:vertAlign w:val="baseline"/>
+                <w:rtl w:val="0"/>
+              </w:rPr>
+              <w:t xml:space="preserve">2.2.4 Napló</w:t>
+              <w:tab/>
+              <w:t xml:space="preserve">6</w:t>
+            </w:r>
+          </w:hyperlink>
+          <w:r>
+            <w:rPr>
+              <w:rtl w:val="0"/>
+            </w:rPr>
+          </w:r>
+        </w:p>
+        <w:p>
+          <w:pPr>
+            <w:widowControl w:val="0"/>
+            <w:tabs>
+              <w:tab w:val="right" w:leader="underscore" w:pos="12000"/>
+            </w:tabs>
+            <w:spacing w:before="60" w:lineRule="auto"/>
+            <w:ind w:left="1080" w:firstLine="0"/>
+            <w:rPr>
+              <w:rFonts w:ascii="Arial" w:cs="Arial" w:eastAsia="Arial" w:hAnsi="Arial"/>
+              <w:b w:val="0"/>
+              <w:bCs w:val="0"/>
+              <w:i w:val="0"/>
+              <w:iCs w:val="0"/>
+              <w:smallCaps w:val="0"/>
+              <w:strike w:val="0"/>
+              <w:color w:val="000000"/>
+              <w:sz w:val="22"/>
+              <w:szCs w:val="22"/>
+              <w:u w:val="none"/>
+              <w:shd w:fill="auto" w:val="clear"/>
+              <w:vertAlign w:val="baseline"/>
+            </w:rPr>
+          </w:pPr>
+          <w:hyperlink w:anchor="_8k7poz9ot73i">
+            <w:r>
+              <w:rPr>
+                <w:rFonts w:ascii="Arial" w:cs="Arial" w:eastAsia="Arial" w:hAnsi="Arial"/>
+                <w:b w:val="0"/>
+                <w:bCs w:val="0"/>
+                <w:i w:val="0"/>
+                <w:iCs w:val="0"/>
+                <w:smallCaps w:val="0"/>
+                <w:strike w:val="0"/>
+                <w:color w:val="000000"/>
+                <w:sz w:val="22"/>
+                <w:szCs w:val="22"/>
+                <w:u w:val="none"/>
+                <w:shd w:fill="auto" w:val="clear"/>
+                <w:vertAlign w:val="baseline"/>
+                <w:rtl w:val="0"/>
+              </w:rPr>
+              <w:t xml:space="preserve">2.2.4.1 Esemény adatok</w:t>
+              <w:tab/>
+              <w:t xml:space="preserve">6</w:t>
+            </w:r>
+          </w:hyperlink>
+          <w:r>
+            <w:rPr>
+              <w:rtl w:val="0"/>
+            </w:rPr>
+          </w:r>
+        </w:p>
+        <w:p>
+          <w:pPr>
+            <w:widowControl w:val="0"/>
+            <w:tabs>
+              <w:tab w:val="right" w:leader="underscore" w:pos="12000"/>
+            </w:tabs>
+            <w:spacing w:before="60" w:lineRule="auto"/>
+            <w:ind w:left="1080" w:firstLine="0"/>
+            <w:rPr>
+              <w:rFonts w:ascii="Arial" w:cs="Arial" w:eastAsia="Arial" w:hAnsi="Arial"/>
+              <w:b w:val="0"/>
+              <w:bCs w:val="0"/>
+              <w:i w:val="0"/>
+              <w:iCs w:val="0"/>
+              <w:smallCaps w:val="0"/>
+              <w:strike w:val="0"/>
+              <w:color w:val="000000"/>
+              <w:sz w:val="22"/>
+              <w:szCs w:val="22"/>
+              <w:u w:val="none"/>
+              <w:shd w:fill="auto" w:val="clear"/>
+              <w:vertAlign w:val="baseline"/>
+            </w:rPr>
+          </w:pPr>
+          <w:hyperlink w:anchor="_68a27oww958v">
+            <w:r>
+              <w:rPr>
+                <w:rFonts w:ascii="Arial" w:cs="Arial" w:eastAsia="Arial" w:hAnsi="Arial"/>
+                <w:b w:val="0"/>
+                <w:bCs w:val="0"/>
+                <w:i w:val="0"/>
+                <w:iCs w:val="0"/>
+                <w:smallCaps w:val="0"/>
+                <w:strike w:val="0"/>
+                <w:color w:val="000000"/>
+                <w:sz w:val="22"/>
+                <w:szCs w:val="22"/>
+                <w:u w:val="none"/>
+                <w:shd w:fill="auto" w:val="clear"/>
+                <w:vertAlign w:val="baseline"/>
+                <w:rtl w:val="0"/>
+              </w:rPr>
+              <w:t xml:space="preserve">2.2.4.2 Szűrés</w:t>
+              <w:tab/>
+              <w:t xml:space="preserve">6</w:t>
+            </w:r>
+          </w:hyperlink>
+          <w:r>
+            <w:rPr>
+              <w:rtl w:val="0"/>
+            </w:rPr>
+          </w:r>
+        </w:p>
+        <w:p>
+          <w:pPr>
+            <w:widowControl w:val="0"/>
+            <w:tabs>
+              <w:tab w:val="right" w:leader="underscore" w:pos="12000"/>
+            </w:tabs>
+            <w:spacing w:before="60" w:lineRule="auto"/>
+            <w:rPr>
+              <w:rFonts w:ascii="Arial" w:cs="Arial" w:eastAsia="Arial" w:hAnsi="Arial"/>
+              <w:b w:val="1"/>
+              <w:bCs w:val="1"/>
+              <w:i w:val="0"/>
+              <w:iCs w:val="0"/>
+              <w:smallCaps w:val="0"/>
+              <w:strike w:val="0"/>
+              <w:color w:val="000000"/>
+              <w:sz w:val="22"/>
+              <w:szCs w:val="22"/>
+              <w:u w:val="none"/>
+              <w:shd w:fill="auto" w:val="clear"/>
+              <w:vertAlign w:val="baseline"/>
             </w:rPr>
           </w:pPr>
           <w:hyperlink w:anchor="_av7mwbg3y1m2">
@@ -372,9 +1617,9 @@
                 <w:vertAlign w:val="baseline"/>
                 <w:rtl w:val="0"/>
               </w:rPr>
-              <w:t xml:space="preserve">2. Rendszeráttekintés</w:t>
+              <w:t xml:space="preserve">3. Rendszeráttekintés</w:t>
               <w:tab/>
-              <w:t xml:space="preserve">3</w:t>
+              <w:t xml:space="preserve">6</w:t>
             </w:r>
           </w:hyperlink>
           <w:r>
@@ -392,8 +1637,19 @@
             <w:spacing w:before="60" w:lineRule="auto"/>
             <w:ind w:left="360" w:firstLine="0"/>
             <w:rPr>
+              <w:rFonts w:ascii="Arial" w:cs="Arial" w:eastAsia="Arial" w:hAnsi="Arial"/>
+              <w:b w:val="0"/>
+              <w:bCs w:val="0"/>
+              <w:i w:val="0"/>
+              <w:iCs w:val="0"/>
+              <w:smallCaps w:val="0"/>
+              <w:strike w:val="0"/>
               <w:color w:val="000000"/>
+              <w:sz w:val="22"/>
+              <w:szCs w:val="22"/>
               <w:u w:val="none"/>
+              <w:shd w:fill="auto" w:val="clear"/>
+              <w:vertAlign w:val="baseline"/>
             </w:rPr>
           </w:pPr>
           <w:hyperlink w:anchor="_9ci8mpikwcoz">
@@ -414,9 +1670,9 @@
                 <w:vertAlign w:val="baseline"/>
                 <w:rtl w:val="0"/>
               </w:rPr>
-              <w:t xml:space="preserve">2.1 Architektúra</w:t>
+              <w:t xml:space="preserve">3.1 Architektúra</w:t>
               <w:tab/>
-              <w:t xml:space="preserve">3</w:t>
+              <w:t xml:space="preserve">6</w:t>
             </w:r>
           </w:hyperlink>
           <w:r>
@@ -434,8 +1690,19 @@
             <w:spacing w:before="60" w:lineRule="auto"/>
             <w:ind w:left="360" w:firstLine="0"/>
             <w:rPr>
+              <w:rFonts w:ascii="Arial" w:cs="Arial" w:eastAsia="Arial" w:hAnsi="Arial"/>
+              <w:b w:val="0"/>
+              <w:bCs w:val="0"/>
+              <w:i w:val="0"/>
+              <w:iCs w:val="0"/>
+              <w:smallCaps w:val="0"/>
+              <w:strike w:val="0"/>
               <w:color w:val="000000"/>
+              <w:sz w:val="22"/>
+              <w:szCs w:val="22"/>
               <w:u w:val="none"/>
+              <w:shd w:fill="auto" w:val="clear"/>
+              <w:vertAlign w:val="baseline"/>
             </w:rPr>
           </w:pPr>
           <w:hyperlink w:anchor="_yo853b1wjt4y">
@@ -456,9 +1723,9 @@
                 <w:vertAlign w:val="baseline"/>
                 <w:rtl w:val="0"/>
               </w:rPr>
-              <w:t xml:space="preserve">2.2 Fájlstruktúra</w:t>
+              <w:t xml:space="preserve">3.2 Fájlstruktúra</w:t>
               <w:tab/>
-              <w:t xml:space="preserve">3</w:t>
+              <w:t xml:space="preserve">6</w:t>
             </w:r>
           </w:hyperlink>
           <w:r>
@@ -475,10 +1742,19 @@
             </w:tabs>
             <w:spacing w:before="60" w:lineRule="auto"/>
             <w:rPr>
+              <w:rFonts w:ascii="Arial" w:cs="Arial" w:eastAsia="Arial" w:hAnsi="Arial"/>
               <w:b w:val="1"/>
               <w:bCs w:val="1"/>
+              <w:i w:val="0"/>
+              <w:iCs w:val="0"/>
+              <w:smallCaps w:val="0"/>
+              <w:strike w:val="0"/>
               <w:color w:val="000000"/>
+              <w:sz w:val="22"/>
+              <w:szCs w:val="22"/>
               <w:u w:val="none"/>
+              <w:shd w:fill="auto" w:val="clear"/>
+              <w:vertAlign w:val="baseline"/>
             </w:rPr>
           </w:pPr>
           <w:hyperlink w:anchor="_5pfwr6hti28n">
@@ -499,9 +1775,9 @@
                 <w:vertAlign w:val="baseline"/>
                 <w:rtl w:val="0"/>
               </w:rPr>
-              <w:t xml:space="preserve">3. Frontend</w:t>
+              <w:t xml:space="preserve">4. Frontend</w:t>
               <w:tab/>
-              <w:t xml:space="preserve">5</w:t>
+              <w:t xml:space="preserve">8</w:t>
             </w:r>
           </w:hyperlink>
           <w:r>
@@ -519,8 +1795,19 @@
             <w:spacing w:before="60" w:lineRule="auto"/>
             <w:ind w:left="360" w:firstLine="0"/>
             <w:rPr>
+              <w:rFonts w:ascii="Arial" w:cs="Arial" w:eastAsia="Arial" w:hAnsi="Arial"/>
+              <w:b w:val="0"/>
+              <w:bCs w:val="0"/>
+              <w:i w:val="0"/>
+              <w:iCs w:val="0"/>
+              <w:smallCaps w:val="0"/>
+              <w:strike w:val="0"/>
               <w:color w:val="000000"/>
+              <w:sz w:val="22"/>
+              <w:szCs w:val="22"/>
               <w:u w:val="none"/>
+              <w:shd w:fill="auto" w:val="clear"/>
+              <w:vertAlign w:val="baseline"/>
             </w:rPr>
           </w:pPr>
           <w:hyperlink w:anchor="_onuqnqlh76mo">
@@ -541,9 +1828,9 @@
                 <w:vertAlign w:val="baseline"/>
                 <w:rtl w:val="0"/>
               </w:rPr>
-              <w:t xml:space="preserve">3.1 Technológiai stack</w:t>
+              <w:t xml:space="preserve">4.1 Technológiai stack</w:t>
               <w:tab/>
-              <w:t xml:space="preserve">5</w:t>
+              <w:t xml:space="preserve">8</w:t>
             </w:r>
           </w:hyperlink>
           <w:r>
@@ -561,8 +1848,19 @@
             <w:spacing w:before="60" w:lineRule="auto"/>
             <w:ind w:left="360" w:firstLine="0"/>
             <w:rPr>
+              <w:rFonts w:ascii="Arial" w:cs="Arial" w:eastAsia="Arial" w:hAnsi="Arial"/>
+              <w:b w:val="0"/>
+              <w:bCs w:val="0"/>
+              <w:i w:val="0"/>
+              <w:iCs w:val="0"/>
+              <w:smallCaps w:val="0"/>
+              <w:strike w:val="0"/>
               <w:color w:val="000000"/>
+              <w:sz w:val="22"/>
+              <w:szCs w:val="22"/>
               <w:u w:val="none"/>
+              <w:shd w:fill="auto" w:val="clear"/>
+              <w:vertAlign w:val="baseline"/>
             </w:rPr>
           </w:pPr>
           <w:hyperlink w:anchor="_np5ass4ddbxa">
@@ -583,9 +1881,9 @@
                 <w:vertAlign w:val="baseline"/>
                 <w:rtl w:val="0"/>
               </w:rPr>
-              <w:t xml:space="preserve">3.2 Komponensek</w:t>
+              <w:t xml:space="preserve">4.2 Komponensek</w:t>
               <w:tab/>
-              <w:t xml:space="preserve">5</w:t>
+              <w:t xml:space="preserve">8</w:t>
             </w:r>
           </w:hyperlink>
           <w:r>
@@ -603,8 +1901,19 @@
             <w:spacing w:before="60" w:lineRule="auto"/>
             <w:ind w:left="720" w:firstLine="0"/>
             <w:rPr>
+              <w:rFonts w:ascii="Arial" w:cs="Arial" w:eastAsia="Arial" w:hAnsi="Arial"/>
+              <w:b w:val="0"/>
+              <w:bCs w:val="0"/>
+              <w:i w:val="0"/>
+              <w:iCs w:val="0"/>
+              <w:smallCaps w:val="0"/>
+              <w:strike w:val="0"/>
               <w:color w:val="000000"/>
+              <w:sz w:val="22"/>
+              <w:szCs w:val="22"/>
               <w:u w:val="none"/>
+              <w:shd w:fill="auto" w:val="clear"/>
+              <w:vertAlign w:val="baseline"/>
             </w:rPr>
           </w:pPr>
           <w:hyperlink w:anchor="_z9iq06azzb40">
@@ -625,9 +1934,9 @@
                 <w:vertAlign w:val="baseline"/>
                 <w:rtl w:val="0"/>
               </w:rPr>
-              <w:t xml:space="preserve">3.2.1 App (gyökér komponens)</w:t>
+              <w:t xml:space="preserve">4.2.1 App (gyökér komponens)</w:t>
               <w:tab/>
-              <w:t xml:space="preserve">5</w:t>
+              <w:t xml:space="preserve">8</w:t>
             </w:r>
           </w:hyperlink>
           <w:r>
@@ -645,8 +1954,19 @@
             <w:spacing w:before="60" w:lineRule="auto"/>
             <w:ind w:left="720" w:firstLine="0"/>
             <w:rPr>
+              <w:rFonts w:ascii="Arial" w:cs="Arial" w:eastAsia="Arial" w:hAnsi="Arial"/>
+              <w:b w:val="0"/>
+              <w:bCs w:val="0"/>
+              <w:i w:val="0"/>
+              <w:iCs w:val="0"/>
+              <w:smallCaps w:val="0"/>
+              <w:strike w:val="0"/>
               <w:color w:val="000000"/>
+              <w:sz w:val="22"/>
+              <w:szCs w:val="22"/>
               <w:u w:val="none"/>
+              <w:shd w:fill="auto" w:val="clear"/>
+              <w:vertAlign w:val="baseline"/>
             </w:rPr>
           </w:pPr>
           <w:hyperlink w:anchor="_rybw6m2b69c7">
@@ -667,9 +1987,9 @@
                 <w:vertAlign w:val="baseline"/>
                 <w:rtl w:val="0"/>
               </w:rPr>
-              <w:t xml:space="preserve">3.2.2 Login</w:t>
+              <w:t xml:space="preserve">4.2.2 Login</w:t>
               <w:tab/>
-              <w:t xml:space="preserve">5</w:t>
+              <w:t xml:space="preserve">8</w:t>
             </w:r>
           </w:hyperlink>
           <w:r>
@@ -687,8 +2007,19 @@
             <w:spacing w:before="60" w:lineRule="auto"/>
             <w:ind w:left="720" w:firstLine="0"/>
             <w:rPr>
+              <w:rFonts w:ascii="Arial" w:cs="Arial" w:eastAsia="Arial" w:hAnsi="Arial"/>
+              <w:b w:val="0"/>
+              <w:bCs w:val="0"/>
+              <w:i w:val="0"/>
+              <w:iCs w:val="0"/>
+              <w:smallCaps w:val="0"/>
+              <w:strike w:val="0"/>
               <w:color w:val="000000"/>
+              <w:sz w:val="22"/>
+              <w:szCs w:val="22"/>
               <w:u w:val="none"/>
+              <w:shd w:fill="auto" w:val="clear"/>
+              <w:vertAlign w:val="baseline"/>
             </w:rPr>
           </w:pPr>
           <w:hyperlink w:anchor="_yhsnvw81m0r5">
@@ -709,9 +2040,9 @@
                 <w:vertAlign w:val="baseline"/>
                 <w:rtl w:val="0"/>
               </w:rPr>
-              <w:t xml:space="preserve">3.2.3 DashboardTab (Műszerfal)</w:t>
+              <w:t xml:space="preserve">4.2.3 DashboardTab (Műszerfal)</w:t>
               <w:tab/>
-              <w:t xml:space="preserve">5</w:t>
+              <w:t xml:space="preserve">8</w:t>
             </w:r>
           </w:hyperlink>
           <w:r>
@@ -729,8 +2060,19 @@
             <w:spacing w:before="60" w:lineRule="auto"/>
             <w:ind w:left="720" w:firstLine="0"/>
             <w:rPr>
+              <w:rFonts w:ascii="Arial" w:cs="Arial" w:eastAsia="Arial" w:hAnsi="Arial"/>
+              <w:b w:val="0"/>
+              <w:bCs w:val="0"/>
+              <w:i w:val="0"/>
+              <w:iCs w:val="0"/>
+              <w:smallCaps w:val="0"/>
+              <w:strike w:val="0"/>
               <w:color w:val="000000"/>
+              <w:sz w:val="22"/>
+              <w:szCs w:val="22"/>
               <w:u w:val="none"/>
+              <w:shd w:fill="auto" w:val="clear"/>
+              <w:vertAlign w:val="baseline"/>
             </w:rPr>
           </w:pPr>
           <w:hyperlink w:anchor="_dypdh71kp5ml">
@@ -751,9 +2093,9 @@
                 <w:vertAlign w:val="baseline"/>
                 <w:rtl w:val="0"/>
               </w:rPr>
-              <w:t xml:space="preserve">3.2.4 WhitelistTab</w:t>
+              <w:t xml:space="preserve">4.2.4 WhitelistTab</w:t>
               <w:tab/>
-              <w:t xml:space="preserve">5</w:t>
+              <w:t xml:space="preserve">8</w:t>
             </w:r>
           </w:hyperlink>
           <w:r>
@@ -771,8 +2113,19 @@
             <w:spacing w:before="60" w:lineRule="auto"/>
             <w:ind w:left="720" w:firstLine="0"/>
             <w:rPr>
+              <w:rFonts w:ascii="Arial" w:cs="Arial" w:eastAsia="Arial" w:hAnsi="Arial"/>
+              <w:b w:val="0"/>
+              <w:bCs w:val="0"/>
+              <w:i w:val="0"/>
+              <w:iCs w:val="0"/>
+              <w:smallCaps w:val="0"/>
+              <w:strike w:val="0"/>
               <w:color w:val="000000"/>
+              <w:sz w:val="22"/>
+              <w:szCs w:val="22"/>
               <w:u w:val="none"/>
+              <w:shd w:fill="auto" w:val="clear"/>
+              <w:vertAlign w:val="baseline"/>
             </w:rPr>
           </w:pPr>
           <w:hyperlink w:anchor="_a5skrs6teg2t">
@@ -793,9 +2146,9 @@
                 <w:vertAlign w:val="baseline"/>
                 <w:rtl w:val="0"/>
               </w:rPr>
-              <w:t xml:space="preserve">3.2.5 LogsTab (Eseménynapló)</w:t>
+              <w:t xml:space="preserve">4.2.5 LogsTab (Eseménynapló)</w:t>
               <w:tab/>
-              <w:t xml:space="preserve">5</w:t>
+              <w:t xml:space="preserve">9</w:t>
             </w:r>
           </w:hyperlink>
           <w:r>
@@ -813,8 +2166,19 @@
             <w:spacing w:before="60" w:lineRule="auto"/>
             <w:ind w:left="360" w:firstLine="0"/>
             <w:rPr>
+              <w:rFonts w:ascii="Arial" w:cs="Arial" w:eastAsia="Arial" w:hAnsi="Arial"/>
+              <w:b w:val="0"/>
+              <w:bCs w:val="0"/>
+              <w:i w:val="0"/>
+              <w:iCs w:val="0"/>
+              <w:smallCaps w:val="0"/>
+              <w:strike w:val="0"/>
               <w:color w:val="000000"/>
+              <w:sz w:val="22"/>
+              <w:szCs w:val="22"/>
               <w:u w:val="none"/>
+              <w:shd w:fill="auto" w:val="clear"/>
+              <w:vertAlign w:val="baseline"/>
             </w:rPr>
           </w:pPr>
           <w:hyperlink w:anchor="_kskligmmi0x0">
@@ -835,9 +2199,9 @@
                 <w:vertAlign w:val="baseline"/>
                 <w:rtl w:val="0"/>
               </w:rPr>
-              <w:t xml:space="preserve">3.3 Téma és stílusrendszer</w:t>
+              <w:t xml:space="preserve">4.3 Téma és stílusrendszer</w:t>
               <w:tab/>
-              <w:t xml:space="preserve">6</w:t>
+              <w:t xml:space="preserve">9</w:t>
             </w:r>
           </w:hyperlink>
           <w:r>
@@ -854,10 +2218,19 @@
             </w:tabs>
             <w:spacing w:before="60" w:lineRule="auto"/>
             <w:rPr>
+              <w:rFonts w:ascii="Arial" w:cs="Arial" w:eastAsia="Arial" w:hAnsi="Arial"/>
               <w:b w:val="1"/>
               <w:bCs w:val="1"/>
+              <w:i w:val="0"/>
+              <w:iCs w:val="0"/>
+              <w:smallCaps w:val="0"/>
+              <w:strike w:val="0"/>
               <w:color w:val="000000"/>
+              <w:sz w:val="22"/>
+              <w:szCs w:val="22"/>
               <w:u w:val="none"/>
+              <w:shd w:fill="auto" w:val="clear"/>
+              <w:vertAlign w:val="baseline"/>
             </w:rPr>
           </w:pPr>
           <w:hyperlink w:anchor="_59mdtg7ah7px">
@@ -878,9 +2251,9 @@
                 <w:vertAlign w:val="baseline"/>
                 <w:rtl w:val="0"/>
               </w:rPr>
-              <w:t xml:space="preserve">4. Backend (teszt.py)</w:t>
+              <w:t xml:space="preserve">5. Backend (teszt.py)</w:t>
               <w:tab/>
-              <w:t xml:space="preserve">7</w:t>
+              <w:t xml:space="preserve">10</w:t>
             </w:r>
           </w:hyperlink>
           <w:r>
@@ -898,8 +2271,19 @@
             <w:spacing w:before="60" w:lineRule="auto"/>
             <w:ind w:left="360" w:firstLine="0"/>
             <w:rPr>
+              <w:rFonts w:ascii="Arial" w:cs="Arial" w:eastAsia="Arial" w:hAnsi="Arial"/>
+              <w:b w:val="0"/>
+              <w:bCs w:val="0"/>
+              <w:i w:val="0"/>
+              <w:iCs w:val="0"/>
+              <w:smallCaps w:val="0"/>
+              <w:strike w:val="0"/>
               <w:color w:val="000000"/>
+              <w:sz w:val="22"/>
+              <w:szCs w:val="22"/>
               <w:u w:val="none"/>
+              <w:shd w:fill="auto" w:val="clear"/>
+              <w:vertAlign w:val="baseline"/>
             </w:rPr>
           </w:pPr>
           <w:hyperlink w:anchor="_ciczz8vhd1gf">
@@ -920,9 +2304,9 @@
                 <w:vertAlign w:val="baseline"/>
                 <w:rtl w:val="0"/>
               </w:rPr>
-              <w:t xml:space="preserve">4.1 Flask alkalmazás</w:t>
+              <w:t xml:space="preserve">5.1 Flask alkalmazás</w:t>
               <w:tab/>
-              <w:t xml:space="preserve">7</w:t>
+              <w:t xml:space="preserve">10</w:t>
             </w:r>
           </w:hyperlink>
           <w:r>
@@ -940,8 +2324,19 @@
             <w:spacing w:before="60" w:lineRule="auto"/>
             <w:ind w:left="360" w:firstLine="0"/>
             <w:rPr>
+              <w:rFonts w:ascii="Arial" w:cs="Arial" w:eastAsia="Arial" w:hAnsi="Arial"/>
+              <w:b w:val="0"/>
+              <w:bCs w:val="0"/>
+              <w:i w:val="0"/>
+              <w:iCs w:val="0"/>
+              <w:smallCaps w:val="0"/>
+              <w:strike w:val="0"/>
               <w:color w:val="000000"/>
+              <w:sz w:val="22"/>
+              <w:szCs w:val="22"/>
               <w:u w:val="none"/>
+              <w:shd w:fill="auto" w:val="clear"/>
+              <w:vertAlign w:val="baseline"/>
             </w:rPr>
           </w:pPr>
           <w:hyperlink w:anchor="_y1173lo7jm29">
@@ -962,9 +2357,115 @@
                 <w:vertAlign w:val="baseline"/>
                 <w:rtl w:val="0"/>
               </w:rPr>
-              <w:t xml:space="preserve">4.2 Adatbázis (MongoDB)</w:t>
+              <w:t xml:space="preserve">5.2 Adatbázis (MongoDB)</w:t>
               <w:tab/>
-              <w:t xml:space="preserve">7</w:t>
+              <w:t xml:space="preserve">10</w:t>
+            </w:r>
+          </w:hyperlink>
+          <w:r>
+            <w:rPr>
+              <w:rtl w:val="0"/>
+            </w:rPr>
+          </w:r>
+        </w:p>
+        <w:p>
+          <w:pPr>
+            <w:widowControl w:val="0"/>
+            <w:tabs>
+              <w:tab w:val="right" w:leader="underscore" w:pos="12000"/>
+            </w:tabs>
+            <w:spacing w:before="60" w:lineRule="auto"/>
+            <w:ind w:left="720" w:firstLine="0"/>
+            <w:rPr>
+              <w:rFonts w:ascii="Arial" w:cs="Arial" w:eastAsia="Arial" w:hAnsi="Arial"/>
+              <w:b w:val="0"/>
+              <w:bCs w:val="0"/>
+              <w:i w:val="0"/>
+              <w:iCs w:val="0"/>
+              <w:smallCaps w:val="0"/>
+              <w:strike w:val="0"/>
+              <w:color w:val="000000"/>
+              <w:sz w:val="22"/>
+              <w:szCs w:val="22"/>
+              <w:u w:val="none"/>
+              <w:shd w:fill="auto" w:val="clear"/>
+              <w:vertAlign w:val="baseline"/>
+            </w:rPr>
+          </w:pPr>
+          <w:hyperlink w:anchor="_fz8zwv9fh640">
+            <w:r>
+              <w:rPr>
+                <w:rFonts w:ascii="Arial" w:cs="Arial" w:eastAsia="Arial" w:hAnsi="Arial"/>
+                <w:b w:val="0"/>
+                <w:bCs w:val="0"/>
+                <w:i w:val="0"/>
+                <w:iCs w:val="0"/>
+                <w:smallCaps w:val="0"/>
+                <w:strike w:val="0"/>
+                <w:color w:val="000000"/>
+                <w:sz w:val="22"/>
+                <w:szCs w:val="22"/>
+                <w:u w:val="none"/>
+                <w:shd w:fill="auto" w:val="clear"/>
+                <w:vertAlign w:val="baseline"/>
+                <w:rtl w:val="0"/>
+              </w:rPr>
+              <w:t xml:space="preserve">5.2.1 MongoDB Atlas integráció és adatkezelési logika</w:t>
+              <w:tab/>
+              <w:t xml:space="preserve">10</w:t>
+            </w:r>
+          </w:hyperlink>
+          <w:r>
+            <w:rPr>
+              <w:rtl w:val="0"/>
+            </w:rPr>
+          </w:r>
+        </w:p>
+        <w:p>
+          <w:pPr>
+            <w:widowControl w:val="0"/>
+            <w:tabs>
+              <w:tab w:val="right" w:leader="underscore" w:pos="12000"/>
+            </w:tabs>
+            <w:spacing w:before="60" w:lineRule="auto"/>
+            <w:ind w:left="720" w:firstLine="0"/>
+            <w:rPr>
+              <w:rFonts w:ascii="Arial" w:cs="Arial" w:eastAsia="Arial" w:hAnsi="Arial"/>
+              <w:b w:val="0"/>
+              <w:bCs w:val="0"/>
+              <w:i w:val="0"/>
+              <w:iCs w:val="0"/>
+              <w:smallCaps w:val="0"/>
+              <w:strike w:val="0"/>
+              <w:color w:val="000000"/>
+              <w:sz w:val="22"/>
+              <w:szCs w:val="22"/>
+              <w:u w:val="none"/>
+              <w:shd w:fill="auto" w:val="clear"/>
+              <w:vertAlign w:val="baseline"/>
+            </w:rPr>
+          </w:pPr>
+          <w:hyperlink w:anchor="_ek6epwpvuafg">
+            <w:r>
+              <w:rPr>
+                <w:rFonts w:ascii="Arial" w:cs="Arial" w:eastAsia="Arial" w:hAnsi="Arial"/>
+                <w:b w:val="0"/>
+                <w:bCs w:val="0"/>
+                <w:i w:val="0"/>
+                <w:iCs w:val="0"/>
+                <w:smallCaps w:val="0"/>
+                <w:strike w:val="0"/>
+                <w:color w:val="000000"/>
+                <w:sz w:val="22"/>
+                <w:szCs w:val="22"/>
+                <w:u w:val="none"/>
+                <w:shd w:fill="auto" w:val="clear"/>
+                <w:vertAlign w:val="baseline"/>
+                <w:rtl w:val="0"/>
+              </w:rPr>
+              <w:t xml:space="preserve">5.2.2 Adatbázis struktúra</w:t>
+              <w:tab/>
+              <w:t xml:space="preserve">10</w:t>
             </w:r>
           </w:hyperlink>
           <w:r>
@@ -982,8 +2483,19 @@
             <w:spacing w:before="60" w:lineRule="auto"/>
             <w:ind w:left="360" w:firstLine="0"/>
             <w:rPr>
+              <w:rFonts w:ascii="Arial" w:cs="Arial" w:eastAsia="Arial" w:hAnsi="Arial"/>
+              <w:b w:val="0"/>
+              <w:bCs w:val="0"/>
+              <w:i w:val="0"/>
+              <w:iCs w:val="0"/>
+              <w:smallCaps w:val="0"/>
+              <w:strike w:val="0"/>
               <w:color w:val="000000"/>
+              <w:sz w:val="22"/>
+              <w:szCs w:val="22"/>
               <w:u w:val="none"/>
+              <w:shd w:fill="auto" w:val="clear"/>
+              <w:vertAlign w:val="baseline"/>
             </w:rPr>
           </w:pPr>
           <w:hyperlink w:anchor="_71twbalhttth">
@@ -1004,9 +2516,9 @@
                 <w:vertAlign w:val="baseline"/>
                 <w:rtl w:val="0"/>
               </w:rPr>
-              <w:t xml:space="preserve">4.3 Képfeldolgozás és rendszámfelismerés</w:t>
+              <w:t xml:space="preserve">5.3 Képfeldolgozás és rendszámfelismerés</w:t>
               <w:tab/>
-              <w:t xml:space="preserve">7</w:t>
+              <w:t xml:space="preserve">11</w:t>
             </w:r>
           </w:hyperlink>
           <w:r>
@@ -1023,10 +2535,19 @@
             </w:tabs>
             <w:spacing w:before="60" w:lineRule="auto"/>
             <w:rPr>
+              <w:rFonts w:ascii="Arial" w:cs="Arial" w:eastAsia="Arial" w:hAnsi="Arial"/>
               <w:b w:val="1"/>
               <w:bCs w:val="1"/>
+              <w:i w:val="0"/>
+              <w:iCs w:val="0"/>
+              <w:smallCaps w:val="0"/>
+              <w:strike w:val="0"/>
               <w:color w:val="000000"/>
+              <w:sz w:val="22"/>
+              <w:szCs w:val="22"/>
               <w:u w:val="none"/>
+              <w:shd w:fill="auto" w:val="clear"/>
+              <w:vertAlign w:val="baseline"/>
             </w:rPr>
           </w:pPr>
           <w:hyperlink w:anchor="_n0i6hbqzk9ro">
@@ -1047,9 +2568,9 @@
                 <w:vertAlign w:val="baseline"/>
                 <w:rtl w:val="0"/>
               </w:rPr>
-              <w:t xml:space="preserve">5. API modul (Api.js)</w:t>
+              <w:t xml:space="preserve">6. API modul (Api.js)</w:t>
               <w:tab/>
-              <w:t xml:space="preserve">8</w:t>
+              <w:t xml:space="preserve">12</w:t>
             </w:r>
           </w:hyperlink>
           <w:r>
@@ -1067,8 +2588,19 @@
             <w:spacing w:before="60" w:lineRule="auto"/>
             <w:ind w:left="360" w:firstLine="0"/>
             <w:rPr>
+              <w:rFonts w:ascii="Arial" w:cs="Arial" w:eastAsia="Arial" w:hAnsi="Arial"/>
+              <w:b w:val="0"/>
+              <w:bCs w:val="0"/>
+              <w:i w:val="0"/>
+              <w:iCs w:val="0"/>
+              <w:smallCaps w:val="0"/>
+              <w:strike w:val="0"/>
               <w:color w:val="000000"/>
+              <w:sz w:val="22"/>
+              <w:szCs w:val="22"/>
               <w:u w:val="none"/>
+              <w:shd w:fill="auto" w:val="clear"/>
+              <w:vertAlign w:val="baseline"/>
             </w:rPr>
           </w:pPr>
           <w:hyperlink w:anchor="_k929coci2n2n">
@@ -1089,9 +2621,9 @@
                 <w:vertAlign w:val="baseline"/>
                 <w:rtl w:val="0"/>
               </w:rPr>
-              <w:t xml:space="preserve">5.1 jfetch segédfüggvény</w:t>
+              <w:t xml:space="preserve">6.1 jfetch segédfüggvény</w:t>
               <w:tab/>
-              <w:t xml:space="preserve">8</w:t>
+              <w:t xml:space="preserve">12</w:t>
             </w:r>
           </w:hyperlink>
           <w:r>
@@ -1109,8 +2641,19 @@
             <w:spacing w:before="60" w:lineRule="auto"/>
             <w:ind w:left="360" w:firstLine="0"/>
             <w:rPr>
+              <w:rFonts w:ascii="Arial" w:cs="Arial" w:eastAsia="Arial" w:hAnsi="Arial"/>
+              <w:b w:val="0"/>
+              <w:bCs w:val="0"/>
+              <w:i w:val="0"/>
+              <w:iCs w:val="0"/>
+              <w:smallCaps w:val="0"/>
+              <w:strike w:val="0"/>
               <w:color w:val="000000"/>
+              <w:sz w:val="22"/>
+              <w:szCs w:val="22"/>
               <w:u w:val="none"/>
+              <w:shd w:fill="auto" w:val="clear"/>
+              <w:vertAlign w:val="baseline"/>
             </w:rPr>
           </w:pPr>
           <w:hyperlink w:anchor="_vpfklyjg69e">
@@ -1131,9 +2674,9 @@
                 <w:vertAlign w:val="baseline"/>
                 <w:rtl w:val="0"/>
               </w:rPr>
-              <w:t xml:space="preserve">5.2 Mock mód</w:t>
+              <w:t xml:space="preserve">6.2 Mock mód</w:t>
               <w:tab/>
-              <w:t xml:space="preserve">8</w:t>
+              <w:t xml:space="preserve">12</w:t>
             </w:r>
           </w:hyperlink>
           <w:r>
@@ -1151,8 +2694,19 @@
             <w:spacing w:before="60" w:lineRule="auto"/>
             <w:ind w:left="360" w:firstLine="0"/>
             <w:rPr>
+              <w:rFonts w:ascii="Arial" w:cs="Arial" w:eastAsia="Arial" w:hAnsi="Arial"/>
+              <w:b w:val="0"/>
+              <w:bCs w:val="0"/>
+              <w:i w:val="0"/>
+              <w:iCs w:val="0"/>
+              <w:smallCaps w:val="0"/>
+              <w:strike w:val="0"/>
               <w:color w:val="000000"/>
+              <w:sz w:val="22"/>
+              <w:szCs w:val="22"/>
               <w:u w:val="none"/>
+              <w:shd w:fill="auto" w:val="clear"/>
+              <w:vertAlign w:val="baseline"/>
             </w:rPr>
           </w:pPr>
           <w:hyperlink w:anchor="_hs273qe4jdh">
@@ -1173,9 +2727,9 @@
                 <w:vertAlign w:val="baseline"/>
                 <w:rtl w:val="0"/>
               </w:rPr>
-              <w:t xml:space="preserve">5.3 Kamerakép URL</w:t>
+              <w:t xml:space="preserve">6.3 Kamerakép URL</w:t>
               <w:tab/>
-              <w:t xml:space="preserve">8</w:t>
+              <w:t xml:space="preserve">12</w:t>
             </w:r>
           </w:hyperlink>
           <w:r>
@@ -1192,10 +2746,19 @@
             </w:tabs>
             <w:spacing w:before="60" w:lineRule="auto"/>
             <w:rPr>
+              <w:rFonts w:ascii="Arial" w:cs="Arial" w:eastAsia="Arial" w:hAnsi="Arial"/>
               <w:b w:val="1"/>
               <w:bCs w:val="1"/>
+              <w:i w:val="0"/>
+              <w:iCs w:val="0"/>
+              <w:smallCaps w:val="0"/>
+              <w:strike w:val="0"/>
               <w:color w:val="000000"/>
+              <w:sz w:val="22"/>
+              <w:szCs w:val="22"/>
               <w:u w:val="none"/>
+              <w:shd w:fill="auto" w:val="clear"/>
+              <w:vertAlign w:val="baseline"/>
             </w:rPr>
           </w:pPr>
           <w:hyperlink w:anchor="_u1lopy7gwvfl">
@@ -1216,9 +2779,9 @@
                 <w:vertAlign w:val="baseline"/>
                 <w:rtl w:val="0"/>
               </w:rPr>
-              <w:t xml:space="preserve">6. Telepítés és futtatás</w:t>
+              <w:t xml:space="preserve">7. Telepítés és futtatás</w:t>
               <w:tab/>
-              <w:t xml:space="preserve">9</w:t>
+              <w:t xml:space="preserve">13</w:t>
             </w:r>
           </w:hyperlink>
           <w:r>
@@ -1236,8 +2799,19 @@
             <w:spacing w:before="60" w:lineRule="auto"/>
             <w:ind w:left="360" w:firstLine="0"/>
             <w:rPr>
+              <w:rFonts w:ascii="Arial" w:cs="Arial" w:eastAsia="Arial" w:hAnsi="Arial"/>
+              <w:b w:val="0"/>
+              <w:bCs w:val="0"/>
+              <w:i w:val="0"/>
+              <w:iCs w:val="0"/>
+              <w:smallCaps w:val="0"/>
+              <w:strike w:val="0"/>
               <w:color w:val="000000"/>
+              <w:sz w:val="22"/>
+              <w:szCs w:val="22"/>
               <w:u w:val="none"/>
+              <w:shd w:fill="auto" w:val="clear"/>
+              <w:vertAlign w:val="baseline"/>
             </w:rPr>
           </w:pPr>
           <w:hyperlink w:anchor="_cb7s6l6uy3l0">
@@ -1258,9 +2832,9 @@
                 <w:vertAlign w:val="baseline"/>
                 <w:rtl w:val="0"/>
               </w:rPr>
-              <w:t xml:space="preserve">6.1 Python függőségek telepítése</w:t>
+              <w:t xml:space="preserve">7.1 Python függőségek telepítése</w:t>
               <w:tab/>
-              <w:t xml:space="preserve">9</w:t>
+              <w:t xml:space="preserve">13</w:t>
             </w:r>
           </w:hyperlink>
           <w:r>
@@ -1278,8 +2852,19 @@
             <w:spacing w:before="60" w:lineRule="auto"/>
             <w:ind w:left="360" w:firstLine="0"/>
             <w:rPr>
+              <w:rFonts w:ascii="Arial" w:cs="Arial" w:eastAsia="Arial" w:hAnsi="Arial"/>
+              <w:b w:val="0"/>
+              <w:bCs w:val="0"/>
+              <w:i w:val="0"/>
+              <w:iCs w:val="0"/>
+              <w:smallCaps w:val="0"/>
+              <w:strike w:val="0"/>
               <w:color w:val="000000"/>
+              <w:sz w:val="22"/>
+              <w:szCs w:val="22"/>
               <w:u w:val="none"/>
+              <w:shd w:fill="auto" w:val="clear"/>
+              <w:vertAlign w:val="baseline"/>
             </w:rPr>
           </w:pPr>
           <w:hyperlink w:anchor="_ebm87u44fzd4">
@@ -1300,9 +2885,9 @@
                 <w:vertAlign w:val="baseline"/>
                 <w:rtl w:val="0"/>
               </w:rPr>
-              <w:t xml:space="preserve">6.2 A backend szerver indítása</w:t>
+              <w:t xml:space="preserve">7.2 A backend szerver indítása</w:t>
               <w:tab/>
-              <w:t xml:space="preserve">9</w:t>
+              <w:t xml:space="preserve">13</w:t>
             </w:r>
           </w:hyperlink>
           <w:r>
@@ -1320,8 +2905,19 @@
             <w:spacing w:before="60" w:lineRule="auto"/>
             <w:ind w:left="360" w:firstLine="0"/>
             <w:rPr>
+              <w:rFonts w:ascii="Arial" w:cs="Arial" w:eastAsia="Arial" w:hAnsi="Arial"/>
+              <w:b w:val="0"/>
+              <w:bCs w:val="0"/>
+              <w:i w:val="0"/>
+              <w:iCs w:val="0"/>
+              <w:smallCaps w:val="0"/>
+              <w:strike w:val="0"/>
               <w:color w:val="000000"/>
+              <w:sz w:val="22"/>
+              <w:szCs w:val="22"/>
               <w:u w:val="none"/>
+              <w:shd w:fill="auto" w:val="clear"/>
+              <w:vertAlign w:val="baseline"/>
             </w:rPr>
           </w:pPr>
           <w:hyperlink w:anchor="_jhgj3qf6706a">
@@ -1342,9 +2938,9 @@
                 <w:vertAlign w:val="baseline"/>
                 <w:rtl w:val="0"/>
               </w:rPr>
-              <w:t xml:space="preserve">6.3 A frontend megnyitása</w:t>
+              <w:t xml:space="preserve">7.3 A frontend megnyitása</w:t>
               <w:tab/>
-              <w:t xml:space="preserve">9</w:t>
+              <w:t xml:space="preserve">13</w:t>
             </w:r>
           </w:hyperlink>
           <w:r>
@@ -1362,8 +2958,19 @@
             <w:spacing w:before="60" w:lineRule="auto"/>
             <w:ind w:left="360" w:firstLine="0"/>
             <w:rPr>
+              <w:rFonts w:ascii="Arial" w:cs="Arial" w:eastAsia="Arial" w:hAnsi="Arial"/>
+              <w:b w:val="0"/>
+              <w:bCs w:val="0"/>
+              <w:i w:val="0"/>
+              <w:iCs w:val="0"/>
+              <w:smallCaps w:val="0"/>
+              <w:strike w:val="0"/>
               <w:color w:val="000000"/>
+              <w:sz w:val="22"/>
+              <w:szCs w:val="22"/>
               <w:u w:val="none"/>
+              <w:shd w:fill="auto" w:val="clear"/>
+              <w:vertAlign w:val="baseline"/>
             </w:rPr>
           </w:pPr>
           <w:hyperlink w:anchor="_edj5n0thmfzb">
@@ -1384,9 +2991,9 @@
                 <w:vertAlign w:val="baseline"/>
                 <w:rtl w:val="0"/>
               </w:rPr>
-              <w:t xml:space="preserve">6.4 Környezeti változók</w:t>
+              <w:t xml:space="preserve">7.4 Környezeti változók</w:t>
               <w:tab/>
-              <w:t xml:space="preserve">9</w:t>
+              <w:t xml:space="preserve">13</w:t>
             </w:r>
           </w:hyperlink>
           <w:r>
@@ -1403,10 +3010,19 @@
             </w:tabs>
             <w:spacing w:before="60" w:lineRule="auto"/>
             <w:rPr>
+              <w:rFonts w:ascii="Arial" w:cs="Arial" w:eastAsia="Arial" w:hAnsi="Arial"/>
               <w:b w:val="1"/>
               <w:bCs w:val="1"/>
+              <w:i w:val="0"/>
+              <w:iCs w:val="0"/>
+              <w:smallCaps w:val="0"/>
+              <w:strike w:val="0"/>
               <w:color w:val="000000"/>
+              <w:sz w:val="22"/>
+              <w:szCs w:val="22"/>
               <w:u w:val="none"/>
+              <w:shd w:fill="auto" w:val="clear"/>
+              <w:vertAlign w:val="baseline"/>
             </w:rPr>
           </w:pPr>
           <w:hyperlink w:anchor="_vuhmlo2ysipf">
@@ -1427,9 +3043,9 @@
                 <w:vertAlign w:val="baseline"/>
                 <w:rtl w:val="0"/>
               </w:rPr>
-              <w:t xml:space="preserve">7. Biztonsági megfontolások</w:t>
+              <w:t xml:space="preserve">8. Biztonsági megfontolások</w:t>
               <w:tab/>
-              <w:t xml:space="preserve">10</w:t>
+              <w:t xml:space="preserve">14</w:t>
             </w:r>
           </w:hyperlink>
           <w:r>
@@ -1446,10 +3062,19 @@
             </w:tabs>
             <w:spacing w:before="60" w:lineRule="auto"/>
             <w:rPr>
+              <w:rFonts w:ascii="Arial" w:cs="Arial" w:eastAsia="Arial" w:hAnsi="Arial"/>
               <w:b w:val="1"/>
               <w:bCs w:val="1"/>
+              <w:i w:val="0"/>
+              <w:iCs w:val="0"/>
+              <w:smallCaps w:val="0"/>
+              <w:strike w:val="0"/>
               <w:color w:val="000000"/>
+              <w:sz w:val="22"/>
+              <w:szCs w:val="22"/>
               <w:u w:val="none"/>
+              <w:shd w:fill="auto" w:val="clear"/>
+              <w:vertAlign w:val="baseline"/>
             </w:rPr>
           </w:pPr>
           <w:hyperlink w:anchor="_wfbx6cxri0jp">
@@ -1470,9 +3095,9 @@
                 <w:vertAlign w:val="baseline"/>
                 <w:rtl w:val="0"/>
               </w:rPr>
-              <w:t xml:space="preserve">8. Bővítési lehetőségek</w:t>
+              <w:t xml:space="preserve">9. Bővítési lehetőségek</w:t>
               <w:tab/>
-              <w:t xml:space="preserve">10</w:t>
+              <w:t xml:space="preserve">14</w:t>
             </w:r>
           </w:hyperlink>
           <w:r>
@@ -1489,10 +3114,19 @@
             </w:tabs>
             <w:spacing w:before="60" w:lineRule="auto"/>
             <w:rPr>
+              <w:rFonts w:ascii="Arial" w:cs="Arial" w:eastAsia="Arial" w:hAnsi="Arial"/>
               <w:b w:val="1"/>
               <w:bCs w:val="1"/>
+              <w:i w:val="0"/>
+              <w:iCs w:val="0"/>
+              <w:smallCaps w:val="0"/>
+              <w:strike w:val="0"/>
               <w:color w:val="000000"/>
+              <w:sz w:val="22"/>
+              <w:szCs w:val="22"/>
               <w:u w:val="none"/>
+              <w:shd w:fill="auto" w:val="clear"/>
+              <w:vertAlign w:val="baseline"/>
             </w:rPr>
           </w:pPr>
           <w:hyperlink w:anchor="_df94znaagv4o">
@@ -1513,9 +3147,9 @@
                 <w:vertAlign w:val="baseline"/>
                 <w:rtl w:val="0"/>
               </w:rPr>
-              <w:t xml:space="preserve">9. Összefoglalás</w:t>
+              <w:t xml:space="preserve">10. Összefoglalás</w:t>
               <w:tab/>
-              <w:t xml:space="preserve">10</w:t>
+              <w:t xml:space="preserve">14</w:t>
             </w:r>
           </w:hyperlink>
           <w:r>
@@ -1570,6 +3204,7 @@
     </w:p>
     <w:p>
       <w:pPr>
+        <w:jc w:val="both"/>
         <w:rPr/>
       </w:pPr>
       <w:r>
@@ -1659,6 +3294,2584 @@
         <w:rPr>
           <w:rtl w:val="0"/>
         </w:rPr>
+        <w:t xml:space="preserve">2.Felhasználói útmutató</w:t>
+      </w:r>
+    </w:p>
+    <w:p>
+      <w:pPr>
+        <w:pStyle w:val="Heading2"/>
+        <w:rPr/>
+      </w:pPr>
+      <w:bookmarkStart w:colFirst="0" w:colLast="0" w:name="_9mlg358a4w0q" w:id="5"/>
+      <w:bookmarkEnd w:id="5"/>
+      <w:r>
+        <w:rPr>
+          <w:rtl w:val="0"/>
+        </w:rPr>
+        <w:t xml:space="preserve">2.1 Bejelentkező felület</w:t>
+      </w:r>
+      <w:r>
+        <w:rPr>
+          <w:rtl w:val="0"/>
+        </w:rPr>
+      </w:r>
+    </w:p>
+    <w:p>
+      <w:pPr>
+        <w:pStyle w:val="Heading3"/>
+        <w:rPr/>
+      </w:pPr>
+      <w:bookmarkStart w:colFirst="0" w:colLast="0" w:name="_e7vuvht56xi3" w:id="6"/>
+      <w:bookmarkEnd w:id="6"/>
+      <w:r>
+        <w:rPr>
+          <w:rtl w:val="0"/>
+        </w:rPr>
+        <w:t xml:space="preserve">2.1.1 Belépési lépések</w:t>
+      </w:r>
+    </w:p>
+    <w:p>
+      <w:pPr>
+        <w:rPr/>
+      </w:pPr>
+      <w:r>
+        <w:rPr>
+          <w:rtl w:val="0"/>
+        </w:rPr>
+      </w:r>
+    </w:p>
+    <w:p>
+      <w:pPr>
+        <w:jc w:val="both"/>
+        <w:rPr/>
+      </w:pPr>
+      <w:r>
+        <w:rPr>
+          <w:rtl w:val="0"/>
+        </w:rPr>
+        <w:tab/>
+        <w:t xml:space="preserve">(bemutató demo-ban nincs személyhez rendelt felhasználónév/jelszó)</w:t>
+      </w:r>
+      <w:r>
+        <w:rPr>
+          <w:rtl w:val="0"/>
+        </w:rPr>
+      </w:r>
+    </w:p>
+    <w:p>
+      <w:pPr>
+        <w:numPr>
+          <w:ilvl w:val="0"/>
+          <w:numId w:val="4"/>
+        </w:numPr>
+        <w:spacing w:after="60" w:before="60" w:lineRule="auto"/>
+        <w:ind w:left="720" w:hanging="360"/>
+        <w:jc w:val="both"/>
+      </w:pPr>
+      <w:r>
+        <w:rPr>
+          <w:color w:val="404040"/>
+          <w:rtl w:val="0"/>
+        </w:rPr>
+        <w:t xml:space="preserve">Adja meg a "Felhasználónév" mezőben a hozzárendelt felhasználónevét.(admin)</w:t>
+      </w:r>
+    </w:p>
+    <w:p>
+      <w:pPr>
+        <w:numPr>
+          <w:ilvl w:val="0"/>
+          <w:numId w:val="4"/>
+        </w:numPr>
+        <w:spacing w:after="60" w:before="60" w:lineRule="auto"/>
+        <w:ind w:left="720" w:hanging="360"/>
+        <w:jc w:val="both"/>
+        <w:rPr>
+          <w:color w:val="404040"/>
+        </w:rPr>
+      </w:pPr>
+      <w:r>
+        <w:rPr>
+          <w:color w:val="404040"/>
+          <w:rtl w:val="0"/>
+        </w:rPr>
+        <w:t xml:space="preserve">Adja meg a "Jelszó" mezőben az Önhöz tartozó jelszót.(admin123)</w:t>
+      </w:r>
+    </w:p>
+    <w:p>
+      <w:pPr>
+        <w:numPr>
+          <w:ilvl w:val="0"/>
+          <w:numId w:val="4"/>
+        </w:numPr>
+        <w:spacing w:after="60" w:before="60" w:lineRule="auto"/>
+        <w:ind w:left="720" w:hanging="360"/>
+        <w:jc w:val="both"/>
+        <w:rPr>
+          <w:color w:val="404040"/>
+          <w:sz w:val="26"/>
+          <w:szCs w:val="26"/>
+        </w:rPr>
+      </w:pPr>
+      <w:r>
+        <w:rPr>
+          <w:color w:val="404040"/>
+          <w:rtl w:val="0"/>
+        </w:rPr>
+        <w:t xml:space="preserve">Kattintson a "Belépés" gombra, vagy nyomja meg az Enter-t.</w:t>
+      </w:r>
+    </w:p>
+    <w:p>
+      <w:pPr>
+        <w:spacing w:after="60" w:before="60" w:lineRule="auto"/>
+        <w:ind w:left="0" w:firstLine="0"/>
+        <w:jc w:val="both"/>
+        <w:rPr>
+          <w:color w:val="404040"/>
+        </w:rPr>
+      </w:pPr>
+      <w:r>
+        <w:rPr>
+          <w:rtl w:val="0"/>
+        </w:rPr>
+      </w:r>
+    </w:p>
+    <w:p>
+      <w:pPr>
+        <w:pStyle w:val="Heading3"/>
+        <w:spacing w:after="60" w:before="60" w:lineRule="auto"/>
+        <w:rPr/>
+      </w:pPr>
+      <w:bookmarkStart w:colFirst="0" w:colLast="0" w:name="_3su0e69af226" w:id="7"/>
+      <w:bookmarkEnd w:id="7"/>
+      <w:r>
+        <w:rPr>
+          <w:rtl w:val="0"/>
+        </w:rPr>
+        <w:t xml:space="preserve">2.1.2 Munkamenet és automatikus kijelentkezés</w:t>
+      </w:r>
+    </w:p>
+    <w:p>
+      <w:pPr>
+        <w:jc w:val="both"/>
+        <w:rPr/>
+      </w:pPr>
+      <w:r>
+        <w:rPr>
+          <w:rtl w:val="0"/>
+        </w:rPr>
+      </w:r>
+    </w:p>
+    <w:p>
+      <w:pPr>
+        <w:spacing w:after="80" w:before="80" w:lineRule="auto"/>
+        <w:jc w:val="both"/>
+        <w:rPr/>
+      </w:pPr>
+      <w:r>
+        <w:rPr>
+          <w:color w:val="404040"/>
+          <w:rtl w:val="0"/>
+        </w:rPr>
+        <w:t xml:space="preserve">Biztonsági okokból a rendszer automatikusan kijelentkezteti, ha 60 másodpercig nem végez semmilyen tevékenységet. A képernyő bal alsó sarkában látható egy visszaszámláló, amely jelzi a hátralévő időt:</w:t>
+      </w:r>
+      <w:r>
+        <w:rPr>
+          <w:rtl w:val="0"/>
+        </w:rPr>
+      </w:r>
+    </w:p>
+    <w:p>
+      <w:pPr>
+        <w:numPr>
+          <w:ilvl w:val="0"/>
+          <w:numId w:val="2"/>
+        </w:numPr>
+        <w:spacing w:after="60" w:before="60" w:lineRule="auto"/>
+        <w:ind w:left="720" w:hanging="360"/>
+        <w:jc w:val="both"/>
+      </w:pPr>
+      <w:r>
+        <w:rPr>
+          <w:color w:val="404040"/>
+          <w:rtl w:val="0"/>
+        </w:rPr>
+        <w:t xml:space="preserve">Zöld szín: több mint 30 másodperc van hátra</w:t>
+      </w:r>
+      <w:r>
+        <w:rPr>
+          <w:rtl w:val="0"/>
+        </w:rPr>
+      </w:r>
+    </w:p>
+    <w:p>
+      <w:pPr>
+        <w:numPr>
+          <w:ilvl w:val="0"/>
+          <w:numId w:val="2"/>
+        </w:numPr>
+        <w:spacing w:after="60" w:before="60" w:lineRule="auto"/>
+        <w:ind w:left="720" w:hanging="360"/>
+        <w:jc w:val="both"/>
+      </w:pPr>
+      <w:r>
+        <w:rPr>
+          <w:color w:val="404040"/>
+          <w:rtl w:val="0"/>
+        </w:rPr>
+        <w:t xml:space="preserve">Narancssárga szín: 15–30 másodperc van hátra</w:t>
+      </w:r>
+      <w:r>
+        <w:rPr>
+          <w:rtl w:val="0"/>
+        </w:rPr>
+      </w:r>
+    </w:p>
+    <w:p>
+      <w:pPr>
+        <w:numPr>
+          <w:ilvl w:val="0"/>
+          <w:numId w:val="2"/>
+        </w:numPr>
+        <w:spacing w:after="60" w:before="60" w:lineRule="auto"/>
+        <w:ind w:left="720" w:hanging="360"/>
+        <w:jc w:val="both"/>
+        <w:rPr>
+          <w:sz w:val="22"/>
+          <w:szCs w:val="22"/>
+        </w:rPr>
+      </w:pPr>
+      <w:r>
+        <w:rPr>
+          <w:color w:val="404040"/>
+          <w:rtl w:val="0"/>
+        </w:rPr>
+        <w:t xml:space="preserve">Piros szín: kevesebb mint 15 másodperc van hátra — végezzen valamilyen műveletet</w:t>
+      </w:r>
+    </w:p>
+    <w:p>
+      <w:pPr>
+        <w:spacing w:after="60" w:before="60" w:lineRule="auto"/>
+        <w:ind w:left="0" w:firstLine="0"/>
+        <w:jc w:val="both"/>
+        <w:rPr>
+          <w:color w:val="404040"/>
+        </w:rPr>
+      </w:pPr>
+      <w:r>
+        <w:rPr>
+          <w:rtl w:val="0"/>
+        </w:rPr>
+      </w:r>
+    </w:p>
+    <w:p>
+      <w:pPr>
+        <w:spacing w:after="60" w:before="60" w:lineRule="auto"/>
+        <w:ind w:left="0" w:firstLine="0"/>
+        <w:jc w:val="both"/>
+        <w:rPr>
+          <w:color w:val="404040"/>
+        </w:rPr>
+      </w:pPr>
+      <w:r>
+        <w:rPr>
+          <w:rtl w:val="0"/>
+        </w:rPr>
+      </w:r>
+    </w:p>
+    <w:p>
+      <w:pPr>
+        <w:pStyle w:val="Heading3"/>
+        <w:spacing w:after="60" w:before="60" w:lineRule="auto"/>
+        <w:jc w:val="both"/>
+        <w:rPr/>
+      </w:pPr>
+      <w:bookmarkStart w:colFirst="0" w:colLast="0" w:name="_5lfko5hb8yt5" w:id="8"/>
+      <w:bookmarkEnd w:id="8"/>
+      <w:r>
+        <w:rPr>
+          <w:rtl w:val="0"/>
+        </w:rPr>
+        <w:t xml:space="preserve">2.1.3 Kijelentkezés</w:t>
+      </w:r>
+    </w:p>
+    <w:p>
+      <w:pPr>
+        <w:rPr/>
+      </w:pPr>
+      <w:r>
+        <w:rPr>
+          <w:rtl w:val="0"/>
+        </w:rPr>
+      </w:r>
+    </w:p>
+    <w:p>
+      <w:pPr>
+        <w:spacing w:after="80" w:before="80" w:lineRule="auto"/>
+        <w:jc w:val="both"/>
+        <w:rPr>
+          <w:color w:val="404040"/>
+        </w:rPr>
+      </w:pPr>
+      <w:r>
+        <w:rPr>
+          <w:color w:val="404040"/>
+          <w:rtl w:val="0"/>
+        </w:rPr>
+        <w:t xml:space="preserve">Ha befejezi munkáját, kattintson a bal oldali menü alján található "Kijelentkezés" gombra. Ez biztonságosan lezárja a munkamenetet.</w:t>
+      </w:r>
+    </w:p>
+    <w:p>
+      <w:pPr>
+        <w:spacing w:after="80" w:before="80" w:lineRule="auto"/>
+        <w:jc w:val="both"/>
+        <w:rPr>
+          <w:color w:val="404040"/>
+        </w:rPr>
+      </w:pPr>
+      <w:r>
+        <w:rPr>
+          <w:rtl w:val="0"/>
+        </w:rPr>
+      </w:r>
+    </w:p>
+    <w:p>
+      <w:pPr>
+        <w:pStyle w:val="Heading2"/>
+        <w:spacing w:after="80" w:before="80" w:lineRule="auto"/>
+        <w:jc w:val="both"/>
+        <w:rPr/>
+      </w:pPr>
+      <w:bookmarkStart w:colFirst="0" w:colLast="0" w:name="_3jhbhfb3x372" w:id="9"/>
+      <w:bookmarkEnd w:id="9"/>
+      <w:r>
+        <w:rPr>
+          <w:rtl w:val="0"/>
+        </w:rPr>
+        <w:t xml:space="preserve">2.2 Felület felépítése</w:t>
+      </w:r>
+    </w:p>
+    <w:p>
+      <w:pPr>
+        <w:pStyle w:val="Heading3"/>
+        <w:rPr/>
+      </w:pPr>
+      <w:bookmarkStart w:colFirst="0" w:colLast="0" w:name="_daao0hogksqk" w:id="10"/>
+      <w:bookmarkEnd w:id="10"/>
+      <w:r>
+        <w:rPr>
+          <w:rtl w:val="0"/>
+        </w:rPr>
+        <w:t xml:space="preserve">2.2.1 Baloldali menü</w:t>
+      </w:r>
+    </w:p>
+    <w:p>
+      <w:pPr>
+        <w:pStyle w:val="Heading4"/>
+        <w:rPr/>
+      </w:pPr>
+      <w:bookmarkStart w:colFirst="0" w:colLast="0" w:name="_lawxeorp1zms" w:id="11"/>
+      <w:bookmarkEnd w:id="11"/>
+      <w:r>
+        <w:rPr>
+          <w:rtl w:val="0"/>
+        </w:rPr>
+        <w:t xml:space="preserve">2.2.1.1 Menüpontok</w:t>
+      </w:r>
+      <w:r>
+        <w:rPr>
+          <w:rtl w:val="0"/>
+        </w:rPr>
+      </w:r>
+    </w:p>
+    <w:p>
+      <w:pPr>
+        <w:jc w:val="both"/>
+        <w:rPr/>
+      </w:pPr>
+      <w:r>
+        <w:rPr>
+          <w:rtl w:val="0"/>
+        </w:rPr>
+      </w:r>
+    </w:p>
+    <w:tbl>
+      <w:tblPr>
+        <w:tblStyle w:val="Table1"/>
+        <w:tblW w:w="8640.0" w:type="dxa"/>
+        <w:jc w:val="left"/>
+        <w:tblBorders>
+          <w:top w:color="000000" w:space="0" w:sz="8" w:val="single"/>
+          <w:left w:color="000000" w:space="0" w:sz="8" w:val="single"/>
+          <w:bottom w:color="000000" w:space="0" w:sz="8" w:val="single"/>
+          <w:right w:color="000000" w:space="0" w:sz="8" w:val="single"/>
+          <w:insideH w:color="000000" w:space="0" w:sz="8" w:val="single"/>
+          <w:insideV w:color="000000" w:space="0" w:sz="8" w:val="single"/>
+        </w:tblBorders>
+        <w:tblLayout w:type="fixed"/>
+        <w:tblLook w:val="0600"/>
+      </w:tblPr>
+      <w:tblGrid>
+        <w:gridCol w:w="2145"/>
+        <w:gridCol w:w="6495"/>
+        <w:tblGridChange w:id="0">
+          <w:tblGrid>
+            <w:gridCol w:w="2145"/>
+            <w:gridCol w:w="6495"/>
+          </w:tblGrid>
+        </w:tblGridChange>
+      </w:tblGrid>
+      <w:tr>
+        <w:trPr>
+          <w:cantSplit w:val="0"/>
+          <w:tblHeader w:val="0"/>
+        </w:trPr>
+        <w:tc>
+          <w:tcPr>
+            <w:shd w:fill="4a86e8" w:val="clear"/>
+            <w:tcMar>
+              <w:top w:w="100.0" w:type="dxa"/>
+              <w:left w:w="100.0" w:type="dxa"/>
+              <w:bottom w:w="100.0" w:type="dxa"/>
+              <w:right w:w="100.0" w:type="dxa"/>
+            </w:tcMar>
+            <w:vAlign w:val="top"/>
+          </w:tcPr>
+          <w:p>
+            <w:pPr>
+              <w:keepNext w:val="0"/>
+              <w:keepLines w:val="0"/>
+              <w:pageBreakBefore w:val="0"/>
+              <w:widowControl w:val="0"/>
+              <w:pBdr>
+                <w:top w:space="0" w:sz="0" w:val="nil"/>
+                <w:left w:space="0" w:sz="0" w:val="nil"/>
+                <w:bottom w:space="0" w:sz="0" w:val="nil"/>
+                <w:right w:space="0" w:sz="0" w:val="nil"/>
+                <w:between w:space="0" w:sz="0" w:val="nil"/>
+              </w:pBdr>
+              <w:shd w:fill="auto" w:val="clear"/>
+              <w:spacing w:after="0" w:before="0" w:line="240" w:lineRule="auto"/>
+              <w:ind w:left="0" w:right="0" w:firstLine="0"/>
+              <w:jc w:val="left"/>
+              <w:rPr>
+                <w:color w:val="ffffff"/>
+              </w:rPr>
+            </w:pPr>
+            <w:r>
+              <w:rPr>
+                <w:color w:val="ffffff"/>
+                <w:rtl w:val="0"/>
+              </w:rPr>
+              <w:t xml:space="preserve">Menüpont</w:t>
+            </w:r>
+          </w:p>
+        </w:tc>
+        <w:tc>
+          <w:tcPr>
+            <w:shd w:fill="4a86e8" w:val="clear"/>
+            <w:tcMar>
+              <w:top w:w="100.0" w:type="dxa"/>
+              <w:left w:w="100.0" w:type="dxa"/>
+              <w:bottom w:w="100.0" w:type="dxa"/>
+              <w:right w:w="100.0" w:type="dxa"/>
+            </w:tcMar>
+            <w:vAlign w:val="top"/>
+          </w:tcPr>
+          <w:p>
+            <w:pPr>
+              <w:keepNext w:val="0"/>
+              <w:keepLines w:val="0"/>
+              <w:pageBreakBefore w:val="0"/>
+              <w:widowControl w:val="0"/>
+              <w:pBdr>
+                <w:top w:space="0" w:sz="0" w:val="nil"/>
+                <w:left w:space="0" w:sz="0" w:val="nil"/>
+                <w:bottom w:space="0" w:sz="0" w:val="nil"/>
+                <w:right w:space="0" w:sz="0" w:val="nil"/>
+                <w:between w:space="0" w:sz="0" w:val="nil"/>
+              </w:pBdr>
+              <w:shd w:fill="auto" w:val="clear"/>
+              <w:spacing w:after="0" w:before="0" w:line="240" w:lineRule="auto"/>
+              <w:ind w:left="0" w:right="0" w:firstLine="0"/>
+              <w:jc w:val="left"/>
+              <w:rPr>
+                <w:color w:val="ffffff"/>
+              </w:rPr>
+            </w:pPr>
+            <w:r>
+              <w:rPr>
+                <w:color w:val="ffffff"/>
+                <w:rtl w:val="0"/>
+              </w:rPr>
+              <w:t xml:space="preserve">Funkció</w:t>
+            </w:r>
+          </w:p>
+        </w:tc>
+      </w:tr>
+      <w:tr>
+        <w:trPr>
+          <w:cantSplit w:val="0"/>
+          <w:tblHeader w:val="0"/>
+        </w:trPr>
+        <w:tc>
+          <w:tcPr>
+            <w:shd w:fill="auto" w:val="clear"/>
+            <w:tcMar>
+              <w:top w:w="100.0" w:type="dxa"/>
+              <w:left w:w="100.0" w:type="dxa"/>
+              <w:bottom w:w="100.0" w:type="dxa"/>
+              <w:right w:w="100.0" w:type="dxa"/>
+            </w:tcMar>
+            <w:vAlign w:val="top"/>
+          </w:tcPr>
+          <w:p>
+            <w:pPr>
+              <w:jc w:val="both"/>
+              <w:rPr/>
+            </w:pPr>
+            <w:r>
+              <w:rPr>
+                <w:rtl w:val="0"/>
+              </w:rPr>
+              <w:t xml:space="preserve">Műszerfal </w:t>
+            </w:r>
+          </w:p>
+        </w:tc>
+        <w:tc>
+          <w:tcPr>
+            <w:shd w:fill="auto" w:val="clear"/>
+            <w:tcMar>
+              <w:top w:w="100.0" w:type="dxa"/>
+              <w:left w:w="100.0" w:type="dxa"/>
+              <w:bottom w:w="100.0" w:type="dxa"/>
+              <w:right w:w="100.0" w:type="dxa"/>
+            </w:tcMar>
+            <w:vAlign w:val="top"/>
+          </w:tcPr>
+          <w:p>
+            <w:pPr>
+              <w:jc w:val="both"/>
+              <w:rPr/>
+            </w:pPr>
+            <w:r>
+              <w:rPr>
+                <w:color w:val="404040"/>
+                <w:rtl w:val="0"/>
+              </w:rPr>
+              <w:t xml:space="preserve">Valós idejű sorompó állapot, kamera feed és utolsó felismert rendszám</w:t>
+            </w:r>
+            <w:r>
+              <w:rPr>
+                <w:rtl w:val="0"/>
+              </w:rPr>
+            </w:r>
+          </w:p>
+        </w:tc>
+      </w:tr>
+      <w:tr>
+        <w:trPr>
+          <w:cantSplit w:val="0"/>
+          <w:tblHeader w:val="0"/>
+        </w:trPr>
+        <w:tc>
+          <w:tcPr>
+            <w:shd w:fill="auto" w:val="clear"/>
+            <w:tcMar>
+              <w:top w:w="100.0" w:type="dxa"/>
+              <w:left w:w="100.0" w:type="dxa"/>
+              <w:bottom w:w="100.0" w:type="dxa"/>
+              <w:right w:w="100.0" w:type="dxa"/>
+            </w:tcMar>
+            <w:vAlign w:val="top"/>
+          </w:tcPr>
+          <w:p>
+            <w:pPr>
+              <w:jc w:val="both"/>
+              <w:rPr/>
+            </w:pPr>
+            <w:r>
+              <w:rPr>
+                <w:color w:val="404040"/>
+                <w:rtl w:val="0"/>
+              </w:rPr>
+              <w:t xml:space="preserve">Whitelist </w:t>
+            </w:r>
+            <w:r>
+              <w:rPr>
+                <w:rtl w:val="0"/>
+              </w:rPr>
+            </w:r>
+          </w:p>
+        </w:tc>
+        <w:tc>
+          <w:tcPr>
+            <w:shd w:fill="auto" w:val="clear"/>
+            <w:tcMar>
+              <w:top w:w="100.0" w:type="dxa"/>
+              <w:left w:w="100.0" w:type="dxa"/>
+              <w:bottom w:w="100.0" w:type="dxa"/>
+              <w:right w:w="100.0" w:type="dxa"/>
+            </w:tcMar>
+            <w:vAlign w:val="top"/>
+          </w:tcPr>
+          <w:p>
+            <w:pPr>
+              <w:jc w:val="both"/>
+              <w:rPr/>
+            </w:pPr>
+            <w:r>
+              <w:rPr>
+                <w:color w:val="404040"/>
+                <w:rtl w:val="0"/>
+              </w:rPr>
+              <w:t xml:space="preserve">Engedélyezett személyek és rendszámok kezelése</w:t>
+            </w:r>
+            <w:r>
+              <w:rPr>
+                <w:rtl w:val="0"/>
+              </w:rPr>
+            </w:r>
+          </w:p>
+        </w:tc>
+      </w:tr>
+      <w:tr>
+        <w:trPr>
+          <w:cantSplit w:val="0"/>
+          <w:tblHeader w:val="0"/>
+        </w:trPr>
+        <w:tc>
+          <w:tcPr>
+            <w:shd w:fill="auto" w:val="clear"/>
+            <w:tcMar>
+              <w:top w:w="100.0" w:type="dxa"/>
+              <w:left w:w="100.0" w:type="dxa"/>
+              <w:bottom w:w="100.0" w:type="dxa"/>
+              <w:right w:w="100.0" w:type="dxa"/>
+            </w:tcMar>
+            <w:vAlign w:val="top"/>
+          </w:tcPr>
+          <w:p>
+            <w:pPr>
+              <w:jc w:val="both"/>
+              <w:rPr/>
+            </w:pPr>
+            <w:r>
+              <w:rPr>
+                <w:color w:val="404040"/>
+                <w:rtl w:val="0"/>
+              </w:rPr>
+              <w:t xml:space="preserve">Napló</w:t>
+            </w:r>
+            <w:r>
+              <w:rPr>
+                <w:rtl w:val="0"/>
+              </w:rPr>
+            </w:r>
+          </w:p>
+        </w:tc>
+        <w:tc>
+          <w:tcPr>
+            <w:shd w:fill="auto" w:val="clear"/>
+            <w:tcMar>
+              <w:top w:w="100.0" w:type="dxa"/>
+              <w:left w:w="100.0" w:type="dxa"/>
+              <w:bottom w:w="100.0" w:type="dxa"/>
+              <w:right w:w="100.0" w:type="dxa"/>
+            </w:tcMar>
+            <w:vAlign w:val="top"/>
+          </w:tcPr>
+          <w:p>
+            <w:pPr>
+              <w:jc w:val="both"/>
+              <w:rPr/>
+            </w:pPr>
+            <w:r>
+              <w:rPr>
+                <w:color w:val="404040"/>
+                <w:rtl w:val="0"/>
+              </w:rPr>
+              <w:t xml:space="preserve">Belépési események előzményeinek megtekintése</w:t>
+            </w:r>
+            <w:r>
+              <w:rPr>
+                <w:rtl w:val="0"/>
+              </w:rPr>
+            </w:r>
+          </w:p>
+        </w:tc>
+      </w:tr>
+    </w:tbl>
+    <w:p>
+      <w:pPr>
+        <w:jc w:val="both"/>
+        <w:rPr>
+          <w:color w:val="404040"/>
+        </w:rPr>
+      </w:pPr>
+      <w:r>
+        <w:rPr>
+          <w:rtl w:val="0"/>
+        </w:rPr>
+      </w:r>
+    </w:p>
+    <w:p>
+      <w:pPr>
+        <w:pStyle w:val="Heading4"/>
+        <w:jc w:val="both"/>
+        <w:rPr/>
+      </w:pPr>
+      <w:bookmarkStart w:colFirst="0" w:colLast="0" w:name="_7ij8jiburx12" w:id="12"/>
+      <w:bookmarkEnd w:id="12"/>
+      <w:r>
+        <w:rPr>
+          <w:rtl w:val="0"/>
+        </w:rPr>
+        <w:t xml:space="preserve">2.2.1.2 Témaválasztás</w:t>
+      </w:r>
+    </w:p>
+    <w:p>
+      <w:pPr>
+        <w:rPr/>
+      </w:pPr>
+      <w:r>
+        <w:rPr>
+          <w:rtl w:val="0"/>
+        </w:rPr>
+      </w:r>
+    </w:p>
+    <w:p>
+      <w:pPr>
+        <w:spacing w:after="80" w:before="80" w:lineRule="auto"/>
+        <w:jc w:val="both"/>
+        <w:rPr>
+          <w:color w:val="404040"/>
+        </w:rPr>
+      </w:pPr>
+      <w:r>
+        <w:rPr>
+          <w:color w:val="404040"/>
+          <w:rtl w:val="0"/>
+        </w:rPr>
+        <w:t xml:space="preserve">A bal oldali menü alján található a "☀️ Light mód" / "🌙 Dark mód" gomb. Ezzel válthat a világos és sötét megjelenítési mód között. A rendszer elmenti az Ön választását, és a következő bejelentkezéskor is azt alkalmazza.</w:t>
+      </w:r>
+    </w:p>
+    <w:p>
+      <w:pPr>
+        <w:spacing w:after="80" w:before="80" w:lineRule="auto"/>
+        <w:jc w:val="both"/>
+        <w:rPr>
+          <w:color w:val="404040"/>
+        </w:rPr>
+      </w:pPr>
+      <w:r>
+        <w:rPr>
+          <w:rtl w:val="0"/>
+        </w:rPr>
+      </w:r>
+    </w:p>
+    <w:p>
+      <w:pPr>
+        <w:pStyle w:val="Heading3"/>
+        <w:spacing w:after="80" w:before="80" w:lineRule="auto"/>
+        <w:jc w:val="both"/>
+        <w:rPr/>
+      </w:pPr>
+      <w:bookmarkStart w:colFirst="0" w:colLast="0" w:name="_j8w0aeqikkhu" w:id="13"/>
+      <w:bookmarkEnd w:id="13"/>
+      <w:r>
+        <w:rPr>
+          <w:rtl w:val="0"/>
+        </w:rPr>
+        <w:t xml:space="preserve">2.2.2 Műszerfal</w:t>
+      </w:r>
+    </w:p>
+    <w:p>
+      <w:pPr>
+        <w:pStyle w:val="Heading4"/>
+        <w:rPr/>
+      </w:pPr>
+      <w:bookmarkStart w:colFirst="0" w:colLast="0" w:name="_6wqn395v69p1" w:id="14"/>
+      <w:bookmarkEnd w:id="14"/>
+      <w:r>
+        <w:rPr>
+          <w:rtl w:val="0"/>
+        </w:rPr>
+        <w:t xml:space="preserve">2.2.2.1 Sorompó állapota</w:t>
+      </w:r>
+    </w:p>
+    <w:p>
+      <w:pPr>
+        <w:rPr/>
+      </w:pPr>
+      <w:r>
+        <w:rPr>
+          <w:rtl w:val="0"/>
+        </w:rPr>
+      </w:r>
+    </w:p>
+    <w:p>
+      <w:pPr>
+        <w:spacing w:after="80" w:before="80" w:lineRule="auto"/>
+        <w:jc w:val="both"/>
+        <w:rPr/>
+      </w:pPr>
+      <w:r>
+        <w:rPr>
+          <w:color w:val="404040"/>
+          <w:rtl w:val="0"/>
+        </w:rPr>
+        <w:t xml:space="preserve">A kártya bal felső részén látható a sorompó jelenlegi állapota:</w:t>
+      </w:r>
+      <w:r>
+        <w:rPr>
+          <w:rtl w:val="0"/>
+        </w:rPr>
+      </w:r>
+    </w:p>
+    <w:p>
+      <w:pPr>
+        <w:numPr>
+          <w:ilvl w:val="0"/>
+          <w:numId w:val="2"/>
+        </w:numPr>
+        <w:spacing w:after="60" w:before="60" w:lineRule="auto"/>
+        <w:ind w:left="720" w:hanging="360"/>
+        <w:jc w:val="both"/>
+      </w:pPr>
+      <w:r>
+        <w:rPr>
+          <w:color w:val="404040"/>
+          <w:rtl w:val="0"/>
+        </w:rPr>
+        <w:t xml:space="preserve">NYITVA (zöld) — a sorompó fel van emelve, jármű áthaladhat</w:t>
+      </w:r>
+      <w:r>
+        <w:rPr>
+          <w:rtl w:val="0"/>
+        </w:rPr>
+      </w:r>
+    </w:p>
+    <w:p>
+      <w:pPr>
+        <w:numPr>
+          <w:ilvl w:val="0"/>
+          <w:numId w:val="2"/>
+        </w:numPr>
+        <w:spacing w:after="60" w:before="60" w:lineRule="auto"/>
+        <w:ind w:left="720" w:hanging="360"/>
+        <w:jc w:val="both"/>
+      </w:pPr>
+      <w:r>
+        <w:rPr>
+          <w:color w:val="404040"/>
+          <w:rtl w:val="0"/>
+        </w:rPr>
+        <w:t xml:space="preserve">ZÁRVA (piros) — a sorompó leengedve, belépés nem lehetséges</w:t>
+      </w:r>
+      <w:r>
+        <w:rPr>
+          <w:rtl w:val="0"/>
+        </w:rPr>
+      </w:r>
+    </w:p>
+    <w:p>
+      <w:pPr>
+        <w:spacing w:after="80" w:before="80" w:lineRule="auto"/>
+        <w:jc w:val="both"/>
+        <w:rPr>
+          <w:color w:val="404040"/>
+        </w:rPr>
+      </w:pPr>
+      <w:r>
+        <w:rPr>
+          <w:color w:val="404040"/>
+          <w:rtl w:val="0"/>
+        </w:rPr>
+        <w:t xml:space="preserve">Az automatikus nyitás akkor következik be, ha a kamera által felismert rendszám szerepel a Whitelist-en. A sorompó 4 másodpercig marad nyitva, majd automatikusan lezár.</w:t>
+      </w:r>
+    </w:p>
+    <w:p>
+      <w:pPr>
+        <w:spacing w:after="80" w:before="80" w:lineRule="auto"/>
+        <w:jc w:val="both"/>
+        <w:rPr>
+          <w:color w:val="404040"/>
+        </w:rPr>
+      </w:pPr>
+      <w:r>
+        <w:rPr>
+          <w:rtl w:val="0"/>
+        </w:rPr>
+      </w:r>
+    </w:p>
+    <w:p>
+      <w:pPr>
+        <w:pStyle w:val="Heading4"/>
+        <w:spacing w:after="80" w:before="80" w:lineRule="auto"/>
+        <w:jc w:val="both"/>
+        <w:rPr/>
+      </w:pPr>
+      <w:bookmarkStart w:colFirst="0" w:colLast="0" w:name="_t2eziwy00clz" w:id="15"/>
+      <w:bookmarkEnd w:id="15"/>
+      <w:r>
+        <w:rPr>
+          <w:rtl w:val="0"/>
+        </w:rPr>
+        <w:t xml:space="preserve">2.2.2.2 Manuális nyitás</w:t>
+      </w:r>
+    </w:p>
+    <w:p>
+      <w:pPr>
+        <w:rPr/>
+      </w:pPr>
+      <w:r>
+        <w:rPr>
+          <w:rtl w:val="0"/>
+        </w:rPr>
+      </w:r>
+    </w:p>
+    <w:p>
+      <w:pPr>
+        <w:spacing w:after="80" w:before="80" w:lineRule="auto"/>
+        <w:jc w:val="both"/>
+        <w:rPr/>
+      </w:pPr>
+      <w:r>
+        <w:rPr>
+          <w:color w:val="404040"/>
+          <w:rtl w:val="0"/>
+        </w:rPr>
+        <w:t xml:space="preserve">Ha szükséges, manuálisan is kinyithatja a sorompót a "Manuális nyitás" gomb megnyomásával. Ez akkor hasznos, ha egy engedélyezett jármű rendszámát a kamera nem tudta felismerni, egyszeri belépést szeretnénk adni egy járműnek vagy valamilyen technikai ok miatt az automatikus nyitás nem működött.</w:t>
+      </w:r>
+      <w:r>
+        <w:rPr>
+          <w:rtl w:val="0"/>
+        </w:rPr>
+      </w:r>
+    </w:p>
+    <w:p>
+      <w:pPr>
+        <w:jc w:val="both"/>
+        <w:rPr/>
+      </w:pPr>
+      <w:r>
+        <w:rPr>
+          <w:rtl w:val="0"/>
+        </w:rPr>
+      </w:r>
+    </w:p>
+    <w:p>
+      <w:pPr>
+        <w:jc w:val="both"/>
+        <w:rPr/>
+      </w:pPr>
+      <w:r>
+        <w:rPr>
+          <w:rtl w:val="0"/>
+        </w:rPr>
+      </w:r>
+    </w:p>
+    <w:p>
+      <w:pPr>
+        <w:pStyle w:val="Heading4"/>
+        <w:jc w:val="both"/>
+        <w:rPr/>
+      </w:pPr>
+      <w:bookmarkStart w:colFirst="0" w:colLast="0" w:name="_zeyllexml179" w:id="16"/>
+      <w:bookmarkEnd w:id="16"/>
+      <w:r>
+        <w:rPr>
+          <w:rtl w:val="0"/>
+        </w:rPr>
+        <w:t xml:space="preserve">2.2.2.3 Utoljára felismert rendszám</w:t>
+      </w:r>
+    </w:p>
+    <w:p>
+      <w:pPr>
+        <w:rPr/>
+      </w:pPr>
+      <w:r>
+        <w:rPr>
+          <w:rtl w:val="0"/>
+        </w:rPr>
+      </w:r>
+    </w:p>
+    <w:p>
+      <w:pPr>
+        <w:spacing w:after="80" w:before="80" w:lineRule="auto"/>
+        <w:jc w:val="both"/>
+        <w:rPr/>
+      </w:pPr>
+      <w:r>
+        <w:rPr>
+          <w:color w:val="404040"/>
+          <w:rtl w:val="0"/>
+        </w:rPr>
+        <w:t xml:space="preserve">Ez a kártya mutatja a kamera által legutoljára azonosított rendszámot, és annak eredményét:</w:t>
+      </w:r>
+      <w:r>
+        <w:rPr>
+          <w:rtl w:val="0"/>
+        </w:rPr>
+      </w:r>
+    </w:p>
+    <w:p>
+      <w:pPr>
+        <w:numPr>
+          <w:ilvl w:val="0"/>
+          <w:numId w:val="2"/>
+        </w:numPr>
+        <w:spacing w:after="60" w:before="60" w:lineRule="auto"/>
+        <w:ind w:left="720" w:hanging="360"/>
+        <w:jc w:val="both"/>
+      </w:pPr>
+      <w:r>
+        <w:rPr>
+          <w:color w:val="404040"/>
+          <w:rtl w:val="0"/>
+        </w:rPr>
+        <w:t xml:space="preserve">Whitelist-en szerepel — sorompó nyit (zöld felirat)</w:t>
+      </w:r>
+      <w:r>
+        <w:rPr>
+          <w:rtl w:val="0"/>
+        </w:rPr>
+      </w:r>
+    </w:p>
+    <w:p>
+      <w:pPr>
+        <w:numPr>
+          <w:ilvl w:val="0"/>
+          <w:numId w:val="2"/>
+        </w:numPr>
+        <w:spacing w:after="60" w:before="60" w:lineRule="auto"/>
+        <w:ind w:left="720" w:hanging="360"/>
+        <w:jc w:val="both"/>
+      </w:pPr>
+      <w:r>
+        <w:rPr>
+          <w:color w:val="404040"/>
+          <w:rtl w:val="0"/>
+        </w:rPr>
+        <w:t xml:space="preserve">Nincs a Whitelist-en — sorompó zárva marad (piros felirat)</w:t>
+      </w:r>
+    </w:p>
+    <w:p>
+      <w:pPr>
+        <w:spacing w:after="60" w:before="60" w:lineRule="auto"/>
+        <w:ind w:left="0" w:firstLine="0"/>
+        <w:jc w:val="both"/>
+        <w:rPr>
+          <w:color w:val="404040"/>
+        </w:rPr>
+      </w:pPr>
+      <w:r>
+        <w:rPr>
+          <w:rtl w:val="0"/>
+        </w:rPr>
+      </w:r>
+    </w:p>
+    <w:p>
+      <w:pPr>
+        <w:pStyle w:val="Heading4"/>
+        <w:spacing w:after="60" w:before="60" w:lineRule="auto"/>
+        <w:jc w:val="both"/>
+        <w:rPr/>
+      </w:pPr>
+      <w:bookmarkStart w:colFirst="0" w:colLast="0" w:name="_rw8s5ne4dr9t" w:id="17"/>
+      <w:bookmarkEnd w:id="17"/>
+      <w:r>
+        <w:rPr>
+          <w:rtl w:val="0"/>
+        </w:rPr>
+        <w:t xml:space="preserve">2.2.2.4 Kamera feed</w:t>
+      </w:r>
+    </w:p>
+    <w:p>
+      <w:pPr>
+        <w:rPr/>
+      </w:pPr>
+      <w:r>
+        <w:rPr>
+          <w:rtl w:val="0"/>
+        </w:rPr>
+      </w:r>
+    </w:p>
+    <w:p>
+      <w:pPr>
+        <w:spacing w:after="80" w:before="80" w:lineRule="auto"/>
+        <w:jc w:val="both"/>
+        <w:rPr>
+          <w:color w:val="404040"/>
+        </w:rPr>
+      </w:pPr>
+      <w:r>
+        <w:rPr>
+          <w:color w:val="404040"/>
+          <w:rtl w:val="0"/>
+        </w:rPr>
+        <w:t xml:space="preserve">A képernyő alsó részén látható a kamera élő képe. A kép másodpercenként kétszer frissül, így mindig aktuális képet lát a parkoló bejáratáról. Ha a kamera nem elérhető, a "Kamera stream betöltése..." üzenet jelenik meg.</w:t>
+      </w:r>
+    </w:p>
+    <w:p>
+      <w:pPr>
+        <w:spacing w:after="80" w:before="80" w:lineRule="auto"/>
+        <w:jc w:val="both"/>
+        <w:rPr>
+          <w:color w:val="404040"/>
+        </w:rPr>
+      </w:pPr>
+      <w:r>
+        <w:rPr>
+          <w:rtl w:val="0"/>
+        </w:rPr>
+      </w:r>
+    </w:p>
+    <w:p>
+      <w:pPr>
+        <w:pStyle w:val="Heading3"/>
+        <w:spacing w:after="80" w:before="80" w:lineRule="auto"/>
+        <w:jc w:val="both"/>
+        <w:rPr/>
+      </w:pPr>
+      <w:bookmarkStart w:colFirst="0" w:colLast="0" w:name="_y48j788m3yc5" w:id="18"/>
+      <w:bookmarkEnd w:id="18"/>
+      <w:r>
+        <w:rPr>
+          <w:rtl w:val="0"/>
+        </w:rPr>
+        <w:t xml:space="preserve">2.2.3 Whitelist</w:t>
+      </w:r>
+    </w:p>
+    <w:p>
+      <w:pPr>
+        <w:pStyle w:val="Heading4"/>
+        <w:rPr/>
+      </w:pPr>
+      <w:bookmarkStart w:colFirst="0" w:colLast="0" w:name="_ze6l4it4g87f" w:id="19"/>
+      <w:bookmarkEnd w:id="19"/>
+      <w:r>
+        <w:rPr>
+          <w:rtl w:val="0"/>
+        </w:rPr>
+        <w:t xml:space="preserve">2.2.3.1 Új személy hozzáadáas</w:t>
+      </w:r>
+    </w:p>
+    <w:p>
+      <w:pPr>
+        <w:rPr/>
+      </w:pPr>
+      <w:r>
+        <w:rPr>
+          <w:rtl w:val="0"/>
+        </w:rPr>
+      </w:r>
+    </w:p>
+    <w:p>
+      <w:pPr>
+        <w:numPr>
+          <w:ilvl w:val="0"/>
+          <w:numId w:val="1"/>
+        </w:numPr>
+        <w:spacing w:after="60" w:before="60" w:lineRule="auto"/>
+        <w:ind w:left="720" w:hanging="360"/>
+        <w:jc w:val="both"/>
+      </w:pPr>
+      <w:r>
+        <w:rPr>
+          <w:color w:val="404040"/>
+          <w:rtl w:val="0"/>
+        </w:rPr>
+        <w:t xml:space="preserve">Az "Új személy hozzáadása" kártyán adja meg a személy nevét a "Név" mezőben.</w:t>
+      </w:r>
+    </w:p>
+    <w:p>
+      <w:pPr>
+        <w:numPr>
+          <w:ilvl w:val="0"/>
+          <w:numId w:val="1"/>
+        </w:numPr>
+        <w:spacing w:after="60" w:before="60" w:lineRule="auto"/>
+        <w:ind w:left="720" w:hanging="360"/>
+        <w:jc w:val="both"/>
+        <w:rPr>
+          <w:color w:val="404040"/>
+        </w:rPr>
+      </w:pPr>
+      <w:r>
+        <w:rPr>
+          <w:color w:val="404040"/>
+          <w:rtl w:val="0"/>
+        </w:rPr>
+        <w:t xml:space="preserve">A "Rendszám" mezőbe írja be a jármű rendszámát</w:t>
+      </w:r>
+    </w:p>
+    <w:p>
+      <w:pPr>
+        <w:numPr>
+          <w:ilvl w:val="0"/>
+          <w:numId w:val="1"/>
+        </w:numPr>
+        <w:spacing w:after="60" w:before="60" w:lineRule="auto"/>
+        <w:ind w:left="720" w:hanging="360"/>
+        <w:jc w:val="both"/>
+        <w:rPr>
+          <w:color w:val="404040"/>
+        </w:rPr>
+      </w:pPr>
+      <w:r>
+        <w:rPr>
+          <w:color w:val="404040"/>
+          <w:rtl w:val="0"/>
+        </w:rPr>
+        <w:t xml:space="preserve">Kattintson a "+ Hozzáadás" gombra, vagy nyomja meg az Enter-t (új elem azonnal megjelenik a listában)</w:t>
+      </w:r>
+    </w:p>
+    <w:p>
+      <w:pPr>
+        <w:pStyle w:val="Heading4"/>
+        <w:jc w:val="both"/>
+        <w:rPr/>
+      </w:pPr>
+      <w:bookmarkStart w:colFirst="0" w:colLast="0" w:name="_a23tvclzd9wb" w:id="20"/>
+      <w:bookmarkEnd w:id="20"/>
+      <w:r>
+        <w:rPr>
+          <w:rtl w:val="0"/>
+        </w:rPr>
+        <w:t xml:space="preserve">2.2.3.2 Személy törlése</w:t>
+      </w:r>
+    </w:p>
+    <w:p>
+      <w:pPr>
+        <w:rPr/>
+      </w:pPr>
+      <w:r>
+        <w:rPr>
+          <w:rtl w:val="0"/>
+        </w:rPr>
+      </w:r>
+    </w:p>
+    <w:p>
+      <w:pPr>
+        <w:spacing w:after="80" w:before="80" w:lineRule="auto"/>
+        <w:jc w:val="both"/>
+        <w:rPr>
+          <w:color w:val="404040"/>
+        </w:rPr>
+      </w:pPr>
+      <w:r>
+        <w:rPr>
+          <w:color w:val="404040"/>
+          <w:rtl w:val="0"/>
+        </w:rPr>
+        <w:t xml:space="preserve">Ha valakinek vissza kell vonni a belépési jogát, kattintson a "Törlés" gombra a listában a megfelelő sor végén. A törlés azonnal életbe lép — a rendszám többé nem kerül felismerésre engedélyezettként.</w:t>
+      </w:r>
+    </w:p>
+    <w:p>
+      <w:pPr>
+        <w:spacing w:after="80" w:before="80" w:lineRule="auto"/>
+        <w:jc w:val="both"/>
+        <w:rPr>
+          <w:color w:val="404040"/>
+        </w:rPr>
+      </w:pPr>
+      <w:r>
+        <w:rPr>
+          <w:rtl w:val="0"/>
+        </w:rPr>
+      </w:r>
+    </w:p>
+    <w:p>
+      <w:pPr>
+        <w:pStyle w:val="Heading4"/>
+        <w:spacing w:after="80" w:before="80" w:lineRule="auto"/>
+        <w:jc w:val="both"/>
+        <w:rPr/>
+      </w:pPr>
+      <w:bookmarkStart w:colFirst="0" w:colLast="0" w:name="_sn7i4heyoicq" w:id="21"/>
+      <w:bookmarkEnd w:id="21"/>
+      <w:r>
+        <w:rPr>
+          <w:rtl w:val="0"/>
+        </w:rPr>
+        <w:t xml:space="preserve">2.2.3.3 Keresés</w:t>
+      </w:r>
+    </w:p>
+    <w:p>
+      <w:pPr>
+        <w:rPr/>
+      </w:pPr>
+      <w:r>
+        <w:rPr>
+          <w:rtl w:val="0"/>
+        </w:rPr>
+      </w:r>
+    </w:p>
+    <w:p>
+      <w:pPr>
+        <w:spacing w:after="80" w:before="80" w:lineRule="auto"/>
+        <w:jc w:val="both"/>
+        <w:rPr/>
+      </w:pPr>
+      <w:r>
+        <w:rPr>
+          <w:color w:val="404040"/>
+          <w:rtl w:val="0"/>
+        </w:rPr>
+        <w:t xml:space="preserve">Ha sok személy szerepel a listában, a keresőmező segítségével gyorsan megtalálhatja a keresett bejegyzést. Írjon be egy nevet vagy rendszámrészletet, és a lista automatikusan szűri az eredményeket.</w:t>
+      </w:r>
+      <w:r>
+        <w:rPr>
+          <w:rtl w:val="0"/>
+        </w:rPr>
+      </w:r>
+    </w:p>
+    <w:p>
+      <w:pPr>
+        <w:spacing w:after="80" w:before="80" w:lineRule="auto"/>
+        <w:jc w:val="both"/>
+        <w:rPr>
+          <w:color w:val="404040"/>
+        </w:rPr>
+      </w:pPr>
+      <w:r>
+        <w:rPr>
+          <w:rtl w:val="0"/>
+        </w:rPr>
+      </w:r>
+    </w:p>
+    <w:p>
+      <w:pPr>
+        <w:pStyle w:val="Heading4"/>
+        <w:spacing w:after="80" w:before="80" w:lineRule="auto"/>
+        <w:jc w:val="both"/>
+        <w:rPr/>
+      </w:pPr>
+      <w:bookmarkStart w:colFirst="0" w:colLast="0" w:name="_q8sjqgoo6u54" w:id="22"/>
+      <w:bookmarkEnd w:id="22"/>
+      <w:r>
+        <w:rPr>
+          <w:rtl w:val="0"/>
+        </w:rPr>
+        <w:t xml:space="preserve">2.2.3.4 Engedélyezett személyek listája</w:t>
+      </w:r>
+    </w:p>
+    <w:p>
+      <w:pPr>
+        <w:jc w:val="both"/>
+        <w:rPr/>
+      </w:pPr>
+      <w:r>
+        <w:rPr>
+          <w:rtl w:val="0"/>
+        </w:rPr>
+      </w:r>
+    </w:p>
+    <w:tbl>
+      <w:tblPr>
+        <w:tblStyle w:val="Table2"/>
+        <w:tblW w:w="8640.0" w:type="dxa"/>
+        <w:jc w:val="left"/>
+        <w:tblBorders>
+          <w:top w:color="000000" w:space="0" w:sz="8" w:val="single"/>
+          <w:left w:color="000000" w:space="0" w:sz="8" w:val="single"/>
+          <w:bottom w:color="000000" w:space="0" w:sz="8" w:val="single"/>
+          <w:right w:color="000000" w:space="0" w:sz="8" w:val="single"/>
+          <w:insideH w:color="000000" w:space="0" w:sz="8" w:val="single"/>
+          <w:insideV w:color="000000" w:space="0" w:sz="8" w:val="single"/>
+        </w:tblBorders>
+        <w:tblLayout w:type="fixed"/>
+        <w:tblLook w:val="0600"/>
+      </w:tblPr>
+      <w:tblGrid>
+        <w:gridCol w:w="2190"/>
+        <w:gridCol w:w="6450"/>
+        <w:tblGridChange w:id="0">
+          <w:tblGrid>
+            <w:gridCol w:w="2190"/>
+            <w:gridCol w:w="6450"/>
+          </w:tblGrid>
+        </w:tblGridChange>
+      </w:tblGrid>
+      <w:tr>
+        <w:trPr>
+          <w:cantSplit w:val="0"/>
+          <w:tblHeader w:val="0"/>
+        </w:trPr>
+        <w:tc>
+          <w:tcPr>
+            <w:shd w:fill="4a86e8" w:val="clear"/>
+            <w:tcMar>
+              <w:top w:w="100.0" w:type="dxa"/>
+              <w:left w:w="100.0" w:type="dxa"/>
+              <w:bottom w:w="100.0" w:type="dxa"/>
+              <w:right w:w="100.0" w:type="dxa"/>
+            </w:tcMar>
+            <w:vAlign w:val="top"/>
+          </w:tcPr>
+          <w:p>
+            <w:pPr>
+              <w:keepNext w:val="0"/>
+              <w:keepLines w:val="0"/>
+              <w:pageBreakBefore w:val="0"/>
+              <w:widowControl w:val="0"/>
+              <w:pBdr>
+                <w:top w:space="0" w:sz="0" w:val="nil"/>
+                <w:left w:space="0" w:sz="0" w:val="nil"/>
+                <w:bottom w:space="0" w:sz="0" w:val="nil"/>
+                <w:right w:space="0" w:sz="0" w:val="nil"/>
+                <w:between w:space="0" w:sz="0" w:val="nil"/>
+              </w:pBdr>
+              <w:shd w:fill="auto" w:val="clear"/>
+              <w:spacing w:after="0" w:before="0" w:line="240" w:lineRule="auto"/>
+              <w:ind w:left="0" w:right="0" w:firstLine="0"/>
+              <w:jc w:val="left"/>
+              <w:rPr>
+                <w:color w:val="ffffff"/>
+              </w:rPr>
+            </w:pPr>
+            <w:r>
+              <w:rPr>
+                <w:color w:val="ffffff"/>
+                <w:rtl w:val="0"/>
+              </w:rPr>
+              <w:t xml:space="preserve">Oszlop</w:t>
+            </w:r>
+          </w:p>
+        </w:tc>
+        <w:tc>
+          <w:tcPr>
+            <w:shd w:fill="4a86e8" w:val="clear"/>
+            <w:tcMar>
+              <w:top w:w="100.0" w:type="dxa"/>
+              <w:left w:w="100.0" w:type="dxa"/>
+              <w:bottom w:w="100.0" w:type="dxa"/>
+              <w:right w:w="100.0" w:type="dxa"/>
+            </w:tcMar>
+            <w:vAlign w:val="top"/>
+          </w:tcPr>
+          <w:p>
+            <w:pPr>
+              <w:keepNext w:val="0"/>
+              <w:keepLines w:val="0"/>
+              <w:pageBreakBefore w:val="0"/>
+              <w:widowControl w:val="0"/>
+              <w:pBdr>
+                <w:top w:space="0" w:sz="0" w:val="nil"/>
+                <w:left w:space="0" w:sz="0" w:val="nil"/>
+                <w:bottom w:space="0" w:sz="0" w:val="nil"/>
+                <w:right w:space="0" w:sz="0" w:val="nil"/>
+                <w:between w:space="0" w:sz="0" w:val="nil"/>
+              </w:pBdr>
+              <w:shd w:fill="auto" w:val="clear"/>
+              <w:spacing w:after="0" w:before="0" w:line="240" w:lineRule="auto"/>
+              <w:ind w:left="0" w:right="0" w:firstLine="0"/>
+              <w:jc w:val="left"/>
+              <w:rPr>
+                <w:color w:val="ffffff"/>
+              </w:rPr>
+            </w:pPr>
+            <w:r>
+              <w:rPr>
+                <w:color w:val="ffffff"/>
+                <w:rtl w:val="0"/>
+              </w:rPr>
+              <w:t xml:space="preserve">Tartalom</w:t>
+            </w:r>
+          </w:p>
+        </w:tc>
+      </w:tr>
+      <w:tr>
+        <w:trPr>
+          <w:cantSplit w:val="0"/>
+          <w:tblHeader w:val="0"/>
+        </w:trPr>
+        <w:tc>
+          <w:tcPr>
+            <w:shd w:fill="auto" w:val="clear"/>
+            <w:tcMar>
+              <w:top w:w="100.0" w:type="dxa"/>
+              <w:left w:w="100.0" w:type="dxa"/>
+              <w:bottom w:w="100.0" w:type="dxa"/>
+              <w:right w:w="100.0" w:type="dxa"/>
+            </w:tcMar>
+            <w:vAlign w:val="top"/>
+          </w:tcPr>
+          <w:p>
+            <w:pPr>
+              <w:keepNext w:val="0"/>
+              <w:keepLines w:val="0"/>
+              <w:pageBreakBefore w:val="0"/>
+              <w:widowControl w:val="0"/>
+              <w:pBdr>
+                <w:top w:space="0" w:sz="0" w:val="nil"/>
+                <w:left w:space="0" w:sz="0" w:val="nil"/>
+                <w:bottom w:space="0" w:sz="0" w:val="nil"/>
+                <w:right w:space="0" w:sz="0" w:val="nil"/>
+                <w:between w:space="0" w:sz="0" w:val="nil"/>
+              </w:pBdr>
+              <w:shd w:fill="auto" w:val="clear"/>
+              <w:spacing w:after="0" w:before="0" w:line="240" w:lineRule="auto"/>
+              <w:ind w:left="0" w:right="0" w:firstLine="0"/>
+              <w:jc w:val="left"/>
+              <w:rPr/>
+            </w:pPr>
+            <w:r>
+              <w:rPr>
+                <w:rtl w:val="0"/>
+              </w:rPr>
+              <w:t xml:space="preserve">Név</w:t>
+            </w:r>
+          </w:p>
+        </w:tc>
+        <w:tc>
+          <w:tcPr>
+            <w:shd w:fill="auto" w:val="clear"/>
+            <w:tcMar>
+              <w:top w:w="100.0" w:type="dxa"/>
+              <w:left w:w="100.0" w:type="dxa"/>
+              <w:bottom w:w="100.0" w:type="dxa"/>
+              <w:right w:w="100.0" w:type="dxa"/>
+            </w:tcMar>
+            <w:vAlign w:val="top"/>
+          </w:tcPr>
+          <w:p>
+            <w:pPr>
+              <w:keepNext w:val="0"/>
+              <w:keepLines w:val="0"/>
+              <w:pageBreakBefore w:val="0"/>
+              <w:widowControl w:val="0"/>
+              <w:pBdr>
+                <w:top w:space="0" w:sz="0" w:val="nil"/>
+                <w:left w:space="0" w:sz="0" w:val="nil"/>
+                <w:bottom w:space="0" w:sz="0" w:val="nil"/>
+                <w:right w:space="0" w:sz="0" w:val="nil"/>
+                <w:between w:space="0" w:sz="0" w:val="nil"/>
+              </w:pBdr>
+              <w:shd w:fill="auto" w:val="clear"/>
+              <w:spacing w:after="0" w:before="0" w:line="240" w:lineRule="auto"/>
+              <w:ind w:left="0" w:right="0" w:firstLine="0"/>
+              <w:jc w:val="left"/>
+              <w:rPr/>
+            </w:pPr>
+            <w:r>
+              <w:rPr>
+                <w:rtl w:val="0"/>
+              </w:rPr>
+              <w:t xml:space="preserve">Személy neve</w:t>
+            </w:r>
+          </w:p>
+        </w:tc>
+      </w:tr>
+      <w:tr>
+        <w:trPr>
+          <w:cantSplit w:val="0"/>
+          <w:tblHeader w:val="0"/>
+        </w:trPr>
+        <w:tc>
+          <w:tcPr>
+            <w:shd w:fill="auto" w:val="clear"/>
+            <w:tcMar>
+              <w:top w:w="100.0" w:type="dxa"/>
+              <w:left w:w="100.0" w:type="dxa"/>
+              <w:bottom w:w="100.0" w:type="dxa"/>
+              <w:right w:w="100.0" w:type="dxa"/>
+            </w:tcMar>
+            <w:vAlign w:val="top"/>
+          </w:tcPr>
+          <w:p>
+            <w:pPr>
+              <w:keepNext w:val="0"/>
+              <w:keepLines w:val="0"/>
+              <w:pageBreakBefore w:val="0"/>
+              <w:widowControl w:val="0"/>
+              <w:pBdr>
+                <w:top w:space="0" w:sz="0" w:val="nil"/>
+                <w:left w:space="0" w:sz="0" w:val="nil"/>
+                <w:bottom w:space="0" w:sz="0" w:val="nil"/>
+                <w:right w:space="0" w:sz="0" w:val="nil"/>
+                <w:between w:space="0" w:sz="0" w:val="nil"/>
+              </w:pBdr>
+              <w:shd w:fill="auto" w:val="clear"/>
+              <w:spacing w:after="0" w:before="0" w:line="240" w:lineRule="auto"/>
+              <w:ind w:left="0" w:right="0" w:firstLine="0"/>
+              <w:jc w:val="left"/>
+              <w:rPr/>
+            </w:pPr>
+            <w:r>
+              <w:rPr>
+                <w:rtl w:val="0"/>
+              </w:rPr>
+              <w:t xml:space="preserve">Rendszám</w:t>
+            </w:r>
+          </w:p>
+        </w:tc>
+        <w:tc>
+          <w:tcPr>
+            <w:shd w:fill="auto" w:val="clear"/>
+            <w:tcMar>
+              <w:top w:w="100.0" w:type="dxa"/>
+              <w:left w:w="100.0" w:type="dxa"/>
+              <w:bottom w:w="100.0" w:type="dxa"/>
+              <w:right w:w="100.0" w:type="dxa"/>
+            </w:tcMar>
+            <w:vAlign w:val="top"/>
+          </w:tcPr>
+          <w:p>
+            <w:pPr>
+              <w:keepNext w:val="0"/>
+              <w:keepLines w:val="0"/>
+              <w:pageBreakBefore w:val="0"/>
+              <w:widowControl w:val="0"/>
+              <w:pBdr>
+                <w:top w:space="0" w:sz="0" w:val="nil"/>
+                <w:left w:space="0" w:sz="0" w:val="nil"/>
+                <w:bottom w:space="0" w:sz="0" w:val="nil"/>
+                <w:right w:space="0" w:sz="0" w:val="nil"/>
+                <w:between w:space="0" w:sz="0" w:val="nil"/>
+              </w:pBdr>
+              <w:shd w:fill="auto" w:val="clear"/>
+              <w:spacing w:after="0" w:before="0" w:line="240" w:lineRule="auto"/>
+              <w:ind w:left="0" w:right="0" w:firstLine="0"/>
+              <w:jc w:val="left"/>
+              <w:rPr/>
+            </w:pPr>
+            <w:r>
+              <w:rPr>
+                <w:rtl w:val="0"/>
+              </w:rPr>
+              <w:t xml:space="preserve">Jármű rendszáma</w:t>
+            </w:r>
+          </w:p>
+        </w:tc>
+      </w:tr>
+      <w:tr>
+        <w:trPr>
+          <w:cantSplit w:val="0"/>
+          <w:tblHeader w:val="0"/>
+        </w:trPr>
+        <w:tc>
+          <w:tcPr>
+            <w:shd w:fill="auto" w:val="clear"/>
+            <w:tcMar>
+              <w:top w:w="100.0" w:type="dxa"/>
+              <w:left w:w="100.0" w:type="dxa"/>
+              <w:bottom w:w="100.0" w:type="dxa"/>
+              <w:right w:w="100.0" w:type="dxa"/>
+            </w:tcMar>
+            <w:vAlign w:val="top"/>
+          </w:tcPr>
+          <w:p>
+            <w:pPr>
+              <w:keepNext w:val="0"/>
+              <w:keepLines w:val="0"/>
+              <w:pageBreakBefore w:val="0"/>
+              <w:widowControl w:val="0"/>
+              <w:pBdr>
+                <w:top w:space="0" w:sz="0" w:val="nil"/>
+                <w:left w:space="0" w:sz="0" w:val="nil"/>
+                <w:bottom w:space="0" w:sz="0" w:val="nil"/>
+                <w:right w:space="0" w:sz="0" w:val="nil"/>
+                <w:between w:space="0" w:sz="0" w:val="nil"/>
+              </w:pBdr>
+              <w:shd w:fill="auto" w:val="clear"/>
+              <w:spacing w:after="0" w:before="0" w:line="240" w:lineRule="auto"/>
+              <w:ind w:left="0" w:right="0" w:firstLine="0"/>
+              <w:jc w:val="left"/>
+              <w:rPr/>
+            </w:pPr>
+            <w:r>
+              <w:rPr>
+                <w:rtl w:val="0"/>
+              </w:rPr>
+              <w:t xml:space="preserve">Művelet</w:t>
+            </w:r>
+          </w:p>
+        </w:tc>
+        <w:tc>
+          <w:tcPr>
+            <w:shd w:fill="auto" w:val="clear"/>
+            <w:tcMar>
+              <w:top w:w="100.0" w:type="dxa"/>
+              <w:left w:w="100.0" w:type="dxa"/>
+              <w:bottom w:w="100.0" w:type="dxa"/>
+              <w:right w:w="100.0" w:type="dxa"/>
+            </w:tcMar>
+            <w:vAlign w:val="top"/>
+          </w:tcPr>
+          <w:p>
+            <w:pPr>
+              <w:keepNext w:val="0"/>
+              <w:keepLines w:val="0"/>
+              <w:pageBreakBefore w:val="0"/>
+              <w:widowControl w:val="0"/>
+              <w:pBdr>
+                <w:top w:space="0" w:sz="0" w:val="nil"/>
+                <w:left w:space="0" w:sz="0" w:val="nil"/>
+                <w:bottom w:space="0" w:sz="0" w:val="nil"/>
+                <w:right w:space="0" w:sz="0" w:val="nil"/>
+                <w:between w:space="0" w:sz="0" w:val="nil"/>
+              </w:pBdr>
+              <w:shd w:fill="auto" w:val="clear"/>
+              <w:spacing w:after="0" w:before="0" w:line="240" w:lineRule="auto"/>
+              <w:ind w:left="0" w:right="0" w:firstLine="0"/>
+              <w:jc w:val="left"/>
+              <w:rPr/>
+            </w:pPr>
+            <w:r>
+              <w:rPr>
+                <w:rtl w:val="0"/>
+              </w:rPr>
+              <w:t xml:space="preserve">Törlés gomb(bővíthető lenne módosítás gombbal)</w:t>
+            </w:r>
+          </w:p>
+        </w:tc>
+      </w:tr>
+    </w:tbl>
+    <w:p>
+      <w:pPr>
+        <w:jc w:val="both"/>
+        <w:rPr/>
+      </w:pPr>
+      <w:r>
+        <w:rPr>
+          <w:rtl w:val="0"/>
+        </w:rPr>
+      </w:r>
+    </w:p>
+    <w:p>
+      <w:pPr>
+        <w:jc w:val="both"/>
+        <w:rPr/>
+      </w:pPr>
+      <w:r>
+        <w:rPr>
+          <w:rtl w:val="0"/>
+        </w:rPr>
+      </w:r>
+    </w:p>
+    <w:p>
+      <w:pPr>
+        <w:pStyle w:val="Heading3"/>
+        <w:jc w:val="both"/>
+        <w:rPr/>
+      </w:pPr>
+      <w:bookmarkStart w:colFirst="0" w:colLast="0" w:name="_k2dkpx1ew1ki" w:id="23"/>
+      <w:bookmarkEnd w:id="23"/>
+      <w:r>
+        <w:rPr>
+          <w:rtl w:val="0"/>
+        </w:rPr>
+        <w:t xml:space="preserve">2.2.4 Napló</w:t>
+      </w:r>
+    </w:p>
+    <w:p>
+      <w:pPr>
+        <w:pStyle w:val="Heading4"/>
+        <w:rPr/>
+      </w:pPr>
+      <w:bookmarkStart w:colFirst="0" w:colLast="0" w:name="_8k7poz9ot73i" w:id="24"/>
+      <w:bookmarkEnd w:id="24"/>
+      <w:r>
+        <w:rPr>
+          <w:rtl w:val="0"/>
+        </w:rPr>
+        <w:t xml:space="preserve">2.2.4.1 Esemény adatok</w:t>
+      </w:r>
+    </w:p>
+    <w:p>
+      <w:pPr>
+        <w:jc w:val="both"/>
+        <w:rPr/>
+      </w:pPr>
+      <w:r>
+        <w:rPr>
+          <w:rtl w:val="0"/>
+        </w:rPr>
+      </w:r>
+    </w:p>
+    <w:tbl>
+      <w:tblPr>
+        <w:tblStyle w:val="Table3"/>
+        <w:tblW w:w="8666.0" w:type="dxa"/>
+        <w:jc w:val="left"/>
+        <w:tblBorders>
+          <w:top w:color="000000" w:space="0" w:sz="8" w:val="single"/>
+          <w:left w:color="000000" w:space="0" w:sz="8" w:val="single"/>
+          <w:bottom w:color="000000" w:space="0" w:sz="8" w:val="single"/>
+          <w:right w:color="000000" w:space="0" w:sz="8" w:val="single"/>
+          <w:insideH w:color="000000" w:space="0" w:sz="8" w:val="single"/>
+          <w:insideV w:color="000000" w:space="0" w:sz="8" w:val="single"/>
+        </w:tblBorders>
+        <w:tblLayout w:type="fixed"/>
+        <w:tblLook w:val="0600"/>
+      </w:tblPr>
+      <w:tblGrid>
+        <w:gridCol w:w="2888.6666666666665"/>
+        <w:gridCol w:w="2888.6666666666665"/>
+        <w:gridCol w:w="2888.6666666666665"/>
+        <w:tblGridChange w:id="0">
+          <w:tblGrid>
+            <w:gridCol w:w="2888.6666666666665"/>
+            <w:gridCol w:w="2888.6666666666665"/>
+            <w:gridCol w:w="2888.6666666666665"/>
+          </w:tblGrid>
+        </w:tblGridChange>
+      </w:tblGrid>
+      <w:tr>
+        <w:trPr>
+          <w:cantSplit w:val="0"/>
+          <w:tblHeader w:val="0"/>
+        </w:trPr>
+        <w:tc>
+          <w:tcPr>
+            <w:shd w:fill="4a86e8" w:val="clear"/>
+            <w:tcMar>
+              <w:top w:w="100.0" w:type="dxa"/>
+              <w:left w:w="100.0" w:type="dxa"/>
+              <w:bottom w:w="100.0" w:type="dxa"/>
+              <w:right w:w="100.0" w:type="dxa"/>
+            </w:tcMar>
+            <w:vAlign w:val="top"/>
+          </w:tcPr>
+          <w:p>
+            <w:pPr>
+              <w:keepNext w:val="0"/>
+              <w:keepLines w:val="0"/>
+              <w:pageBreakBefore w:val="0"/>
+              <w:widowControl w:val="0"/>
+              <w:pBdr>
+                <w:top w:space="0" w:sz="0" w:val="nil"/>
+                <w:left w:space="0" w:sz="0" w:val="nil"/>
+                <w:bottom w:space="0" w:sz="0" w:val="nil"/>
+                <w:right w:space="0" w:sz="0" w:val="nil"/>
+                <w:between w:space="0" w:sz="0" w:val="nil"/>
+              </w:pBdr>
+              <w:shd w:fill="auto" w:val="clear"/>
+              <w:spacing w:after="0" w:before="0" w:line="240" w:lineRule="auto"/>
+              <w:ind w:left="0" w:right="0" w:firstLine="0"/>
+              <w:jc w:val="left"/>
+              <w:rPr>
+                <w:color w:val="ffffff"/>
+              </w:rPr>
+            </w:pPr>
+            <w:r>
+              <w:rPr>
+                <w:color w:val="ffffff"/>
+                <w:rtl w:val="0"/>
+              </w:rPr>
+              <w:t xml:space="preserve">Oszlop</w:t>
+            </w:r>
+          </w:p>
+        </w:tc>
+        <w:tc>
+          <w:tcPr>
+            <w:shd w:fill="4a86e8" w:val="clear"/>
+            <w:tcMar>
+              <w:top w:w="100.0" w:type="dxa"/>
+              <w:left w:w="100.0" w:type="dxa"/>
+              <w:bottom w:w="100.0" w:type="dxa"/>
+              <w:right w:w="100.0" w:type="dxa"/>
+            </w:tcMar>
+            <w:vAlign w:val="top"/>
+          </w:tcPr>
+          <w:p>
+            <w:pPr>
+              <w:keepNext w:val="0"/>
+              <w:keepLines w:val="0"/>
+              <w:pageBreakBefore w:val="0"/>
+              <w:widowControl w:val="0"/>
+              <w:pBdr>
+                <w:top w:space="0" w:sz="0" w:val="nil"/>
+                <w:left w:space="0" w:sz="0" w:val="nil"/>
+                <w:bottom w:space="0" w:sz="0" w:val="nil"/>
+                <w:right w:space="0" w:sz="0" w:val="nil"/>
+                <w:between w:space="0" w:sz="0" w:val="nil"/>
+              </w:pBdr>
+              <w:shd w:fill="auto" w:val="clear"/>
+              <w:spacing w:after="0" w:before="0" w:line="240" w:lineRule="auto"/>
+              <w:ind w:left="0" w:right="0" w:firstLine="0"/>
+              <w:jc w:val="left"/>
+              <w:rPr>
+                <w:color w:val="ffffff"/>
+              </w:rPr>
+            </w:pPr>
+            <w:r>
+              <w:rPr>
+                <w:color w:val="ffffff"/>
+                <w:rtl w:val="0"/>
+              </w:rPr>
+              <w:t xml:space="preserve">Tartalom</w:t>
+            </w:r>
+          </w:p>
+        </w:tc>
+        <w:tc>
+          <w:tcPr>
+            <w:shd w:fill="4a86e8" w:val="clear"/>
+            <w:tcMar>
+              <w:top w:w="100.0" w:type="dxa"/>
+              <w:left w:w="100.0" w:type="dxa"/>
+              <w:bottom w:w="100.0" w:type="dxa"/>
+              <w:right w:w="100.0" w:type="dxa"/>
+            </w:tcMar>
+            <w:vAlign w:val="top"/>
+          </w:tcPr>
+          <w:p>
+            <w:pPr>
+              <w:keepNext w:val="0"/>
+              <w:keepLines w:val="0"/>
+              <w:pageBreakBefore w:val="0"/>
+              <w:widowControl w:val="0"/>
+              <w:pBdr>
+                <w:top w:space="0" w:sz="0" w:val="nil"/>
+                <w:left w:space="0" w:sz="0" w:val="nil"/>
+                <w:bottom w:space="0" w:sz="0" w:val="nil"/>
+                <w:right w:space="0" w:sz="0" w:val="nil"/>
+                <w:between w:space="0" w:sz="0" w:val="nil"/>
+              </w:pBdr>
+              <w:shd w:fill="auto" w:val="clear"/>
+              <w:spacing w:after="0" w:before="0" w:line="240" w:lineRule="auto"/>
+              <w:ind w:left="0" w:right="0" w:firstLine="0"/>
+              <w:jc w:val="left"/>
+              <w:rPr>
+                <w:color w:val="ffffff"/>
+              </w:rPr>
+            </w:pPr>
+            <w:r>
+              <w:rPr>
+                <w:color w:val="ffffff"/>
+                <w:rtl w:val="0"/>
+              </w:rPr>
+              <w:t xml:space="preserve">Érték</w:t>
+            </w:r>
+          </w:p>
+        </w:tc>
+      </w:tr>
+      <w:tr>
+        <w:trPr>
+          <w:cantSplit w:val="0"/>
+          <w:tblHeader w:val="0"/>
+        </w:trPr>
+        <w:tc>
+          <w:tcPr>
+            <w:shd w:fill="auto" w:val="clear"/>
+            <w:tcMar>
+              <w:top w:w="100.0" w:type="dxa"/>
+              <w:left w:w="100.0" w:type="dxa"/>
+              <w:bottom w:w="100.0" w:type="dxa"/>
+              <w:right w:w="100.0" w:type="dxa"/>
+            </w:tcMar>
+            <w:vAlign w:val="top"/>
+          </w:tcPr>
+          <w:p>
+            <w:pPr>
+              <w:keepNext w:val="0"/>
+              <w:keepLines w:val="0"/>
+              <w:pageBreakBefore w:val="0"/>
+              <w:widowControl w:val="0"/>
+              <w:pBdr>
+                <w:top w:space="0" w:sz="0" w:val="nil"/>
+                <w:left w:space="0" w:sz="0" w:val="nil"/>
+                <w:bottom w:space="0" w:sz="0" w:val="nil"/>
+                <w:right w:space="0" w:sz="0" w:val="nil"/>
+                <w:between w:space="0" w:sz="0" w:val="nil"/>
+              </w:pBdr>
+              <w:shd w:fill="auto" w:val="clear"/>
+              <w:spacing w:after="0" w:before="0" w:line="240" w:lineRule="auto"/>
+              <w:ind w:left="0" w:right="0" w:firstLine="0"/>
+              <w:jc w:val="left"/>
+              <w:rPr/>
+            </w:pPr>
+            <w:r>
+              <w:rPr>
+                <w:rtl w:val="0"/>
+              </w:rPr>
+              <w:t xml:space="preserve">Idő</w:t>
+            </w:r>
+          </w:p>
+        </w:tc>
+        <w:tc>
+          <w:tcPr>
+            <w:shd w:fill="auto" w:val="clear"/>
+            <w:tcMar>
+              <w:top w:w="100.0" w:type="dxa"/>
+              <w:left w:w="100.0" w:type="dxa"/>
+              <w:bottom w:w="100.0" w:type="dxa"/>
+              <w:right w:w="100.0" w:type="dxa"/>
+            </w:tcMar>
+            <w:vAlign w:val="top"/>
+          </w:tcPr>
+          <w:p>
+            <w:pPr>
+              <w:keepNext w:val="0"/>
+              <w:keepLines w:val="0"/>
+              <w:pageBreakBefore w:val="0"/>
+              <w:widowControl w:val="0"/>
+              <w:pBdr>
+                <w:top w:space="0" w:sz="0" w:val="nil"/>
+                <w:left w:space="0" w:sz="0" w:val="nil"/>
+                <w:bottom w:space="0" w:sz="0" w:val="nil"/>
+                <w:right w:space="0" w:sz="0" w:val="nil"/>
+                <w:between w:space="0" w:sz="0" w:val="nil"/>
+              </w:pBdr>
+              <w:shd w:fill="auto" w:val="clear"/>
+              <w:spacing w:after="0" w:before="0" w:line="240" w:lineRule="auto"/>
+              <w:ind w:left="0" w:right="0" w:firstLine="0"/>
+              <w:jc w:val="left"/>
+              <w:rPr/>
+            </w:pPr>
+            <w:r>
+              <w:rPr>
+                <w:rtl w:val="0"/>
+              </w:rPr>
+              <w:t xml:space="preserve">Esemeny dátuma és percpontos ideje</w:t>
+            </w:r>
+          </w:p>
+        </w:tc>
+        <w:tc>
+          <w:tcPr>
+            <w:shd w:fill="auto" w:val="clear"/>
+            <w:tcMar>
+              <w:top w:w="100.0" w:type="dxa"/>
+              <w:left w:w="100.0" w:type="dxa"/>
+              <w:bottom w:w="100.0" w:type="dxa"/>
+              <w:right w:w="100.0" w:type="dxa"/>
+            </w:tcMar>
+            <w:vAlign w:val="top"/>
+          </w:tcPr>
+          <w:p>
+            <w:pPr>
+              <w:keepNext w:val="0"/>
+              <w:keepLines w:val="0"/>
+              <w:pageBreakBefore w:val="0"/>
+              <w:widowControl w:val="0"/>
+              <w:pBdr>
+                <w:top w:space="0" w:sz="0" w:val="nil"/>
+                <w:left w:space="0" w:sz="0" w:val="nil"/>
+                <w:bottom w:space="0" w:sz="0" w:val="nil"/>
+                <w:right w:space="0" w:sz="0" w:val="nil"/>
+                <w:between w:space="0" w:sz="0" w:val="nil"/>
+              </w:pBdr>
+              <w:shd w:fill="auto" w:val="clear"/>
+              <w:spacing w:after="0" w:before="0" w:line="240" w:lineRule="auto"/>
+              <w:ind w:left="0" w:right="0" w:firstLine="0"/>
+              <w:jc w:val="left"/>
+              <w:rPr/>
+            </w:pPr>
+            <w:r>
+              <w:rPr>
+                <w:rtl w:val="0"/>
+              </w:rPr>
+              <w:t xml:space="preserve">ÉÉÉÉ-HH-NN  ÓÓ:PP</w:t>
+              <w:br w:type="textWrapping"/>
+              <w:t xml:space="preserve">(érték formátum)</w:t>
+            </w:r>
+          </w:p>
+        </w:tc>
+      </w:tr>
+      <w:tr>
+        <w:trPr>
+          <w:cantSplit w:val="0"/>
+          <w:tblHeader w:val="0"/>
+        </w:trPr>
+        <w:tc>
+          <w:tcPr>
+            <w:shd w:fill="auto" w:val="clear"/>
+            <w:tcMar>
+              <w:top w:w="100.0" w:type="dxa"/>
+              <w:left w:w="100.0" w:type="dxa"/>
+              <w:bottom w:w="100.0" w:type="dxa"/>
+              <w:right w:w="100.0" w:type="dxa"/>
+            </w:tcMar>
+            <w:vAlign w:val="top"/>
+          </w:tcPr>
+          <w:p>
+            <w:pPr>
+              <w:keepNext w:val="0"/>
+              <w:keepLines w:val="0"/>
+              <w:pageBreakBefore w:val="0"/>
+              <w:widowControl w:val="0"/>
+              <w:pBdr>
+                <w:top w:space="0" w:sz="0" w:val="nil"/>
+                <w:left w:space="0" w:sz="0" w:val="nil"/>
+                <w:bottom w:space="0" w:sz="0" w:val="nil"/>
+                <w:right w:space="0" w:sz="0" w:val="nil"/>
+                <w:between w:space="0" w:sz="0" w:val="nil"/>
+              </w:pBdr>
+              <w:shd w:fill="auto" w:val="clear"/>
+              <w:spacing w:after="0" w:before="0" w:line="240" w:lineRule="auto"/>
+              <w:ind w:left="0" w:right="0" w:firstLine="0"/>
+              <w:jc w:val="left"/>
+              <w:rPr/>
+            </w:pPr>
+            <w:r>
+              <w:rPr>
+                <w:rtl w:val="0"/>
+              </w:rPr>
+              <w:t xml:space="preserve">Rendszám</w:t>
+            </w:r>
+          </w:p>
+        </w:tc>
+        <w:tc>
+          <w:tcPr>
+            <w:shd w:fill="auto" w:val="clear"/>
+            <w:tcMar>
+              <w:top w:w="100.0" w:type="dxa"/>
+              <w:left w:w="100.0" w:type="dxa"/>
+              <w:bottom w:w="100.0" w:type="dxa"/>
+              <w:right w:w="100.0" w:type="dxa"/>
+            </w:tcMar>
+            <w:vAlign w:val="top"/>
+          </w:tcPr>
+          <w:p>
+            <w:pPr>
+              <w:keepNext w:val="0"/>
+              <w:keepLines w:val="0"/>
+              <w:pageBreakBefore w:val="0"/>
+              <w:widowControl w:val="0"/>
+              <w:pBdr>
+                <w:top w:space="0" w:sz="0" w:val="nil"/>
+                <w:left w:space="0" w:sz="0" w:val="nil"/>
+                <w:bottom w:space="0" w:sz="0" w:val="nil"/>
+                <w:right w:space="0" w:sz="0" w:val="nil"/>
+                <w:between w:space="0" w:sz="0" w:val="nil"/>
+              </w:pBdr>
+              <w:shd w:fill="auto" w:val="clear"/>
+              <w:spacing w:after="0" w:before="0" w:line="240" w:lineRule="auto"/>
+              <w:ind w:left="0" w:right="0" w:firstLine="0"/>
+              <w:jc w:val="left"/>
+              <w:rPr/>
+            </w:pPr>
+            <w:r>
+              <w:rPr>
+                <w:rtl w:val="0"/>
+              </w:rPr>
+              <w:t xml:space="preserve">Felismert rendszám</w:t>
+            </w:r>
+          </w:p>
+        </w:tc>
+        <w:tc>
+          <w:tcPr>
+            <w:shd w:fill="auto" w:val="clear"/>
+            <w:tcMar>
+              <w:top w:w="100.0" w:type="dxa"/>
+              <w:left w:w="100.0" w:type="dxa"/>
+              <w:bottom w:w="100.0" w:type="dxa"/>
+              <w:right w:w="100.0" w:type="dxa"/>
+            </w:tcMar>
+            <w:vAlign w:val="top"/>
+          </w:tcPr>
+          <w:p>
+            <w:pPr>
+              <w:keepNext w:val="0"/>
+              <w:keepLines w:val="0"/>
+              <w:pageBreakBefore w:val="0"/>
+              <w:widowControl w:val="0"/>
+              <w:pBdr>
+                <w:top w:space="0" w:sz="0" w:val="nil"/>
+                <w:left w:space="0" w:sz="0" w:val="nil"/>
+                <w:bottom w:space="0" w:sz="0" w:val="nil"/>
+                <w:right w:space="0" w:sz="0" w:val="nil"/>
+                <w:between w:space="0" w:sz="0" w:val="nil"/>
+              </w:pBdr>
+              <w:shd w:fill="auto" w:val="clear"/>
+              <w:spacing w:after="0" w:before="0" w:line="240" w:lineRule="auto"/>
+              <w:ind w:left="0" w:right="0" w:firstLine="0"/>
+              <w:jc w:val="left"/>
+              <w:rPr/>
+            </w:pPr>
+            <w:r>
+              <w:rPr>
+                <w:rtl w:val="0"/>
+              </w:rPr>
+              <w:t xml:space="preserve">Kizárólag nagy betűs</w:t>
+            </w:r>
+          </w:p>
+        </w:tc>
+      </w:tr>
+      <w:tr>
+        <w:trPr>
+          <w:cantSplit w:val="0"/>
+          <w:tblHeader w:val="0"/>
+        </w:trPr>
+        <w:tc>
+          <w:tcPr>
+            <w:shd w:fill="auto" w:val="clear"/>
+            <w:tcMar>
+              <w:top w:w="100.0" w:type="dxa"/>
+              <w:left w:w="100.0" w:type="dxa"/>
+              <w:bottom w:w="100.0" w:type="dxa"/>
+              <w:right w:w="100.0" w:type="dxa"/>
+            </w:tcMar>
+            <w:vAlign w:val="top"/>
+          </w:tcPr>
+          <w:p>
+            <w:pPr>
+              <w:keepNext w:val="0"/>
+              <w:keepLines w:val="0"/>
+              <w:pageBreakBefore w:val="0"/>
+              <w:widowControl w:val="0"/>
+              <w:pBdr>
+                <w:top w:space="0" w:sz="0" w:val="nil"/>
+                <w:left w:space="0" w:sz="0" w:val="nil"/>
+                <w:bottom w:space="0" w:sz="0" w:val="nil"/>
+                <w:right w:space="0" w:sz="0" w:val="nil"/>
+                <w:between w:space="0" w:sz="0" w:val="nil"/>
+              </w:pBdr>
+              <w:shd w:fill="auto" w:val="clear"/>
+              <w:spacing w:after="0" w:before="0" w:line="240" w:lineRule="auto"/>
+              <w:ind w:left="0" w:right="0" w:firstLine="0"/>
+              <w:jc w:val="left"/>
+              <w:rPr/>
+            </w:pPr>
+            <w:r>
+              <w:rPr>
+                <w:rtl w:val="0"/>
+              </w:rPr>
+              <w:t xml:space="preserve">Név</w:t>
+            </w:r>
+          </w:p>
+        </w:tc>
+        <w:tc>
+          <w:tcPr>
+            <w:shd w:fill="auto" w:val="clear"/>
+            <w:tcMar>
+              <w:top w:w="100.0" w:type="dxa"/>
+              <w:left w:w="100.0" w:type="dxa"/>
+              <w:bottom w:w="100.0" w:type="dxa"/>
+              <w:right w:w="100.0" w:type="dxa"/>
+            </w:tcMar>
+            <w:vAlign w:val="top"/>
+          </w:tcPr>
+          <w:p>
+            <w:pPr>
+              <w:keepNext w:val="0"/>
+              <w:keepLines w:val="0"/>
+              <w:pageBreakBefore w:val="0"/>
+              <w:widowControl w:val="0"/>
+              <w:pBdr>
+                <w:top w:space="0" w:sz="0" w:val="nil"/>
+                <w:left w:space="0" w:sz="0" w:val="nil"/>
+                <w:bottom w:space="0" w:sz="0" w:val="nil"/>
+                <w:right w:space="0" w:sz="0" w:val="nil"/>
+                <w:between w:space="0" w:sz="0" w:val="nil"/>
+              </w:pBdr>
+              <w:shd w:fill="auto" w:val="clear"/>
+              <w:spacing w:after="0" w:before="0" w:line="240" w:lineRule="auto"/>
+              <w:ind w:left="0" w:right="0" w:firstLine="0"/>
+              <w:jc w:val="left"/>
+              <w:rPr/>
+            </w:pPr>
+            <w:r>
+              <w:rPr>
+                <w:rtl w:val="0"/>
+              </w:rPr>
+              <w:t xml:space="preserve">Rendszámhoz kötött név</w:t>
+            </w:r>
+          </w:p>
+        </w:tc>
+        <w:tc>
+          <w:tcPr>
+            <w:shd w:fill="auto" w:val="clear"/>
+            <w:tcMar>
+              <w:top w:w="100.0" w:type="dxa"/>
+              <w:left w:w="100.0" w:type="dxa"/>
+              <w:bottom w:w="100.0" w:type="dxa"/>
+              <w:right w:w="100.0" w:type="dxa"/>
+            </w:tcMar>
+            <w:vAlign w:val="top"/>
+          </w:tcPr>
+          <w:p>
+            <w:pPr>
+              <w:keepNext w:val="0"/>
+              <w:keepLines w:val="0"/>
+              <w:pageBreakBefore w:val="0"/>
+              <w:widowControl w:val="0"/>
+              <w:pBdr>
+                <w:top w:space="0" w:sz="0" w:val="nil"/>
+                <w:left w:space="0" w:sz="0" w:val="nil"/>
+                <w:bottom w:space="0" w:sz="0" w:val="nil"/>
+                <w:right w:space="0" w:sz="0" w:val="nil"/>
+                <w:between w:space="0" w:sz="0" w:val="nil"/>
+              </w:pBdr>
+              <w:shd w:fill="auto" w:val="clear"/>
+              <w:spacing w:after="0" w:before="0" w:line="240" w:lineRule="auto"/>
+              <w:ind w:left="0" w:right="0" w:firstLine="0"/>
+              <w:jc w:val="left"/>
+              <w:rPr/>
+            </w:pPr>
+            <w:r>
+              <w:rPr>
+                <w:rtl w:val="0"/>
+              </w:rPr>
+              <w:t xml:space="preserve">Ismeretlen ha nincs a listán</w:t>
+            </w:r>
+          </w:p>
+        </w:tc>
+      </w:tr>
+      <w:tr>
+        <w:trPr>
+          <w:cantSplit w:val="0"/>
+          <w:tblHeader w:val="0"/>
+        </w:trPr>
+        <w:tc>
+          <w:tcPr>
+            <w:shd w:fill="auto" w:val="clear"/>
+            <w:tcMar>
+              <w:top w:w="100.0" w:type="dxa"/>
+              <w:left w:w="100.0" w:type="dxa"/>
+              <w:bottom w:w="100.0" w:type="dxa"/>
+              <w:right w:w="100.0" w:type="dxa"/>
+            </w:tcMar>
+            <w:vAlign w:val="top"/>
+          </w:tcPr>
+          <w:p>
+            <w:pPr>
+              <w:keepNext w:val="0"/>
+              <w:keepLines w:val="0"/>
+              <w:pageBreakBefore w:val="0"/>
+              <w:widowControl w:val="0"/>
+              <w:pBdr>
+                <w:top w:space="0" w:sz="0" w:val="nil"/>
+                <w:left w:space="0" w:sz="0" w:val="nil"/>
+                <w:bottom w:space="0" w:sz="0" w:val="nil"/>
+                <w:right w:space="0" w:sz="0" w:val="nil"/>
+                <w:between w:space="0" w:sz="0" w:val="nil"/>
+              </w:pBdr>
+              <w:shd w:fill="auto" w:val="clear"/>
+              <w:spacing w:after="0" w:before="0" w:line="240" w:lineRule="auto"/>
+              <w:ind w:left="0" w:right="0" w:firstLine="0"/>
+              <w:jc w:val="left"/>
+              <w:rPr/>
+            </w:pPr>
+            <w:r>
+              <w:rPr>
+                <w:rtl w:val="0"/>
+              </w:rPr>
+              <w:t xml:space="preserve">Eredmény</w:t>
+            </w:r>
+          </w:p>
+        </w:tc>
+        <w:tc>
+          <w:tcPr>
+            <w:shd w:fill="auto" w:val="clear"/>
+            <w:tcMar>
+              <w:top w:w="100.0" w:type="dxa"/>
+              <w:left w:w="100.0" w:type="dxa"/>
+              <w:bottom w:w="100.0" w:type="dxa"/>
+              <w:right w:w="100.0" w:type="dxa"/>
+            </w:tcMar>
+            <w:vAlign w:val="top"/>
+          </w:tcPr>
+          <w:p>
+            <w:pPr>
+              <w:keepNext w:val="0"/>
+              <w:keepLines w:val="0"/>
+              <w:pageBreakBefore w:val="0"/>
+              <w:widowControl w:val="0"/>
+              <w:pBdr>
+                <w:top w:space="0" w:sz="0" w:val="nil"/>
+                <w:left w:space="0" w:sz="0" w:val="nil"/>
+                <w:bottom w:space="0" w:sz="0" w:val="nil"/>
+                <w:right w:space="0" w:sz="0" w:val="nil"/>
+                <w:between w:space="0" w:sz="0" w:val="nil"/>
+              </w:pBdr>
+              <w:shd w:fill="auto" w:val="clear"/>
+              <w:spacing w:after="0" w:before="0" w:line="240" w:lineRule="auto"/>
+              <w:ind w:left="0" w:right="0" w:firstLine="0"/>
+              <w:jc w:val="left"/>
+              <w:rPr/>
+            </w:pPr>
+            <w:r>
+              <w:rPr>
+                <w:rtl w:val="0"/>
+              </w:rPr>
+              <w:t xml:space="preserve">Belépés eredménye</w:t>
+            </w:r>
+          </w:p>
+        </w:tc>
+        <w:tc>
+          <w:tcPr>
+            <w:shd w:fill="auto" w:val="clear"/>
+            <w:tcMar>
+              <w:top w:w="100.0" w:type="dxa"/>
+              <w:left w:w="100.0" w:type="dxa"/>
+              <w:bottom w:w="100.0" w:type="dxa"/>
+              <w:right w:w="100.0" w:type="dxa"/>
+            </w:tcMar>
+            <w:vAlign w:val="top"/>
+          </w:tcPr>
+          <w:p>
+            <w:pPr>
+              <w:keepNext w:val="0"/>
+              <w:keepLines w:val="0"/>
+              <w:pageBreakBefore w:val="0"/>
+              <w:widowControl w:val="0"/>
+              <w:pBdr>
+                <w:top w:space="0" w:sz="0" w:val="nil"/>
+                <w:left w:space="0" w:sz="0" w:val="nil"/>
+                <w:bottom w:space="0" w:sz="0" w:val="nil"/>
+                <w:right w:space="0" w:sz="0" w:val="nil"/>
+                <w:between w:space="0" w:sz="0" w:val="nil"/>
+              </w:pBdr>
+              <w:shd w:fill="auto" w:val="clear"/>
+              <w:spacing w:after="0" w:before="0" w:line="240" w:lineRule="auto"/>
+              <w:ind w:left="0" w:right="0" w:firstLine="0"/>
+              <w:jc w:val="left"/>
+              <w:rPr/>
+            </w:pPr>
+            <w:r>
+              <w:rPr>
+                <w:rtl w:val="0"/>
+              </w:rPr>
+              <w:t xml:space="preserve">Engedélyezett vagy Megtagadva</w:t>
+            </w:r>
+          </w:p>
+        </w:tc>
+      </w:tr>
+    </w:tbl>
+    <w:p>
+      <w:pPr>
+        <w:jc w:val="both"/>
+        <w:rPr/>
+      </w:pPr>
+      <w:r>
+        <w:rPr>
+          <w:rtl w:val="0"/>
+        </w:rPr>
+      </w:r>
+    </w:p>
+    <w:p>
+      <w:pPr>
+        <w:pStyle w:val="Heading4"/>
+        <w:jc w:val="both"/>
+        <w:rPr/>
+      </w:pPr>
+      <w:bookmarkStart w:colFirst="0" w:colLast="0" w:name="_68a27oww958v" w:id="25"/>
+      <w:bookmarkEnd w:id="25"/>
+      <w:r>
+        <w:rPr>
+          <w:rtl w:val="0"/>
+        </w:rPr>
+        <w:t xml:space="preserve">2.2.4.2 Szűrés</w:t>
+      </w:r>
+    </w:p>
+    <w:p>
+      <w:pPr>
+        <w:rPr/>
+      </w:pPr>
+      <w:r>
+        <w:rPr>
+          <w:rtl w:val="0"/>
+        </w:rPr>
+      </w:r>
+    </w:p>
+    <w:p>
+      <w:pPr>
+        <w:spacing w:after="80" w:before="80" w:lineRule="auto"/>
+        <w:jc w:val="both"/>
+        <w:rPr/>
+      </w:pPr>
+      <w:r>
+        <w:rPr>
+          <w:color w:val="404040"/>
+          <w:rtl w:val="0"/>
+        </w:rPr>
+        <w:t xml:space="preserve">A napló tetején három szűrőgomb áll rendelkezésre:</w:t>
+      </w:r>
+      <w:r>
+        <w:rPr>
+          <w:rtl w:val="0"/>
+        </w:rPr>
+      </w:r>
+    </w:p>
+    <w:p>
+      <w:pPr>
+        <w:numPr>
+          <w:ilvl w:val="0"/>
+          <w:numId w:val="2"/>
+        </w:numPr>
+        <w:spacing w:after="60" w:before="60" w:lineRule="auto"/>
+        <w:ind w:left="720" w:hanging="360"/>
+        <w:jc w:val="both"/>
+      </w:pPr>
+      <w:r>
+        <w:rPr>
+          <w:color w:val="404040"/>
+          <w:rtl w:val="0"/>
+        </w:rPr>
+        <w:t xml:space="preserve">Összes — minden esemény megjelenítése</w:t>
+      </w:r>
+      <w:r>
+        <w:rPr>
+          <w:rtl w:val="0"/>
+        </w:rPr>
+      </w:r>
+    </w:p>
+    <w:p>
+      <w:pPr>
+        <w:numPr>
+          <w:ilvl w:val="0"/>
+          <w:numId w:val="2"/>
+        </w:numPr>
+        <w:spacing w:after="60" w:before="60" w:lineRule="auto"/>
+        <w:ind w:left="720" w:hanging="360"/>
+        <w:jc w:val="both"/>
+      </w:pPr>
+      <w:r>
+        <w:rPr>
+          <w:color w:val="404040"/>
+          <w:rtl w:val="0"/>
+        </w:rPr>
+        <w:t xml:space="preserve">Engedélyezett — csak a sikeres belépések listája</w:t>
+      </w:r>
+      <w:r>
+        <w:rPr>
+          <w:rtl w:val="0"/>
+        </w:rPr>
+      </w:r>
+    </w:p>
+    <w:p>
+      <w:pPr>
+        <w:numPr>
+          <w:ilvl w:val="0"/>
+          <w:numId w:val="2"/>
+        </w:numPr>
+        <w:spacing w:after="60" w:before="60" w:lineRule="auto"/>
+        <w:ind w:left="720" w:hanging="360"/>
+        <w:jc w:val="both"/>
+      </w:pPr>
+      <w:r>
+        <w:rPr>
+          <w:color w:val="404040"/>
+          <w:rtl w:val="0"/>
+        </w:rPr>
+        <w:t xml:space="preserve">Megtagadott — csak a visszautasított kísérletek</w:t>
+      </w:r>
+      <w:r>
+        <w:rPr>
+          <w:rtl w:val="0"/>
+        </w:rPr>
+      </w:r>
+    </w:p>
+    <w:p>
+      <w:pPr>
+        <w:spacing w:after="80" w:before="80" w:lineRule="auto"/>
+        <w:jc w:val="both"/>
+        <w:rPr/>
+      </w:pPr>
+      <w:r>
+        <w:rPr>
+          <w:color w:val="404040"/>
+          <w:rtl w:val="0"/>
+        </w:rPr>
+        <w:t xml:space="preserve">Az aktuálisan megjelenített sorok száma a szűrőgombok melletti számlálóban látható.</w:t>
+      </w:r>
+      <w:r>
+        <w:rPr>
+          <w:rtl w:val="0"/>
+        </w:rPr>
       </w:r>
     </w:p>
     <w:p>
@@ -1666,13 +5879,19 @@
         <w:pStyle w:val="Heading1"/>
         <w:rPr/>
       </w:pPr>
-      <w:bookmarkStart w:colFirst="0" w:colLast="0" w:name="_av7mwbg3y1m2" w:id="5"/>
-      <w:bookmarkEnd w:id="5"/>
-      <w:r>
-        <w:rPr>
-          <w:rtl w:val="0"/>
-        </w:rPr>
-        <w:t xml:space="preserve">2. Rendszeráttekintés</w:t>
+      <w:bookmarkStart w:colFirst="0" w:colLast="0" w:name="_av7mwbg3y1m2" w:id="26"/>
+      <w:bookmarkEnd w:id="26"/>
+      <w:r>
+        <w:rPr>
+          <w:rtl w:val="0"/>
+        </w:rPr>
+        <w:t xml:space="preserve">3</w:t>
+      </w:r>
+      <w:r>
+        <w:rPr>
+          <w:rtl w:val="0"/>
+        </w:rPr>
+        <w:t xml:space="preserve">. Rendszeráttekintés</w:t>
       </w:r>
     </w:p>
     <w:p>
@@ -1680,13 +5899,13 @@
         <w:pStyle w:val="Heading2"/>
         <w:rPr/>
       </w:pPr>
-      <w:bookmarkStart w:colFirst="0" w:colLast="0" w:name="_9ci8mpikwcoz" w:id="6"/>
-      <w:bookmarkEnd w:id="6"/>
-      <w:r>
-        <w:rPr>
-          <w:rtl w:val="0"/>
-        </w:rPr>
-        <w:t xml:space="preserve">2.1 Architektúra</w:t>
+      <w:bookmarkStart w:colFirst="0" w:colLast="0" w:name="_9ci8mpikwcoz" w:id="27"/>
+      <w:bookmarkEnd w:id="27"/>
+      <w:r>
+        <w:rPr>
+          <w:rtl w:val="0"/>
+        </w:rPr>
+        <w:t xml:space="preserve">3.1 Architektúra</w:t>
       </w:r>
     </w:p>
     <w:p>
@@ -1755,13 +5974,58 @@
         <w:pStyle w:val="Heading2"/>
         <w:rPr/>
       </w:pPr>
-      <w:bookmarkStart w:colFirst="0" w:colLast="0" w:name="_yo853b1wjt4y" w:id="7"/>
-      <w:bookmarkEnd w:id="7"/>
-      <w:r>
-        <w:rPr>
-          <w:rtl w:val="0"/>
-        </w:rPr>
-        <w:t xml:space="preserve">2.2 Fájlstruktúra</w:t>
+      <w:bookmarkStart w:colFirst="0" w:colLast="0" w:name="_p34cyy8ev2fm" w:id="28"/>
+      <w:bookmarkEnd w:id="28"/>
+      <w:r>
+        <w:rPr>
+          <w:rtl w:val="0"/>
+        </w:rPr>
+      </w:r>
+    </w:p>
+    <w:p>
+      <w:pPr>
+        <w:pStyle w:val="Heading2"/>
+        <w:rPr/>
+      </w:pPr>
+      <w:bookmarkStart w:colFirst="0" w:colLast="0" w:name="_xcozkjq3u6q8" w:id="29"/>
+      <w:bookmarkEnd w:id="29"/>
+      <w:r>
+        <w:rPr>
+          <w:rtl w:val="0"/>
+        </w:rPr>
+      </w:r>
+    </w:p>
+    <w:p>
+      <w:pPr>
+        <w:pStyle w:val="Heading2"/>
+        <w:rPr/>
+      </w:pPr>
+      <w:bookmarkStart w:colFirst="0" w:colLast="0" w:name="_5vm7fl7l8fs3" w:id="30"/>
+      <w:bookmarkEnd w:id="30"/>
+      <w:r>
+        <w:rPr>
+          <w:rtl w:val="0"/>
+        </w:rPr>
+      </w:r>
+    </w:p>
+    <w:p>
+      <w:pPr>
+        <w:pStyle w:val="Heading2"/>
+        <w:rPr/>
+      </w:pPr>
+      <w:bookmarkStart w:colFirst="0" w:colLast="0" w:name="_yo853b1wjt4y" w:id="31"/>
+      <w:bookmarkEnd w:id="31"/>
+      <w:r>
+        <w:rPr>
+          <w:rtl w:val="0"/>
+        </w:rPr>
+        <w:t xml:space="preserve">3</w:t>
+      </w:r>
+      <w:r>
+        <w:rPr>
+          <w:rtl w:val="0"/>
+        </w:rPr>
+        <w:t xml:space="preserve">.2 Fájlstruktúra</w:t>
       </w:r>
     </w:p>
     <w:p>
@@ -1797,7 +6061,7 @@
         <w:widowControl w:val="1"/>
         <w:numPr>
           <w:ilvl w:val="0"/>
-          <w:numId w:val="1"/>
+          <w:numId w:val="2"/>
         </w:numPr>
         <w:pBdr>
           <w:top w:space="0" w:sz="0" w:val="nil"/>
@@ -1840,7 +6104,7 @@
         <w:widowControl w:val="1"/>
         <w:numPr>
           <w:ilvl w:val="0"/>
-          <w:numId w:val="1"/>
+          <w:numId w:val="2"/>
         </w:numPr>
         <w:pBdr>
           <w:top w:space="0" w:sz="0" w:val="nil"/>
@@ -1883,7 +6147,7 @@
         <w:widowControl w:val="1"/>
         <w:numPr>
           <w:ilvl w:val="0"/>
-          <w:numId w:val="1"/>
+          <w:numId w:val="2"/>
         </w:numPr>
         <w:pBdr>
           <w:top w:space="0" w:sz="0" w:val="nil"/>
@@ -1926,7 +6190,7 @@
         <w:widowControl w:val="1"/>
         <w:numPr>
           <w:ilvl w:val="0"/>
-          <w:numId w:val="1"/>
+          <w:numId w:val="2"/>
         </w:numPr>
         <w:pBdr>
           <w:top w:space="0" w:sz="0" w:val="nil"/>
@@ -1969,7 +6233,7 @@
         <w:widowControl w:val="1"/>
         <w:numPr>
           <w:ilvl w:val="0"/>
-          <w:numId w:val="1"/>
+          <w:numId w:val="2"/>
         </w:numPr>
         <w:pBdr>
           <w:top w:space="0" w:sz="0" w:val="nil"/>
@@ -2012,7 +6276,7 @@
         <w:widowControl w:val="1"/>
         <w:numPr>
           <w:ilvl w:val="0"/>
-          <w:numId w:val="1"/>
+          <w:numId w:val="2"/>
         </w:numPr>
         <w:pBdr>
           <w:top w:space="0" w:sz="0" w:val="nil"/>
@@ -2049,53 +6313,10 @@
     </w:p>
     <w:p>
       <w:pPr>
-        <w:pageBreakBefore w:val="1"/>
-        <w:rPr/>
-      </w:pPr>
-      <w:r>
-        <w:rPr>
-          <w:rtl w:val="0"/>
-        </w:rPr>
-      </w:r>
-    </w:p>
-    <w:p>
-      <w:pPr>
-        <w:pStyle w:val="Heading1"/>
-        <w:rPr/>
-      </w:pPr>
-      <w:bookmarkStart w:colFirst="0" w:colLast="0" w:name="_5pfwr6hti28n" w:id="8"/>
-      <w:bookmarkEnd w:id="8"/>
-      <w:r>
-        <w:rPr>
-          <w:rtl w:val="0"/>
-        </w:rPr>
-        <w:t xml:space="preserve">3. Frontend</w:t>
-      </w:r>
-    </w:p>
-    <w:p>
-      <w:pPr>
-        <w:pStyle w:val="Heading2"/>
-        <w:rPr/>
-      </w:pPr>
-      <w:bookmarkStart w:colFirst="0" w:colLast="0" w:name="_onuqnqlh76mo" w:id="9"/>
-      <w:bookmarkEnd w:id="9"/>
-      <w:r>
-        <w:rPr>
-          <w:rtl w:val="0"/>
-        </w:rPr>
-        <w:t xml:space="preserve">3.1 Technológiai stack</w:t>
-      </w:r>
-    </w:p>
-    <w:p>
-      <w:pPr>
         <w:keepNext w:val="0"/>
         <w:keepLines w:val="0"/>
         <w:pageBreakBefore w:val="0"/>
         <w:widowControl w:val="1"/>
-        <w:numPr>
-          <w:ilvl w:val="0"/>
-          <w:numId w:val="1"/>
-        </w:numPr>
         <w:pBdr>
           <w:top w:space="0" w:sz="0" w:val="nil"/>
           <w:left w:space="0" w:sz="0" w:val="nil"/>
@@ -2105,11 +6326,8 @@
         </w:pBdr>
         <w:shd w:fill="auto" w:val="clear"/>
         <w:spacing w:after="60" w:before="60" w:line="240" w:lineRule="auto"/>
-        <w:ind w:left="720" w:right="0" w:hanging="360"/>
-        <w:jc w:val="both"/>
-        <w:rPr/>
-      </w:pPr>
-      <w:r>
+        <w:ind w:left="720" w:right="0" w:firstLine="0"/>
+        <w:jc w:val="both"/>
         <w:rPr>
           <w:rFonts w:ascii="Times New Roman" w:cs="Times New Roman" w:eastAsia="Times New Roman" w:hAnsi="Times New Roman"/>
           <w:b w:val="0"/>
@@ -2124,33 +6342,7 @@
           <w:u w:val="none"/>
           <w:shd w:fill="auto" w:val="clear"/>
           <w:vertAlign w:val="baseline"/>
-          <w:rtl w:val="0"/>
-        </w:rPr>
-        <w:t xml:space="preserve">React 18.2 — komponensalapú UI keretrendszer</w:t>
-      </w:r>
-    </w:p>
-    <w:p>
-      <w:pPr>
-        <w:keepNext w:val="0"/>
-        <w:keepLines w:val="0"/>
-        <w:pageBreakBefore w:val="0"/>
-        <w:widowControl w:val="1"/>
-        <w:numPr>
-          <w:ilvl w:val="0"/>
-          <w:numId w:val="1"/>
-        </w:numPr>
-        <w:pBdr>
-          <w:top w:space="0" w:sz="0" w:val="nil"/>
-          <w:left w:space="0" w:sz="0" w:val="nil"/>
-          <w:bottom w:space="0" w:sz="0" w:val="nil"/>
-          <w:right w:space="0" w:sz="0" w:val="nil"/>
-          <w:between w:space="0" w:sz="0" w:val="nil"/>
-        </w:pBdr>
-        <w:shd w:fill="auto" w:val="clear"/>
-        <w:spacing w:after="60" w:before="60" w:line="240" w:lineRule="auto"/>
-        <w:ind w:left="720" w:right="0" w:hanging="360"/>
-        <w:jc w:val="both"/>
-        <w:rPr/>
+        </w:rPr>
       </w:pPr>
       <w:r>
         <w:rPr>
@@ -2169,7 +6361,94 @@
           <w:vertAlign w:val="baseline"/>
           <w:rtl w:val="0"/>
         </w:rPr>
-        <w:t xml:space="preserve">ReactDOM — DOM renderelés</w:t>
+        <w:br w:type="textWrapping"/>
+      </w:r>
+      <w:r>
+        <w:drawing>
+          <wp:anchor allowOverlap="1" behindDoc="0" distB="114300" distT="114300" distL="114300" distR="114300" hidden="0" layoutInCell="1" locked="0" relativeHeight="0" simplePos="0">
+            <wp:simplePos x="0" y="0"/>
+            <wp:positionH relativeFrom="column">
+              <wp:posOffset>-1424</wp:posOffset>
+            </wp:positionH>
+            <wp:positionV relativeFrom="paragraph">
+              <wp:posOffset>171450</wp:posOffset>
+            </wp:positionV>
+            <wp:extent cx="5602641" cy="961002"/>
+            <wp:effectExtent b="0" l="0" r="0" t="0"/>
+            <wp:wrapSquare wrapText="bothSides" distB="114300" distT="114300" distL="114300" distR="114300"/>
+            <wp:docPr id="2" name="image1.png"/>
+            <a:graphic>
+              <a:graphicData uri="http://schemas.openxmlformats.org/drawingml/2006/picture">
+                <pic:pic>
+                  <pic:nvPicPr>
+                    <pic:cNvPr id="0" name="image1.png"/>
+                    <pic:cNvPicPr preferRelativeResize="0"/>
+                  </pic:nvPicPr>
+                  <pic:blipFill>
+                    <a:blip r:embed="rId6"/>
+                    <a:srcRect b="0" l="0" r="0" t="0"/>
+                    <a:stretch>
+                      <a:fillRect/>
+                    </a:stretch>
+                  </pic:blipFill>
+                  <pic:spPr>
+                    <a:xfrm>
+                      <a:off x="0" y="0"/>
+                      <a:ext cx="5602641" cy="961002"/>
+                    </a:xfrm>
+                    <a:prstGeom prst="rect"/>
+                    <a:ln/>
+                  </pic:spPr>
+                </pic:pic>
+              </a:graphicData>
+            </a:graphic>
+          </wp:anchor>
+        </w:drawing>
+      </w:r>
+    </w:p>
+    <w:p>
+      <w:pPr>
+        <w:pageBreakBefore w:val="1"/>
+        <w:rPr/>
+      </w:pPr>
+      <w:r>
+        <w:rPr>
+          <w:rtl w:val="0"/>
+        </w:rPr>
+      </w:r>
+    </w:p>
+    <w:p>
+      <w:pPr>
+        <w:pStyle w:val="Heading1"/>
+        <w:rPr/>
+      </w:pPr>
+      <w:bookmarkStart w:colFirst="0" w:colLast="0" w:name="_5pfwr6hti28n" w:id="32"/>
+      <w:bookmarkEnd w:id="32"/>
+      <w:r>
+        <w:rPr>
+          <w:rtl w:val="0"/>
+        </w:rPr>
+        <w:t xml:space="preserve">4</w:t>
+      </w:r>
+      <w:r>
+        <w:rPr>
+          <w:rtl w:val="0"/>
+        </w:rPr>
+        <w:t xml:space="preserve">. Frontend</w:t>
+      </w:r>
+    </w:p>
+    <w:p>
+      <w:pPr>
+        <w:pStyle w:val="Heading2"/>
+        <w:rPr/>
+      </w:pPr>
+      <w:bookmarkStart w:colFirst="0" w:colLast="0" w:name="_onuqnqlh76mo" w:id="33"/>
+      <w:bookmarkEnd w:id="33"/>
+      <w:r>
+        <w:rPr>
+          <w:rtl w:val="0"/>
+        </w:rPr>
+        <w:t xml:space="preserve">4.1 Technológiai stack</w:t>
       </w:r>
     </w:p>
     <w:p>
@@ -2180,7 +6459,7 @@
         <w:widowControl w:val="1"/>
         <w:numPr>
           <w:ilvl w:val="0"/>
-          <w:numId w:val="1"/>
+          <w:numId w:val="2"/>
         </w:numPr>
         <w:pBdr>
           <w:top w:space="0" w:sz="0" w:val="nil"/>
@@ -2212,14 +6491,32 @@
           <w:vertAlign w:val="baseline"/>
           <w:rtl w:val="0"/>
         </w:rPr>
-        <w:t xml:space="preserve">Babel Standalone — JSX transzpilálás </w:t>
-      </w:r>
-      <w:r>
-        <w:rPr>
-          <w:rtl w:val="0"/>
-        </w:rPr>
-        <w:t xml:space="preserve">(mi ez a szó ember)</w:t>
-      </w:r>
+        <w:t xml:space="preserve">React 18.2 — komponensalapú UI keretrendszer</w:t>
+      </w:r>
+    </w:p>
+    <w:p>
+      <w:pPr>
+        <w:keepNext w:val="0"/>
+        <w:keepLines w:val="0"/>
+        <w:pageBreakBefore w:val="0"/>
+        <w:widowControl w:val="1"/>
+        <w:numPr>
+          <w:ilvl w:val="0"/>
+          <w:numId w:val="2"/>
+        </w:numPr>
+        <w:pBdr>
+          <w:top w:space="0" w:sz="0" w:val="nil"/>
+          <w:left w:space="0" w:sz="0" w:val="nil"/>
+          <w:bottom w:space="0" w:sz="0" w:val="nil"/>
+          <w:right w:space="0" w:sz="0" w:val="nil"/>
+          <w:between w:space="0" w:sz="0" w:val="nil"/>
+        </w:pBdr>
+        <w:shd w:fill="auto" w:val="clear"/>
+        <w:spacing w:after="60" w:before="60" w:line="240" w:lineRule="auto"/>
+        <w:ind w:left="720" w:right="0" w:hanging="360"/>
+        <w:jc w:val="both"/>
+        <w:rPr/>
+      </w:pPr>
       <w:r>
         <w:rPr>
           <w:rFonts w:ascii="Times New Roman" w:cs="Times New Roman" w:eastAsia="Times New Roman" w:hAnsi="Times New Roman"/>
@@ -2237,7 +6534,7 @@
           <w:vertAlign w:val="baseline"/>
           <w:rtl w:val="0"/>
         </w:rPr>
-        <w:t xml:space="preserve"> böngészőben, build lépés nélkül</w:t>
+        <w:t xml:space="preserve">ReactDOM — DOM renderelés</w:t>
       </w:r>
     </w:p>
     <w:p>
@@ -2248,7 +6545,7 @@
         <w:widowControl w:val="1"/>
         <w:numPr>
           <w:ilvl w:val="0"/>
-          <w:numId w:val="1"/>
+          <w:numId w:val="2"/>
         </w:numPr>
         <w:pBdr>
           <w:top w:space="0" w:sz="0" w:val="nil"/>
@@ -2280,1012 +6577,14 @@
           <w:vertAlign w:val="baseline"/>
           <w:rtl w:val="0"/>
         </w:rPr>
-        <w:t xml:space="preserve">Vanilla CSS — saját stílus, CSS változókkal és dark/light témával</w:t>
-      </w:r>
-    </w:p>
-    <w:p>
-      <w:pPr>
-        <w:pStyle w:val="Heading2"/>
-        <w:rPr/>
-      </w:pPr>
-      <w:bookmarkStart w:colFirst="0" w:colLast="0" w:name="_np5ass4ddbxa" w:id="10"/>
-      <w:bookmarkEnd w:id="10"/>
-      <w:r>
-        <w:rPr>
-          <w:rtl w:val="0"/>
-        </w:rPr>
-        <w:t xml:space="preserve">3.2 Komponensek</w:t>
-      </w:r>
-    </w:p>
-    <w:p>
-      <w:pPr>
-        <w:pStyle w:val="Heading3"/>
-        <w:rPr/>
-      </w:pPr>
-      <w:bookmarkStart w:colFirst="0" w:colLast="0" w:name="_z9iq06azzb40" w:id="11"/>
-      <w:bookmarkEnd w:id="11"/>
-      <w:r>
-        <w:rPr>
-          <w:rtl w:val="0"/>
-        </w:rPr>
-        <w:t xml:space="preserve">3.2.1 App (gyökér komponens)</w:t>
-      </w:r>
-    </w:p>
-    <w:p>
-      <w:pPr>
-        <w:spacing w:after="120" w:before="120" w:line="276" w:lineRule="auto"/>
-        <w:jc w:val="both"/>
-        <w:rPr/>
-      </w:pPr>
-      <w:r>
-        <w:rPr>
-          <w:rFonts w:ascii="Times New Roman" w:cs="Times New Roman" w:eastAsia="Times New Roman" w:hAnsi="Times New Roman"/>
-          <w:b w:val="0"/>
-          <w:bCs w:val="0"/>
-          <w:i w:val="0"/>
-          <w:iCs w:val="0"/>
-          <w:sz w:val="24"/>
-          <w:szCs w:val="24"/>
-          <w:rtl w:val="0"/>
-        </w:rPr>
-        <w:t xml:space="preserve">Az App komponens tartalmazza az alkalmazás teljes állapotát és vezérlési logikáját. Kezeli a bejelentkezési állapotot (authed), a témát (dark/light), az aktív lapfület, valamint a munkamenet-időzítőt. A munkamenet 60 másodperces inaktivitás után automatikusan lejár, és visszajelzést ad a felhasználónak (visszaszámlálós időzítő</w:t>
-      </w:r>
-      <w:r>
-        <w:rPr>
-          <w:rtl w:val="0"/>
-        </w:rPr>
-        <w:t xml:space="preserve"> bal alul</w:t>
-      </w:r>
-      <w:r>
-        <w:rPr>
-          <w:rFonts w:ascii="Times New Roman" w:cs="Times New Roman" w:eastAsia="Times New Roman" w:hAnsi="Times New Roman"/>
-          <w:b w:val="0"/>
-          <w:bCs w:val="0"/>
-          <w:i w:val="0"/>
-          <w:iCs w:val="0"/>
-          <w:sz w:val="24"/>
-          <w:szCs w:val="24"/>
-          <w:rtl w:val="0"/>
-        </w:rPr>
-        <w:t xml:space="preserve">).</w:t>
-      </w:r>
-      <w:r>
-        <w:rPr>
-          <w:rtl w:val="0"/>
-        </w:rPr>
-      </w:r>
-    </w:p>
-    <w:p>
-      <w:pPr>
-        <w:spacing w:after="120" w:before="120" w:line="276" w:lineRule="auto"/>
-        <w:jc w:val="both"/>
-        <w:rPr/>
-      </w:pPr>
-      <w:r>
-        <w:rPr>
-          <w:rFonts w:ascii="Times New Roman" w:cs="Times New Roman" w:eastAsia="Times New Roman" w:hAnsi="Times New Roman"/>
-          <w:b w:val="0"/>
-          <w:bCs w:val="0"/>
-          <w:i w:val="0"/>
-          <w:iCs w:val="0"/>
-          <w:sz w:val="24"/>
-          <w:szCs w:val="24"/>
-          <w:rtl w:val="0"/>
-        </w:rPr>
-        <w:t xml:space="preserve">A React useState és useEffect hookok segítségével reaktívan frissül az állapot. Az eseményfigyelők (mousemove, mousedown, keydown, touchstart) a munkamenet-időzítőt minden interakciónál visszaállítják(hogy ne</w:t>
-      </w:r>
-      <w:r>
-        <w:rPr>
-          <w:rtl w:val="0"/>
-        </w:rPr>
-        <w:t xml:space="preserve"> jelentkezzen ki 60 másodpercenként</w:t>
-      </w:r>
-      <w:r>
-        <w:rPr>
-          <w:rFonts w:ascii="Times New Roman" w:cs="Times New Roman" w:eastAsia="Times New Roman" w:hAnsi="Times New Roman"/>
-          <w:b w:val="0"/>
-          <w:bCs w:val="0"/>
-          <w:i w:val="0"/>
-          <w:iCs w:val="0"/>
-          <w:sz w:val="24"/>
-          <w:szCs w:val="24"/>
-          <w:rtl w:val="0"/>
-        </w:rPr>
-        <w:t xml:space="preserve">).</w:t>
-      </w:r>
-      <w:r>
-        <w:rPr>
-          <w:rtl w:val="0"/>
-        </w:rPr>
-      </w:r>
-    </w:p>
-    <w:p>
-      <w:pPr>
-        <w:pStyle w:val="Heading3"/>
-        <w:rPr/>
-      </w:pPr>
-      <w:bookmarkStart w:colFirst="0" w:colLast="0" w:name="_rybw6m2b69c7" w:id="12"/>
-      <w:bookmarkEnd w:id="12"/>
-      <w:r>
-        <w:rPr>
-          <w:rtl w:val="0"/>
-        </w:rPr>
-        <w:t xml:space="preserve">3.2.2 Login</w:t>
-      </w:r>
-    </w:p>
-    <w:p>
-      <w:pPr>
-        <w:spacing w:after="120" w:before="120" w:line="276" w:lineRule="auto"/>
-        <w:jc w:val="both"/>
-        <w:rPr/>
-      </w:pPr>
-      <w:r>
-        <w:rPr>
-          <w:rFonts w:ascii="Times New Roman" w:cs="Times New Roman" w:eastAsia="Times New Roman" w:hAnsi="Times New Roman"/>
-          <w:b w:val="0"/>
-          <w:bCs w:val="0"/>
-          <w:i w:val="0"/>
-          <w:iCs w:val="0"/>
-          <w:sz w:val="24"/>
-          <w:szCs w:val="24"/>
-          <w:rtl w:val="0"/>
-        </w:rPr>
-        <w:t xml:space="preserve">A bejelentkezési képernyő felhasználónév és jelszó beviteli mezőket tartalmaz. Sikertelen belépéskor hibaüzenetet jelenít meg. Lejárt munkamenet esetén tájékoztató szöveget mutat. A demo hozzáférési adatok: admin / admin123.</w:t>
-      </w:r>
-      <w:r>
-        <w:rPr>
-          <w:rtl w:val="0"/>
-        </w:rPr>
-      </w:r>
-    </w:p>
-    <w:p>
-      <w:pPr>
-        <w:pStyle w:val="Heading3"/>
-        <w:rPr/>
-      </w:pPr>
-      <w:bookmarkStart w:colFirst="0" w:colLast="0" w:name="_yhsnvw81m0r5" w:id="13"/>
-      <w:bookmarkEnd w:id="13"/>
-      <w:r>
-        <w:rPr>
-          <w:rtl w:val="0"/>
-        </w:rPr>
-        <w:t xml:space="preserve">3.2.3 DashboardTab (Műszerfal)</w:t>
-      </w:r>
-    </w:p>
-    <w:p>
-      <w:pPr>
-        <w:spacing w:after="120" w:before="120" w:line="276" w:lineRule="auto"/>
-        <w:jc w:val="both"/>
-        <w:rPr/>
-      </w:pPr>
-      <w:r>
-        <w:rPr>
-          <w:rFonts w:ascii="Times New Roman" w:cs="Times New Roman" w:eastAsia="Times New Roman" w:hAnsi="Times New Roman"/>
-          <w:b w:val="0"/>
-          <w:bCs w:val="0"/>
-          <w:i w:val="0"/>
-          <w:iCs w:val="0"/>
-          <w:sz w:val="24"/>
-          <w:szCs w:val="24"/>
-          <w:rtl w:val="0"/>
-        </w:rPr>
-        <w:t xml:space="preserve">A műszerfal három fő elemet tartalmaz. A sorompó állapotát mutató kártya (NYITVA/ZÁRVA) zöld, illetve piros jelzőfénnyel, és egy manuális nyitás gombbal. Az utoljára felismert rendszám kártyán megjelenik a rendszám és az eredmény (whitelist-en szerepel-e). A kamera feed kártya </w:t>
-      </w:r>
-      <w:r>
-        <w:rPr>
-          <w:rtl w:val="0"/>
-        </w:rPr>
-        <w:t xml:space="preserve">2-ször</w:t>
-      </w:r>
-      <w:r>
-        <w:rPr>
-          <w:rFonts w:ascii="Times New Roman" w:cs="Times New Roman" w:eastAsia="Times New Roman" w:hAnsi="Times New Roman"/>
-          <w:b w:val="0"/>
-          <w:bCs w:val="0"/>
-          <w:i w:val="0"/>
-          <w:iCs w:val="0"/>
-          <w:sz w:val="24"/>
-          <w:szCs w:val="24"/>
-          <w:rtl w:val="0"/>
-        </w:rPr>
-        <w:t xml:space="preserve"> frissül</w:t>
-      </w:r>
-      <w:r>
-        <w:rPr>
-          <w:rtl w:val="0"/>
-        </w:rPr>
-        <w:t xml:space="preserve"> másodpercenként és</w:t>
-      </w:r>
-      <w:r>
-        <w:rPr>
-          <w:rFonts w:ascii="Times New Roman" w:cs="Times New Roman" w:eastAsia="Times New Roman" w:hAnsi="Times New Roman"/>
-          <w:b w:val="0"/>
-          <w:bCs w:val="0"/>
-          <w:i w:val="0"/>
-          <w:iCs w:val="0"/>
-          <w:sz w:val="24"/>
-          <w:szCs w:val="24"/>
-          <w:rtl w:val="0"/>
-        </w:rPr>
-        <w:t xml:space="preserve"> JPEG képet tölt be az API-tól és megjeleníti</w:t>
-      </w:r>
-      <w:r>
-        <w:rPr>
-          <w:rtl w:val="0"/>
-        </w:rPr>
-        <w:t xml:space="preserve"> </w:t>
-      </w:r>
-      <w:r>
-        <w:rPr>
-          <w:rFonts w:ascii="Times New Roman" w:cs="Times New Roman" w:eastAsia="Times New Roman" w:hAnsi="Times New Roman"/>
-          <w:b w:val="0"/>
-          <w:bCs w:val="0"/>
-          <w:i w:val="0"/>
-          <w:iCs w:val="0"/>
-          <w:sz w:val="24"/>
-          <w:szCs w:val="24"/>
-          <w:rtl w:val="0"/>
-        </w:rPr>
-        <w:t xml:space="preserve">élő nézetként.</w:t>
-      </w:r>
-      <w:r>
-        <w:rPr>
-          <w:rtl w:val="0"/>
-        </w:rPr>
-      </w:r>
-    </w:p>
-    <w:p>
-      <w:pPr>
-        <w:spacing w:after="120" w:before="120" w:line="276" w:lineRule="auto"/>
-        <w:jc w:val="both"/>
-        <w:rPr/>
-      </w:pPr>
-      <w:r>
-        <w:rPr>
-          <w:rFonts w:ascii="Times New Roman" w:cs="Times New Roman" w:eastAsia="Times New Roman" w:hAnsi="Times New Roman"/>
-          <w:b w:val="0"/>
-          <w:bCs w:val="0"/>
-          <w:i w:val="0"/>
-          <w:iCs w:val="0"/>
-          <w:sz w:val="24"/>
-          <w:szCs w:val="24"/>
-          <w:rtl w:val="0"/>
-        </w:rPr>
-        <w:t xml:space="preserve">A rendszámfelismerés eredményét a komponens másodpercenként lekérdezi a /api/last-recognition végponttól. Ha a státusz 'allowed', a sorompó automatikusan 4 másodpercre nyitva marad.</w:t>
-      </w:r>
-      <w:r>
-        <w:rPr>
-          <w:rtl w:val="0"/>
-        </w:rPr>
-      </w:r>
-    </w:p>
-    <w:p>
-      <w:pPr>
-        <w:pStyle w:val="Heading3"/>
-        <w:rPr/>
-      </w:pPr>
-      <w:bookmarkStart w:colFirst="0" w:colLast="0" w:name="_dypdh71kp5ml" w:id="14"/>
-      <w:bookmarkEnd w:id="14"/>
-      <w:r>
-        <w:rPr>
-          <w:rtl w:val="0"/>
-        </w:rPr>
-        <w:t xml:space="preserve">3.2.4 WhitelistTab</w:t>
-      </w:r>
-    </w:p>
-    <w:p>
-      <w:pPr>
-        <w:spacing w:after="120" w:before="120" w:line="276" w:lineRule="auto"/>
-        <w:jc w:val="both"/>
-        <w:rPr/>
-      </w:pPr>
-      <w:r>
-        <w:rPr>
-          <w:rFonts w:ascii="Times New Roman" w:cs="Times New Roman" w:eastAsia="Times New Roman" w:hAnsi="Times New Roman"/>
-          <w:b w:val="0"/>
-          <w:bCs w:val="0"/>
-          <w:i w:val="0"/>
-          <w:iCs w:val="0"/>
-          <w:sz w:val="24"/>
-          <w:szCs w:val="24"/>
-          <w:rtl w:val="0"/>
-        </w:rPr>
-        <w:t xml:space="preserve">A whitelist kezelő lapon az üzemeltető megtekintheti, keresheti, bővítheti és törölheti az engedélyezett személyek bejegyzéseit. Minden bejegyzés tartalmaz egy nevet és egy rendszámot. Az elemek valós időben szűrhetők a keresőmezőben, mind névre, mind rendszámra. Hozzáadáskor a rendszám automatikusan nagybetűssé alakul.</w:t>
-      </w:r>
-      <w:r>
-        <w:rPr>
-          <w:rtl w:val="0"/>
-        </w:rPr>
-      </w:r>
-    </w:p>
-    <w:p>
-      <w:pPr>
-        <w:pStyle w:val="Heading3"/>
-        <w:rPr/>
-      </w:pPr>
-      <w:bookmarkStart w:colFirst="0" w:colLast="0" w:name="_a5skrs6teg2t" w:id="15"/>
-      <w:bookmarkEnd w:id="15"/>
-      <w:r>
-        <w:rPr>
-          <w:rtl w:val="0"/>
-        </w:rPr>
-        <w:t xml:space="preserve">3.2.5 LogsTab (Eseménynapló)</w:t>
-      </w:r>
-    </w:p>
-    <w:p>
-      <w:pPr>
-        <w:spacing w:after="120" w:before="120" w:line="276" w:lineRule="auto"/>
-        <w:jc w:val="both"/>
-        <w:rPr/>
-      </w:pPr>
-      <w:r>
-        <w:rPr>
-          <w:rFonts w:ascii="Times New Roman" w:cs="Times New Roman" w:eastAsia="Times New Roman" w:hAnsi="Times New Roman"/>
-          <w:b w:val="0"/>
-          <w:bCs w:val="0"/>
-          <w:i w:val="0"/>
-          <w:iCs w:val="0"/>
-          <w:sz w:val="24"/>
-          <w:szCs w:val="24"/>
-          <w:rtl w:val="0"/>
-        </w:rPr>
-        <w:t xml:space="preserve">A napló lapon az összes rögzített belépési esemény megtekinthető időrendben, visszafelé csökkenő sorrendben. A bejegyzések szűrhetők: összes, engedélyezett, vagy megtagadott. Minden sor tartalmazza az időpontot, a rendszámot, a nevet és az eredményt (zöld/piros).</w:t>
-      </w:r>
-      <w:r>
-        <w:rPr>
-          <w:rtl w:val="0"/>
-        </w:rPr>
-      </w:r>
-    </w:p>
-    <w:p>
-      <w:pPr>
-        <w:pStyle w:val="Heading2"/>
-        <w:rPr/>
-      </w:pPr>
-      <w:bookmarkStart w:colFirst="0" w:colLast="0" w:name="_kskligmmi0x0" w:id="16"/>
-      <w:bookmarkEnd w:id="16"/>
-      <w:r>
-        <w:rPr>
-          <w:rtl w:val="0"/>
-        </w:rPr>
-        <w:t xml:space="preserve">3.3 Téma és stílusrendszer</w:t>
-      </w:r>
-    </w:p>
-    <w:p>
-      <w:pPr>
-        <w:spacing w:after="120" w:before="120" w:line="276" w:lineRule="auto"/>
-        <w:jc w:val="both"/>
-        <w:rPr/>
-      </w:pPr>
-      <w:r>
-        <w:rPr>
-          <w:rFonts w:ascii="Times New Roman" w:cs="Times New Roman" w:eastAsia="Times New Roman" w:hAnsi="Times New Roman"/>
-          <w:b w:val="0"/>
-          <w:bCs w:val="0"/>
-          <w:i w:val="0"/>
-          <w:iCs w:val="0"/>
-          <w:sz w:val="24"/>
-          <w:szCs w:val="24"/>
-          <w:rtl w:val="0"/>
-        </w:rPr>
-        <w:t xml:space="preserve">A Styles.css fájl CSS változókon (custom properties) alapuló témázást alkalmaz. Az alapértelmezett (dark) téma sötét lilás-fekete hátterű. A light téma kék árnyalatú, világos felületre vált. A téma váltása a localStorage-ban rögzítődik, így oldalbetöltések között is megmarad.</w:t>
-      </w:r>
-      <w:r>
-        <w:rPr>
-          <w:rtl w:val="0"/>
-        </w:rPr>
-      </w:r>
-    </w:p>
-    <w:p>
-      <w:pPr>
-        <w:spacing w:after="120" w:before="120" w:line="276" w:lineRule="auto"/>
-        <w:jc w:val="both"/>
-        <w:rPr/>
-      </w:pPr>
-      <w:r>
-        <w:rPr>
-          <w:rFonts w:ascii="Times New Roman" w:cs="Times New Roman" w:eastAsia="Times New Roman" w:hAnsi="Times New Roman"/>
-          <w:b w:val="0"/>
-          <w:bCs w:val="0"/>
-          <w:i w:val="0"/>
-          <w:iCs w:val="0"/>
-          <w:sz w:val="24"/>
-          <w:szCs w:val="24"/>
-          <w:rtl w:val="0"/>
-        </w:rPr>
-        <w:t xml:space="preserve">Az alkalmazás reszponzív: a grid-alapú elrendezés (dash-grid) különböző képernyőszélességekre adaptálódik.</w:t>
-      </w:r>
-      <w:r>
-        <w:rPr>
-          <w:rtl w:val="0"/>
-        </w:rPr>
-      </w:r>
-    </w:p>
-    <w:p>
-      <w:pPr>
-        <w:pageBreakBefore w:val="1"/>
-        <w:rPr/>
-      </w:pPr>
-      <w:r>
-        <w:rPr>
-          <w:rtl w:val="0"/>
-        </w:rPr>
-      </w:r>
-    </w:p>
-    <w:p>
-      <w:pPr>
-        <w:pStyle w:val="Heading1"/>
-        <w:rPr/>
-      </w:pPr>
-      <w:bookmarkStart w:colFirst="0" w:colLast="0" w:name="_59mdtg7ah7px" w:id="17"/>
-      <w:bookmarkEnd w:id="17"/>
-      <w:r>
-        <w:rPr>
-          <w:rtl w:val="0"/>
-        </w:rPr>
-        <w:t xml:space="preserve">4. Backend (teszt.py)</w:t>
-      </w:r>
-    </w:p>
-    <w:p>
-      <w:pPr>
-        <w:pStyle w:val="Heading2"/>
-        <w:rPr/>
-      </w:pPr>
-      <w:bookmarkStart w:colFirst="0" w:colLast="0" w:name="_ciczz8vhd1gf" w:id="18"/>
-      <w:bookmarkEnd w:id="18"/>
-      <w:r>
-        <w:rPr>
-          <w:rtl w:val="0"/>
-        </w:rPr>
-        <w:t xml:space="preserve">4.1 Flask alkalmazás</w:t>
-      </w:r>
-    </w:p>
-    <w:p>
-      <w:pPr>
-        <w:spacing w:after="120" w:before="120" w:line="276" w:lineRule="auto"/>
-        <w:jc w:val="both"/>
-        <w:rPr/>
-      </w:pPr>
-      <w:r>
-        <w:rPr>
-          <w:rFonts w:ascii="Times New Roman" w:cs="Times New Roman" w:eastAsia="Times New Roman" w:hAnsi="Times New Roman"/>
-          <w:b w:val="0"/>
-          <w:bCs w:val="0"/>
-          <w:i w:val="0"/>
-          <w:iCs w:val="0"/>
-          <w:sz w:val="24"/>
-          <w:szCs w:val="24"/>
-          <w:rtl w:val="0"/>
-        </w:rPr>
-        <w:t xml:space="preserve">A backend Python 3 alapú Flask webszerver, amely REST API-t nyújt a frontend számára. A CORS modul engedélyezi a cross-origin kéréseket, így a frontend és backend eltérő portról is kommunikálhat. Az alkalmazás alapértelmezés szerint a 0.0.0.0:5050 címen indul el.</w:t>
-      </w:r>
-      <w:r>
-        <w:rPr>
-          <w:rtl w:val="0"/>
-        </w:rPr>
-      </w:r>
-    </w:p>
-    <w:p>
-      <w:pPr>
-        <w:pStyle w:val="Heading2"/>
-        <w:rPr/>
-      </w:pPr>
-      <w:bookmarkStart w:colFirst="0" w:colLast="0" w:name="_y1173lo7jm29" w:id="19"/>
-      <w:bookmarkEnd w:id="19"/>
-      <w:r>
-        <w:rPr>
-          <w:rtl w:val="0"/>
-        </w:rPr>
-        <w:t xml:space="preserve">4.2 Adatbázis (MongoDB)</w:t>
-      </w:r>
-    </w:p>
-    <w:p>
-      <w:pPr>
-        <w:spacing w:after="120" w:before="120" w:line="276" w:lineRule="auto"/>
-        <w:jc w:val="both"/>
-        <w:rPr/>
-      </w:pPr>
-      <w:r>
-        <w:rPr>
-          <w:rFonts w:ascii="Times New Roman" w:cs="Times New Roman" w:eastAsia="Times New Roman" w:hAnsi="Times New Roman"/>
-          <w:b w:val="0"/>
-          <w:bCs w:val="0"/>
-          <w:i w:val="0"/>
-          <w:iCs w:val="0"/>
-          <w:sz w:val="24"/>
-          <w:szCs w:val="24"/>
-          <w:rtl w:val="0"/>
-        </w:rPr>
-        <w:t xml:space="preserve">A rendszer MongoDB Atlas felhőadatbázist használ. Az alkalmazás két gyűjteményt kezel: a whitelist gyűjtemény tartalmazza az engedélyezett rendszámokat és a hozzájuk tartozó neveket, a logs gyűjtemény pedig a belépési eseményeket rögzíti.</w:t>
-      </w:r>
-      <w:r>
-        <w:rPr>
-          <w:rtl w:val="0"/>
-        </w:rPr>
-      </w:r>
-    </w:p>
-    <w:p>
-      <w:pPr>
-        <w:spacing w:after="120" w:before="120" w:line="276" w:lineRule="auto"/>
-        <w:jc w:val="both"/>
-        <w:rPr/>
-      </w:pPr>
-      <w:r>
-        <w:rPr>
-          <w:rFonts w:ascii="Times New Roman" w:cs="Times New Roman" w:eastAsia="Times New Roman" w:hAnsi="Times New Roman"/>
-          <w:b w:val="0"/>
-          <w:bCs w:val="0"/>
-          <w:i w:val="0"/>
-          <w:iCs w:val="0"/>
-          <w:sz w:val="24"/>
-          <w:szCs w:val="24"/>
-          <w:rtl w:val="0"/>
-        </w:rPr>
-        <w:t xml:space="preserve">A kapcsolat az alábbi környezeti változókkal konfigurálható: MONGO_URI (az Atlas connection string), MONGO_DB (az adatbázis neve, alapértelmezés: sorompoadatbazis). Ha a MongoDB nem elérhető, az API 503-as hibát ad vissza, megelőzve az alkalmazás összeomlását.</w:t>
-      </w:r>
-      <w:r>
-        <w:rPr>
-          <w:rtl w:val="0"/>
-        </w:rPr>
-      </w:r>
-    </w:p>
-    <w:p>
-      <w:pPr>
-        <w:spacing w:after="120" w:before="120" w:line="276" w:lineRule="auto"/>
-        <w:jc w:val="both"/>
-        <w:rPr/>
-      </w:pPr>
-      <w:r>
-        <w:rPr>
-          <w:rFonts w:ascii="Times New Roman" w:cs="Times New Roman" w:eastAsia="Times New Roman" w:hAnsi="Times New Roman"/>
-          <w:b w:val="0"/>
-          <w:bCs w:val="0"/>
-          <w:i w:val="0"/>
-          <w:iCs w:val="0"/>
-          <w:sz w:val="24"/>
-          <w:szCs w:val="24"/>
-          <w:rtl w:val="0"/>
-        </w:rPr>
-        <w:t xml:space="preserve">A backend rugalmasan kezeli az eltérő sémájú adatokat: a rendszám a plate, rendszam, rendszám vagy plate_number mezőkből is kiolvasható. A státusz az allowed/engedélyezett/ok/igen kulcsszavakra illeszkedik.</w:t>
-      </w:r>
-      <w:r>
-        <w:rPr>
-          <w:rtl w:val="0"/>
-        </w:rPr>
-      </w:r>
-    </w:p>
-    <w:p>
-      <w:pPr>
-        <w:pStyle w:val="Heading2"/>
-        <w:rPr/>
-      </w:pPr>
-      <w:bookmarkStart w:colFirst="0" w:colLast="0" w:name="_71twbalhttth" w:id="20"/>
-      <w:bookmarkEnd w:id="20"/>
-      <w:r>
-        <w:rPr>
-          <w:rtl w:val="0"/>
-        </w:rPr>
-        <w:t xml:space="preserve">4.3 Képfeldolgozás és rendszámfelismerés</w:t>
-      </w:r>
-    </w:p>
-    <w:p>
-      <w:pPr>
-        <w:spacing w:after="120" w:before="120" w:line="276" w:lineRule="auto"/>
-        <w:jc w:val="both"/>
-        <w:rPr/>
-      </w:pPr>
-      <w:r>
-        <w:rPr>
-          <w:rFonts w:ascii="Times New Roman" w:cs="Times New Roman" w:eastAsia="Times New Roman" w:hAnsi="Times New Roman"/>
-          <w:b w:val="0"/>
-          <w:bCs w:val="0"/>
-          <w:i w:val="0"/>
-          <w:iCs w:val="0"/>
-          <w:sz w:val="24"/>
-          <w:szCs w:val="24"/>
-          <w:rtl w:val="0"/>
-        </w:rPr>
-        <w:t xml:space="preserve">Az autonóm üzemmód (scan mód) indításakor az alkalmazás az OpenCV könyvtárat használja a kamerakép rögzítésére. A képelőfeldolgozás szürkeárnyalatosítással és Otsu </w:t>
-      </w:r>
-      <w:r>
-        <w:rPr>
-          <w:rtl w:val="0"/>
-        </w:rPr>
-        <w:t xml:space="preserve">küszöböléssel</w:t>
-      </w:r>
-      <w:r>
-        <w:rPr>
-          <w:rFonts w:ascii="Times New Roman" w:cs="Times New Roman" w:eastAsia="Times New Roman" w:hAnsi="Times New Roman"/>
-          <w:b w:val="0"/>
-          <w:bCs w:val="0"/>
-          <w:i w:val="0"/>
-          <w:iCs w:val="0"/>
-          <w:sz w:val="24"/>
-          <w:szCs w:val="24"/>
-          <w:rtl w:val="0"/>
-        </w:rPr>
-        <w:t xml:space="preserve"> élesíti a rendszám karaktereit. Ezt követően a Pytesseract OCR</w:t>
-      </w:r>
-      <w:r>
-        <w:rPr>
-          <w:rtl w:val="0"/>
-        </w:rPr>
-        <w:t xml:space="preserve"> </w:t>
-      </w:r>
-      <w:r>
-        <w:rPr>
-          <w:rFonts w:ascii="Times New Roman" w:cs="Times New Roman" w:eastAsia="Times New Roman" w:hAnsi="Times New Roman"/>
-          <w:b w:val="0"/>
-          <w:bCs w:val="0"/>
-          <w:i w:val="0"/>
-          <w:iCs w:val="0"/>
-          <w:sz w:val="24"/>
-          <w:szCs w:val="24"/>
-          <w:rtl w:val="0"/>
-        </w:rPr>
-        <w:t xml:space="preserve">azonosítja a rendszámot.</w:t>
-      </w:r>
-      <w:r>
-        <w:rPr>
-          <w:rtl w:val="0"/>
-        </w:rPr>
-      </w:r>
-    </w:p>
-    <w:p>
-      <w:pPr>
-        <w:spacing w:after="120" w:before="120" w:line="276" w:lineRule="auto"/>
-        <w:jc w:val="both"/>
-        <w:rPr/>
-      </w:pPr>
-      <w:r>
-        <w:rPr>
-          <w:rFonts w:ascii="Times New Roman" w:cs="Times New Roman" w:eastAsia="Times New Roman" w:hAnsi="Times New Roman"/>
-          <w:b w:val="0"/>
-          <w:bCs w:val="0"/>
-          <w:i w:val="0"/>
-          <w:iCs w:val="0"/>
-          <w:sz w:val="24"/>
-          <w:szCs w:val="24"/>
-          <w:rtl w:val="0"/>
-        </w:rPr>
-        <w:t xml:space="preserve">A felismerés </w:t>
-      </w:r>
-      <w:r>
-        <w:rPr>
-          <w:rtl w:val="0"/>
-        </w:rPr>
-        <w:t xml:space="preserve">közelség érzékelő szenzor hiánya miatt</w:t>
-      </w:r>
-      <w:r>
-        <w:rPr>
-          <w:rFonts w:ascii="Times New Roman" w:cs="Times New Roman" w:eastAsia="Times New Roman" w:hAnsi="Times New Roman"/>
-          <w:b w:val="0"/>
-          <w:bCs w:val="0"/>
-          <w:i w:val="0"/>
-          <w:iCs w:val="0"/>
-          <w:sz w:val="24"/>
-          <w:szCs w:val="24"/>
-          <w:rtl w:val="0"/>
-        </w:rPr>
-        <w:t xml:space="preserve"> 3 másodpercenként fut. Ha a felismert rendszám szerepel a whitelist-en, a sorompó nyit, a találat az ALLOWED státusszal kerül a naplóba; ellenkező esetben DENIED státusszal. Az utolsó felismerés eredménye globálisan elérhető, és a React frontend másodpercenként lekérdezi.</w:t>
-      </w:r>
-      <w:r>
-        <w:rPr>
-          <w:rtl w:val="0"/>
-        </w:rPr>
-      </w:r>
-    </w:p>
-    <w:p>
-      <w:pPr>
-        <w:pageBreakBefore w:val="1"/>
-        <w:rPr/>
-      </w:pPr>
-      <w:r>
-        <w:rPr>
-          <w:rtl w:val="0"/>
-        </w:rPr>
-      </w:r>
-    </w:p>
-    <w:p>
-      <w:pPr>
-        <w:pStyle w:val="Heading1"/>
-        <w:rPr/>
-      </w:pPr>
-      <w:bookmarkStart w:colFirst="0" w:colLast="0" w:name="_n0i6hbqzk9ro" w:id="21"/>
-      <w:bookmarkEnd w:id="21"/>
-      <w:r>
-        <w:rPr>
-          <w:rtl w:val="0"/>
-        </w:rPr>
-        <w:t xml:space="preserve">5. API modul (Api.js)</w:t>
-      </w:r>
-    </w:p>
-    <w:p>
-      <w:pPr>
-        <w:spacing w:after="120" w:before="120" w:line="276" w:lineRule="auto"/>
-        <w:jc w:val="both"/>
-        <w:rPr/>
-      </w:pPr>
-      <w:r>
-        <w:rPr>
-          <w:rFonts w:ascii="Times New Roman" w:cs="Times New Roman" w:eastAsia="Times New Roman" w:hAnsi="Times New Roman"/>
-          <w:b w:val="0"/>
-          <w:bCs w:val="0"/>
-          <w:i w:val="0"/>
-          <w:iCs w:val="0"/>
-          <w:sz w:val="24"/>
-          <w:szCs w:val="24"/>
-          <w:rtl w:val="0"/>
-        </w:rPr>
-        <w:t xml:space="preserve">Az Api.js modul </w:t>
-      </w:r>
-      <w:r>
-        <w:rPr>
-          <w:rtl w:val="0"/>
-        </w:rPr>
-        <w:t xml:space="preserve">áthidaló</w:t>
-      </w:r>
-      <w:r>
-        <w:rPr>
-          <w:rFonts w:ascii="Times New Roman" w:cs="Times New Roman" w:eastAsia="Times New Roman" w:hAnsi="Times New Roman"/>
-          <w:b w:val="0"/>
-          <w:bCs w:val="0"/>
-          <w:i w:val="0"/>
-          <w:iCs w:val="0"/>
-          <w:sz w:val="24"/>
-          <w:szCs w:val="24"/>
-          <w:rtl w:val="0"/>
-        </w:rPr>
-        <w:t xml:space="preserve"> réteget képez a frontend és a backend között. A modul a window.API globális objektumot tölti fel az összes API-hívó függvénnyel, így a React komponensek egységesen, a belső implementáció ismerete nélkül használhatják azt.</w:t>
-      </w:r>
-      <w:r>
-        <w:rPr>
-          <w:rtl w:val="0"/>
-        </w:rPr>
-      </w:r>
-    </w:p>
-    <w:p>
-      <w:pPr>
-        <w:pStyle w:val="Heading2"/>
-        <w:rPr/>
-      </w:pPr>
-      <w:bookmarkStart w:colFirst="0" w:colLast="0" w:name="_k929coci2n2n" w:id="22"/>
-      <w:bookmarkEnd w:id="22"/>
-      <w:r>
-        <w:rPr>
-          <w:rtl w:val="0"/>
-        </w:rPr>
-        <w:t xml:space="preserve">5.1 jfetch segédfüggvény</w:t>
-      </w:r>
-    </w:p>
-    <w:p>
-      <w:pPr>
-        <w:spacing w:after="120" w:before="120" w:line="276" w:lineRule="auto"/>
-        <w:jc w:val="both"/>
-        <w:rPr/>
-      </w:pPr>
-      <w:r>
-        <w:rPr>
-          <w:rFonts w:ascii="Times New Roman" w:cs="Times New Roman" w:eastAsia="Times New Roman" w:hAnsi="Times New Roman"/>
-          <w:b w:val="0"/>
-          <w:bCs w:val="0"/>
-          <w:i w:val="0"/>
-          <w:iCs w:val="0"/>
-          <w:sz w:val="24"/>
-          <w:szCs w:val="24"/>
-          <w:rtl w:val="0"/>
-        </w:rPr>
-        <w:t xml:space="preserve">A jfetch függvény minden HTTP kérést kezel: JSON fejlécet állít be, kiolvas JSON vagy szöveges választ, és hiba esetén egységes {ok: false, error: ...} objektumot ad vissza. Ez biztosítja, hogy a komponenseknek ne kelljen külön hibakezelést implementálniuk.</w:t>
-      </w:r>
-      <w:r>
-        <w:rPr>
-          <w:rtl w:val="0"/>
-        </w:rPr>
-      </w:r>
-    </w:p>
-    <w:p>
-      <w:pPr>
-        <w:pStyle w:val="Heading2"/>
-        <w:rPr/>
-      </w:pPr>
-      <w:bookmarkStart w:colFirst="0" w:colLast="0" w:name="_vpfklyjg69e" w:id="23"/>
-      <w:bookmarkEnd w:id="23"/>
-      <w:r>
-        <w:rPr>
-          <w:rtl w:val="0"/>
-        </w:rPr>
-        <w:t xml:space="preserve">5.2 Mock mód</w:t>
-      </w:r>
-    </w:p>
-    <w:p>
-      <w:pPr>
-        <w:spacing w:after="120" w:before="120" w:line="276" w:lineRule="auto"/>
-        <w:jc w:val="both"/>
-        <w:rPr/>
-      </w:pPr>
-      <w:r>
-        <w:rPr>
-          <w:rFonts w:ascii="Times New Roman" w:cs="Times New Roman" w:eastAsia="Times New Roman" w:hAnsi="Times New Roman"/>
-          <w:b w:val="0"/>
-          <w:bCs w:val="0"/>
-          <w:i w:val="0"/>
-          <w:iCs w:val="0"/>
-          <w:sz w:val="24"/>
-          <w:szCs w:val="24"/>
-          <w:rtl w:val="0"/>
-        </w:rPr>
-        <w:t xml:space="preserve">Ha a valódi backend nem csatlakozi</w:t>
-      </w:r>
-      <w:r>
-        <w:rPr>
-          <w:rtl w:val="0"/>
-        </w:rPr>
-        <w:t xml:space="preserve">k</w:t>
-      </w:r>
-      <w:r>
-        <w:rPr>
-          <w:rFonts w:ascii="Times New Roman" w:cs="Times New Roman" w:eastAsia="Times New Roman" w:hAnsi="Times New Roman"/>
-          <w:b w:val="0"/>
-          <w:bCs w:val="0"/>
-          <w:i w:val="0"/>
-          <w:iCs w:val="0"/>
-          <w:sz w:val="24"/>
-          <w:szCs w:val="24"/>
-          <w:rtl w:val="0"/>
-        </w:rPr>
-        <w:t xml:space="preserve">, az Api.js automatikusan mock implementációra vált. Ez lehetővé teszi a frontend önálló fejlesztését és tesztelését a Python szerver futtatása nélkül is. A mock adatok három előre definiált whitelist-bejegyzést és öt </w:t>
-      </w:r>
-      <w:r>
-        <w:rPr>
-          <w:rtl w:val="0"/>
-        </w:rPr>
-        <w:t xml:space="preserve">eseménynapló bejegyzést</w:t>
-      </w:r>
-      <w:r>
-        <w:rPr>
-          <w:rFonts w:ascii="Times New Roman" w:cs="Times New Roman" w:eastAsia="Times New Roman" w:hAnsi="Times New Roman"/>
-          <w:b w:val="0"/>
-          <w:bCs w:val="0"/>
-          <w:i w:val="0"/>
-          <w:iCs w:val="0"/>
-          <w:sz w:val="24"/>
-          <w:szCs w:val="24"/>
-          <w:rtl w:val="0"/>
-        </w:rPr>
-        <w:t xml:space="preserve"> tartalmaznak.</w:t>
-      </w:r>
-      <w:r>
-        <w:rPr>
-          <w:rtl w:val="0"/>
-        </w:rPr>
-      </w:r>
-    </w:p>
-    <w:p>
-      <w:pPr>
-        <w:pStyle w:val="Heading2"/>
-        <w:rPr/>
-      </w:pPr>
-      <w:bookmarkStart w:colFirst="0" w:colLast="0" w:name="_hs273qe4jdh" w:id="24"/>
-      <w:bookmarkEnd w:id="24"/>
-      <w:r>
-        <w:rPr>
-          <w:rtl w:val="0"/>
-        </w:rPr>
-        <w:t xml:space="preserve">5.3 Kamerakép URL</w:t>
-      </w:r>
-    </w:p>
-    <w:p>
-      <w:pPr>
-        <w:spacing w:after="120" w:before="120" w:line="276" w:lineRule="auto"/>
-        <w:jc w:val="both"/>
-        <w:rPr/>
-      </w:pPr>
-      <w:r>
-        <w:rPr>
-          <w:rFonts w:ascii="Times New Roman" w:cs="Times New Roman" w:eastAsia="Times New Roman" w:hAnsi="Times New Roman"/>
-          <w:b w:val="0"/>
-          <w:bCs w:val="0"/>
-          <w:i w:val="0"/>
-          <w:iCs w:val="0"/>
-          <w:sz w:val="24"/>
-          <w:szCs w:val="24"/>
-          <w:rtl w:val="0"/>
-        </w:rPr>
-        <w:t xml:space="preserve">A camJpegUrl() függvény minden hívásakor egy friss URL-t generál az aktuális időbélyeggel (?ts=...), ezzel megakadályozza a böngésző cache-elését, és biztosítja, hogy a műszerfal mindig a legfrissebb képkockát töltse be.</w:t>
-      </w:r>
-      <w:r>
-        <w:rPr>
-          <w:rtl w:val="0"/>
-        </w:rPr>
-      </w:r>
-    </w:p>
-    <w:p>
-      <w:pPr>
-        <w:pageBreakBefore w:val="1"/>
-        <w:rPr/>
-      </w:pPr>
-      <w:r>
-        <w:rPr>
-          <w:rtl w:val="0"/>
-        </w:rPr>
-      </w:r>
-    </w:p>
-    <w:p>
-      <w:pPr>
-        <w:pStyle w:val="Heading1"/>
-        <w:rPr/>
-      </w:pPr>
-      <w:bookmarkStart w:colFirst="0" w:colLast="0" w:name="_u1lopy7gwvfl" w:id="25"/>
-      <w:bookmarkEnd w:id="25"/>
-      <w:r>
-        <w:rPr>
-          <w:rtl w:val="0"/>
-        </w:rPr>
-        <w:t xml:space="preserve">6. Telepítés és futtatás</w:t>
-      </w:r>
-    </w:p>
-    <w:p>
-      <w:pPr>
-        <w:pStyle w:val="Heading2"/>
-        <w:rPr/>
-      </w:pPr>
-      <w:bookmarkStart w:colFirst="0" w:colLast="0" w:name="_cb7s6l6uy3l0" w:id="26"/>
-      <w:bookmarkEnd w:id="26"/>
-      <w:r>
-        <w:rPr>
-          <w:rtl w:val="0"/>
-        </w:rPr>
-        <w:t xml:space="preserve">6.1 Python függőségek telepítése</w:t>
-      </w:r>
-    </w:p>
-    <w:p>
-      <w:pPr>
-        <w:spacing w:after="120" w:before="120" w:line="276" w:lineRule="auto"/>
-        <w:jc w:val="both"/>
-        <w:rPr/>
-      </w:pPr>
-      <w:r>
-        <w:rPr>
-          <w:rFonts w:ascii="Times New Roman" w:cs="Times New Roman" w:eastAsia="Times New Roman" w:hAnsi="Times New Roman"/>
-          <w:b w:val="0"/>
-          <w:bCs w:val="0"/>
-          <w:i w:val="0"/>
-          <w:iCs w:val="0"/>
-          <w:sz w:val="24"/>
-          <w:szCs w:val="24"/>
-          <w:rtl w:val="0"/>
-        </w:rPr>
-        <w:t xml:space="preserve">A Python oldal az alábbi könyvtárakat igényli (requirements.txt):</w:t>
-      </w:r>
-      <w:r>
-        <w:rPr>
-          <w:rtl w:val="0"/>
-        </w:rPr>
-      </w:r>
-    </w:p>
-    <w:p>
-      <w:pPr>
-        <w:keepNext w:val="0"/>
-        <w:keepLines w:val="0"/>
-        <w:pageBreakBefore w:val="0"/>
-        <w:widowControl w:val="1"/>
-        <w:numPr>
-          <w:ilvl w:val="0"/>
-          <w:numId w:val="1"/>
-        </w:numPr>
-        <w:pBdr>
-          <w:top w:space="0" w:sz="0" w:val="nil"/>
-          <w:left w:space="0" w:sz="0" w:val="nil"/>
-          <w:bottom w:space="0" w:sz="0" w:val="nil"/>
-          <w:right w:space="0" w:sz="0" w:val="nil"/>
-          <w:between w:space="0" w:sz="0" w:val="nil"/>
-        </w:pBdr>
-        <w:shd w:fill="auto" w:val="clear"/>
-        <w:spacing w:after="60" w:before="60" w:line="240" w:lineRule="auto"/>
-        <w:ind w:left="720" w:right="0" w:hanging="360"/>
-        <w:jc w:val="both"/>
-        <w:rPr/>
-      </w:pPr>
+        <w:t xml:space="preserve">Babel Standalone — JSX transzpilálás </w:t>
+      </w:r>
+      <w:r>
+        <w:rPr>
+          <w:rtl w:val="0"/>
+        </w:rPr>
+        <w:t xml:space="preserve">(mi ez a szó ember)</w:t>
+      </w:r>
       <w:r>
         <w:rPr>
           <w:rFonts w:ascii="Times New Roman" w:cs="Times New Roman" w:eastAsia="Times New Roman" w:hAnsi="Times New Roman"/>
@@ -3303,7 +6602,7 @@
           <w:vertAlign w:val="baseline"/>
           <w:rtl w:val="0"/>
         </w:rPr>
-        <w:t xml:space="preserve">flask — webszerver és REST API keretrendszer</w:t>
+        <w:t xml:space="preserve"> böngészőben, build lépés nélkül</w:t>
       </w:r>
     </w:p>
     <w:p>
@@ -3314,7 +6613,7 @@
         <w:widowControl w:val="1"/>
         <w:numPr>
           <w:ilvl w:val="0"/>
-          <w:numId w:val="1"/>
+          <w:numId w:val="2"/>
         </w:numPr>
         <w:pBdr>
           <w:top w:space="0" w:sz="0" w:val="nil"/>
@@ -3346,7 +6645,1439 @@
           <w:vertAlign w:val="baseline"/>
           <w:rtl w:val="0"/>
         </w:rPr>
-        <w:t xml:space="preserve">flask-cors — cross-origin resource sharing támogatás</w:t>
+        <w:t xml:space="preserve">Vanilla CSS — saját stílus, CSS változókkal és dark/light témával</w:t>
+      </w:r>
+    </w:p>
+    <w:p>
+      <w:pPr>
+        <w:pStyle w:val="Heading2"/>
+        <w:rPr/>
+      </w:pPr>
+      <w:bookmarkStart w:colFirst="0" w:colLast="0" w:name="_np5ass4ddbxa" w:id="34"/>
+      <w:bookmarkEnd w:id="34"/>
+      <w:r>
+        <w:rPr>
+          <w:rtl w:val="0"/>
+        </w:rPr>
+        <w:t xml:space="preserve">4</w:t>
+      </w:r>
+      <w:r>
+        <w:rPr>
+          <w:rtl w:val="0"/>
+        </w:rPr>
+        <w:t xml:space="preserve">.2 Komponensek</w:t>
+      </w:r>
+    </w:p>
+    <w:p>
+      <w:pPr>
+        <w:pStyle w:val="Heading3"/>
+        <w:rPr/>
+      </w:pPr>
+      <w:bookmarkStart w:colFirst="0" w:colLast="0" w:name="_z9iq06azzb40" w:id="35"/>
+      <w:bookmarkEnd w:id="35"/>
+      <w:r>
+        <w:rPr>
+          <w:rtl w:val="0"/>
+        </w:rPr>
+        <w:t xml:space="preserve">4.2.1 App (gyökér komponens)</w:t>
+      </w:r>
+    </w:p>
+    <w:p>
+      <w:pPr>
+        <w:spacing w:after="120" w:before="120" w:line="276" w:lineRule="auto"/>
+        <w:jc w:val="both"/>
+        <w:rPr/>
+      </w:pPr>
+      <w:r>
+        <w:rPr>
+          <w:rFonts w:ascii="Times New Roman" w:cs="Times New Roman" w:eastAsia="Times New Roman" w:hAnsi="Times New Roman"/>
+          <w:b w:val="0"/>
+          <w:bCs w:val="0"/>
+          <w:i w:val="0"/>
+          <w:iCs w:val="0"/>
+          <w:sz w:val="24"/>
+          <w:szCs w:val="24"/>
+          <w:rtl w:val="0"/>
+        </w:rPr>
+        <w:t xml:space="preserve">Az App komponens tartalmazza az alkalmazás teljes állapotát és vezérlési logikáját. Kezeli a bejelentkezési állapotot (authed), a témát (dark/light), az aktív lapfület, valamint a munkamenet-időzítőt. A munkamenet 60 másodperces inaktivitás után automatikusan lejár, és visszajelzést ad a felhasználónak (visszaszámlálós időzítő</w:t>
+      </w:r>
+      <w:r>
+        <w:rPr>
+          <w:rtl w:val="0"/>
+        </w:rPr>
+        <w:t xml:space="preserve"> bal alul</w:t>
+      </w:r>
+      <w:r>
+        <w:rPr>
+          <w:rFonts w:ascii="Times New Roman" w:cs="Times New Roman" w:eastAsia="Times New Roman" w:hAnsi="Times New Roman"/>
+          <w:b w:val="0"/>
+          <w:bCs w:val="0"/>
+          <w:i w:val="0"/>
+          <w:iCs w:val="0"/>
+          <w:sz w:val="24"/>
+          <w:szCs w:val="24"/>
+          <w:rtl w:val="0"/>
+        </w:rPr>
+        <w:t xml:space="preserve">).</w:t>
+      </w:r>
+      <w:r>
+        <w:rPr>
+          <w:rtl w:val="0"/>
+        </w:rPr>
+      </w:r>
+    </w:p>
+    <w:p>
+      <w:pPr>
+        <w:spacing w:after="120" w:before="120" w:line="276" w:lineRule="auto"/>
+        <w:jc w:val="both"/>
+        <w:rPr/>
+      </w:pPr>
+      <w:r>
+        <w:rPr>
+          <w:rFonts w:ascii="Times New Roman" w:cs="Times New Roman" w:eastAsia="Times New Roman" w:hAnsi="Times New Roman"/>
+          <w:b w:val="0"/>
+          <w:bCs w:val="0"/>
+          <w:i w:val="0"/>
+          <w:iCs w:val="0"/>
+          <w:sz w:val="24"/>
+          <w:szCs w:val="24"/>
+          <w:rtl w:val="0"/>
+        </w:rPr>
+        <w:t xml:space="preserve">A React useState és useEffect hookok segítségével reaktívan frissül az állapot. Az eseményfigyelők (mousemove, mousedown, keydown, touchstart) a munkamenet-időzítőt minden interakciónál visszaállítják(hogy ne</w:t>
+      </w:r>
+      <w:r>
+        <w:rPr>
+          <w:rtl w:val="0"/>
+        </w:rPr>
+        <w:t xml:space="preserve"> jelentkezzen ki 60 másodpercenként</w:t>
+      </w:r>
+      <w:r>
+        <w:rPr>
+          <w:rFonts w:ascii="Times New Roman" w:cs="Times New Roman" w:eastAsia="Times New Roman" w:hAnsi="Times New Roman"/>
+          <w:b w:val="0"/>
+          <w:bCs w:val="0"/>
+          <w:i w:val="0"/>
+          <w:iCs w:val="0"/>
+          <w:sz w:val="24"/>
+          <w:szCs w:val="24"/>
+          <w:rtl w:val="0"/>
+        </w:rPr>
+        <w:t xml:space="preserve">).</w:t>
+      </w:r>
+      <w:r>
+        <w:rPr>
+          <w:rtl w:val="0"/>
+        </w:rPr>
+      </w:r>
+    </w:p>
+    <w:p>
+      <w:pPr>
+        <w:pStyle w:val="Heading3"/>
+        <w:rPr/>
+      </w:pPr>
+      <w:bookmarkStart w:colFirst="0" w:colLast="0" w:name="_rybw6m2b69c7" w:id="36"/>
+      <w:bookmarkEnd w:id="36"/>
+      <w:r>
+        <w:rPr>
+          <w:rtl w:val="0"/>
+        </w:rPr>
+        <w:t xml:space="preserve">4</w:t>
+      </w:r>
+      <w:r>
+        <w:rPr>
+          <w:rtl w:val="0"/>
+        </w:rPr>
+        <w:t xml:space="preserve">.2.2 Login</w:t>
+      </w:r>
+    </w:p>
+    <w:p>
+      <w:pPr>
+        <w:spacing w:after="120" w:before="120" w:line="276" w:lineRule="auto"/>
+        <w:jc w:val="both"/>
+        <w:rPr/>
+      </w:pPr>
+      <w:r>
+        <w:rPr>
+          <w:rFonts w:ascii="Times New Roman" w:cs="Times New Roman" w:eastAsia="Times New Roman" w:hAnsi="Times New Roman"/>
+          <w:b w:val="0"/>
+          <w:bCs w:val="0"/>
+          <w:i w:val="0"/>
+          <w:iCs w:val="0"/>
+          <w:sz w:val="24"/>
+          <w:szCs w:val="24"/>
+          <w:rtl w:val="0"/>
+        </w:rPr>
+        <w:t xml:space="preserve">A bejelentkezési képernyő felhasználónév és jelszó beviteli mezőket tartalmaz. Sikertelen belépéskor hibaüzenetet jelenít meg. Lejárt munkamenet esetén tájékoztató szöveget mutat. A demo hozzáférési adatok: admin / admin123.</w:t>
+      </w:r>
+      <w:r>
+        <w:rPr>
+          <w:rtl w:val="0"/>
+        </w:rPr>
+      </w:r>
+    </w:p>
+    <w:p>
+      <w:pPr>
+        <w:pStyle w:val="Heading3"/>
+        <w:rPr/>
+      </w:pPr>
+      <w:bookmarkStart w:colFirst="0" w:colLast="0" w:name="_yhsnvw81m0r5" w:id="37"/>
+      <w:bookmarkEnd w:id="37"/>
+      <w:r>
+        <w:rPr>
+          <w:rtl w:val="0"/>
+        </w:rPr>
+        <w:t xml:space="preserve">4</w:t>
+      </w:r>
+      <w:r>
+        <w:rPr>
+          <w:rtl w:val="0"/>
+        </w:rPr>
+        <w:t xml:space="preserve">.2.3 DashboardTab (Műszerfal)</w:t>
+      </w:r>
+    </w:p>
+    <w:p>
+      <w:pPr>
+        <w:spacing w:after="120" w:before="120" w:line="276" w:lineRule="auto"/>
+        <w:jc w:val="both"/>
+        <w:rPr/>
+      </w:pPr>
+      <w:r>
+        <w:rPr>
+          <w:rFonts w:ascii="Times New Roman" w:cs="Times New Roman" w:eastAsia="Times New Roman" w:hAnsi="Times New Roman"/>
+          <w:b w:val="0"/>
+          <w:bCs w:val="0"/>
+          <w:i w:val="0"/>
+          <w:iCs w:val="0"/>
+          <w:sz w:val="24"/>
+          <w:szCs w:val="24"/>
+          <w:rtl w:val="0"/>
+        </w:rPr>
+        <w:t xml:space="preserve">A műszerfal három fő elemet tartalmaz. A sorompó állapotát mutató kártya (NYITVA/ZÁRVA) zöld, illetve piros jelzőfénnyel, és egy manuális nyitás gombbal. Az utoljára felismert rendszám kártyán megjelenik a rendszám és az eredmény (whitelist-en szerepel-e). A kamera feed kártya </w:t>
+      </w:r>
+      <w:r>
+        <w:rPr>
+          <w:rtl w:val="0"/>
+        </w:rPr>
+        <w:t xml:space="preserve">2-ször</w:t>
+      </w:r>
+      <w:r>
+        <w:rPr>
+          <w:rFonts w:ascii="Times New Roman" w:cs="Times New Roman" w:eastAsia="Times New Roman" w:hAnsi="Times New Roman"/>
+          <w:b w:val="0"/>
+          <w:bCs w:val="0"/>
+          <w:i w:val="0"/>
+          <w:iCs w:val="0"/>
+          <w:sz w:val="24"/>
+          <w:szCs w:val="24"/>
+          <w:rtl w:val="0"/>
+        </w:rPr>
+        <w:t xml:space="preserve"> frissül</w:t>
+      </w:r>
+      <w:r>
+        <w:rPr>
+          <w:rtl w:val="0"/>
+        </w:rPr>
+        <w:t xml:space="preserve"> másodpercenként és</w:t>
+      </w:r>
+      <w:r>
+        <w:rPr>
+          <w:rFonts w:ascii="Times New Roman" w:cs="Times New Roman" w:eastAsia="Times New Roman" w:hAnsi="Times New Roman"/>
+          <w:b w:val="0"/>
+          <w:bCs w:val="0"/>
+          <w:i w:val="0"/>
+          <w:iCs w:val="0"/>
+          <w:sz w:val="24"/>
+          <w:szCs w:val="24"/>
+          <w:rtl w:val="0"/>
+        </w:rPr>
+        <w:t xml:space="preserve"> JPEG képet tölt be az API-tól és megjeleníti</w:t>
+      </w:r>
+      <w:r>
+        <w:rPr>
+          <w:rtl w:val="0"/>
+        </w:rPr>
+        <w:t xml:space="preserve"> </w:t>
+      </w:r>
+      <w:r>
+        <w:rPr>
+          <w:rFonts w:ascii="Times New Roman" w:cs="Times New Roman" w:eastAsia="Times New Roman" w:hAnsi="Times New Roman"/>
+          <w:b w:val="0"/>
+          <w:bCs w:val="0"/>
+          <w:i w:val="0"/>
+          <w:iCs w:val="0"/>
+          <w:sz w:val="24"/>
+          <w:szCs w:val="24"/>
+          <w:rtl w:val="0"/>
+        </w:rPr>
+        <w:t xml:space="preserve">élő nézetként.</w:t>
+      </w:r>
+      <w:r>
+        <w:rPr>
+          <w:rtl w:val="0"/>
+        </w:rPr>
+      </w:r>
+    </w:p>
+    <w:p>
+      <w:pPr>
+        <w:spacing w:after="120" w:before="120" w:line="276" w:lineRule="auto"/>
+        <w:jc w:val="both"/>
+        <w:rPr/>
+      </w:pPr>
+      <w:r>
+        <w:rPr>
+          <w:rFonts w:ascii="Times New Roman" w:cs="Times New Roman" w:eastAsia="Times New Roman" w:hAnsi="Times New Roman"/>
+          <w:b w:val="0"/>
+          <w:bCs w:val="0"/>
+          <w:i w:val="0"/>
+          <w:iCs w:val="0"/>
+          <w:sz w:val="24"/>
+          <w:szCs w:val="24"/>
+          <w:rtl w:val="0"/>
+        </w:rPr>
+        <w:t xml:space="preserve">A rendszámfelismerés eredményét a komponens másodpercenként lekérdezi a /api/last-recognition végponttól. Ha a státusz 'allowed', a sorompó automatikusan 4 másodpercre nyitva marad.</w:t>
+      </w:r>
+      <w:r>
+        <w:rPr>
+          <w:rtl w:val="0"/>
+        </w:rPr>
+      </w:r>
+    </w:p>
+    <w:p>
+      <w:pPr>
+        <w:pStyle w:val="Heading3"/>
+        <w:rPr/>
+      </w:pPr>
+      <w:bookmarkStart w:colFirst="0" w:colLast="0" w:name="_dypdh71kp5ml" w:id="38"/>
+      <w:bookmarkEnd w:id="38"/>
+      <w:r>
+        <w:rPr>
+          <w:rtl w:val="0"/>
+        </w:rPr>
+        <w:t xml:space="preserve">4</w:t>
+      </w:r>
+      <w:r>
+        <w:rPr>
+          <w:rtl w:val="0"/>
+        </w:rPr>
+        <w:t xml:space="preserve">.2.4 WhitelistTab</w:t>
+      </w:r>
+    </w:p>
+    <w:p>
+      <w:pPr>
+        <w:spacing w:after="120" w:before="120" w:line="276" w:lineRule="auto"/>
+        <w:jc w:val="both"/>
+        <w:rPr/>
+      </w:pPr>
+      <w:r>
+        <w:rPr>
+          <w:rFonts w:ascii="Times New Roman" w:cs="Times New Roman" w:eastAsia="Times New Roman" w:hAnsi="Times New Roman"/>
+          <w:b w:val="0"/>
+          <w:bCs w:val="0"/>
+          <w:i w:val="0"/>
+          <w:iCs w:val="0"/>
+          <w:sz w:val="24"/>
+          <w:szCs w:val="24"/>
+          <w:rtl w:val="0"/>
+        </w:rPr>
+        <w:t xml:space="preserve">A whitelist kezelő lapon az üzemeltető megtekintheti, keresheti, bővítheti és törölheti az engedélyezett személyek bejegyzéseit. Minden bejegyzés tartalmaz egy nevet és egy rendszámot. Az elemek valós időben szűrhetők a keresőmezőben, mind névre, mind rendszámra. Hozzáadáskor a rendszám automatikusan nagybetűssé alakul.</w:t>
+      </w:r>
+      <w:r>
+        <w:rPr>
+          <w:rtl w:val="0"/>
+        </w:rPr>
+      </w:r>
+    </w:p>
+    <w:p>
+      <w:pPr>
+        <w:pStyle w:val="Heading3"/>
+        <w:rPr/>
+      </w:pPr>
+      <w:bookmarkStart w:colFirst="0" w:colLast="0" w:name="_csmlgat0hsp8" w:id="39"/>
+      <w:bookmarkEnd w:id="39"/>
+      <w:r>
+        <w:rPr>
+          <w:rtl w:val="0"/>
+        </w:rPr>
+      </w:r>
+    </w:p>
+    <w:p>
+      <w:pPr>
+        <w:pStyle w:val="Heading3"/>
+        <w:rPr/>
+      </w:pPr>
+      <w:bookmarkStart w:colFirst="0" w:colLast="0" w:name="_a5skrs6teg2t" w:id="40"/>
+      <w:bookmarkEnd w:id="40"/>
+      <w:r>
+        <w:rPr>
+          <w:rtl w:val="0"/>
+        </w:rPr>
+        <w:t xml:space="preserve">4</w:t>
+      </w:r>
+      <w:r>
+        <w:rPr>
+          <w:rtl w:val="0"/>
+        </w:rPr>
+        <w:t xml:space="preserve">.2.5 LogsTab (Eseménynapló)</w:t>
+      </w:r>
+    </w:p>
+    <w:p>
+      <w:pPr>
+        <w:spacing w:after="120" w:before="120" w:line="276" w:lineRule="auto"/>
+        <w:jc w:val="both"/>
+        <w:rPr/>
+      </w:pPr>
+      <w:r>
+        <w:rPr>
+          <w:rFonts w:ascii="Times New Roman" w:cs="Times New Roman" w:eastAsia="Times New Roman" w:hAnsi="Times New Roman"/>
+          <w:b w:val="0"/>
+          <w:bCs w:val="0"/>
+          <w:i w:val="0"/>
+          <w:iCs w:val="0"/>
+          <w:sz w:val="24"/>
+          <w:szCs w:val="24"/>
+          <w:rtl w:val="0"/>
+        </w:rPr>
+        <w:t xml:space="preserve">A napló lapon az összes rögzített belépési esemény megtekinthető időrendben, visszafelé csökkenő sorrendben. A bejegyzések szűrhetők: összes, engedélyezett, vagy megtagadott. Minden sor tartalmazza az időpontot, a rendszámot, a nevet és az eredményt (zöld/piros).</w:t>
+      </w:r>
+      <w:r>
+        <w:rPr>
+          <w:rtl w:val="0"/>
+        </w:rPr>
+      </w:r>
+    </w:p>
+    <w:p>
+      <w:pPr>
+        <w:pStyle w:val="Heading2"/>
+        <w:rPr/>
+      </w:pPr>
+      <w:bookmarkStart w:colFirst="0" w:colLast="0" w:name="_kskligmmi0x0" w:id="41"/>
+      <w:bookmarkEnd w:id="41"/>
+      <w:r>
+        <w:rPr>
+          <w:rtl w:val="0"/>
+        </w:rPr>
+        <w:t xml:space="preserve">4</w:t>
+      </w:r>
+      <w:r>
+        <w:rPr>
+          <w:rtl w:val="0"/>
+        </w:rPr>
+        <w:t xml:space="preserve">.3 Téma és stílusrendszer</w:t>
+      </w:r>
+    </w:p>
+    <w:p>
+      <w:pPr>
+        <w:spacing w:after="120" w:before="120" w:line="276" w:lineRule="auto"/>
+        <w:jc w:val="both"/>
+        <w:rPr/>
+      </w:pPr>
+      <w:r>
+        <w:rPr>
+          <w:rFonts w:ascii="Times New Roman" w:cs="Times New Roman" w:eastAsia="Times New Roman" w:hAnsi="Times New Roman"/>
+          <w:b w:val="0"/>
+          <w:bCs w:val="0"/>
+          <w:i w:val="0"/>
+          <w:iCs w:val="0"/>
+          <w:sz w:val="24"/>
+          <w:szCs w:val="24"/>
+          <w:rtl w:val="0"/>
+        </w:rPr>
+        <w:t xml:space="preserve">A Styles.css fájl CSS változókon (custom properties) alapuló témázást alkalmaz. Az alapértelmezett (dark) téma sötét lilás-fekete hátterű. A light téma kék árnyalatú, világos felületre vált. A téma váltása a localStorage-ban rögzítődik, így oldalbetöltések között is megmarad.</w:t>
+      </w:r>
+      <w:r>
+        <w:rPr>
+          <w:rtl w:val="0"/>
+        </w:rPr>
+      </w:r>
+    </w:p>
+    <w:p>
+      <w:pPr>
+        <w:spacing w:after="120" w:before="120" w:line="276" w:lineRule="auto"/>
+        <w:jc w:val="both"/>
+        <w:rPr/>
+      </w:pPr>
+      <w:r>
+        <w:rPr>
+          <w:rFonts w:ascii="Times New Roman" w:cs="Times New Roman" w:eastAsia="Times New Roman" w:hAnsi="Times New Roman"/>
+          <w:b w:val="0"/>
+          <w:bCs w:val="0"/>
+          <w:i w:val="0"/>
+          <w:iCs w:val="0"/>
+          <w:sz w:val="24"/>
+          <w:szCs w:val="24"/>
+          <w:rtl w:val="0"/>
+        </w:rPr>
+        <w:t xml:space="preserve">Az alkalmazás reszponzív: a grid-alapú elrendezés (dash-grid) különböző képernyőszélességekre adaptálódik (mobilon is lehetséges has</w:t>
+      </w:r>
+      <w:r>
+        <w:rPr>
+          <w:rtl w:val="0"/>
+        </w:rPr>
+        <w:t xml:space="preserve">ználni szükség esetén</w:t>
+      </w:r>
+      <w:r>
+        <w:rPr>
+          <w:rFonts w:ascii="Times New Roman" w:cs="Times New Roman" w:eastAsia="Times New Roman" w:hAnsi="Times New Roman"/>
+          <w:b w:val="0"/>
+          <w:bCs w:val="0"/>
+          <w:i w:val="0"/>
+          <w:iCs w:val="0"/>
+          <w:sz w:val="24"/>
+          <w:szCs w:val="24"/>
+          <w:rtl w:val="0"/>
+        </w:rPr>
+        <w:t xml:space="preserve">).</w:t>
+      </w:r>
+      <w:r>
+        <w:rPr>
+          <w:rtl w:val="0"/>
+        </w:rPr>
+      </w:r>
+    </w:p>
+    <w:p>
+      <w:pPr>
+        <w:pageBreakBefore w:val="1"/>
+        <w:rPr/>
+      </w:pPr>
+      <w:r>
+        <w:rPr>
+          <w:rtl w:val="0"/>
+        </w:rPr>
+      </w:r>
+    </w:p>
+    <w:p>
+      <w:pPr>
+        <w:pStyle w:val="Heading1"/>
+        <w:rPr/>
+      </w:pPr>
+      <w:bookmarkStart w:colFirst="0" w:colLast="0" w:name="_59mdtg7ah7px" w:id="42"/>
+      <w:bookmarkEnd w:id="42"/>
+      <w:r>
+        <w:rPr>
+          <w:rtl w:val="0"/>
+        </w:rPr>
+        <w:t xml:space="preserve">5</w:t>
+      </w:r>
+      <w:r>
+        <w:rPr>
+          <w:rtl w:val="0"/>
+        </w:rPr>
+        <w:t xml:space="preserve">. Backend (teszt.py)</w:t>
+      </w:r>
+    </w:p>
+    <w:p>
+      <w:pPr>
+        <w:pStyle w:val="Heading2"/>
+        <w:rPr/>
+      </w:pPr>
+      <w:bookmarkStart w:colFirst="0" w:colLast="0" w:name="_ciczz8vhd1gf" w:id="43"/>
+      <w:bookmarkEnd w:id="43"/>
+      <w:r>
+        <w:rPr>
+          <w:rtl w:val="0"/>
+        </w:rPr>
+        <w:t xml:space="preserve">5.1 Flask alkalmazás</w:t>
+      </w:r>
+    </w:p>
+    <w:p>
+      <w:pPr>
+        <w:spacing w:after="120" w:before="120" w:line="276" w:lineRule="auto"/>
+        <w:jc w:val="both"/>
+        <w:rPr/>
+      </w:pPr>
+      <w:r>
+        <w:rPr>
+          <w:rFonts w:ascii="Times New Roman" w:cs="Times New Roman" w:eastAsia="Times New Roman" w:hAnsi="Times New Roman"/>
+          <w:b w:val="0"/>
+          <w:bCs w:val="0"/>
+          <w:i w:val="0"/>
+          <w:iCs w:val="0"/>
+          <w:sz w:val="24"/>
+          <w:szCs w:val="24"/>
+          <w:rtl w:val="0"/>
+        </w:rPr>
+        <w:t xml:space="preserve">A backend Python 3 alapú Flask webszerver, amely REST API-t nyújt a frontend számára. A CORS modul engedélyezi a cross-origin kéréseket, így a frontend és backend eltérő portról is kommunikálhat. Az alkalmazás alapértelmezés szerint a 0.0.0.0:5050 címen indul el.</w:t>
+      </w:r>
+      <w:r>
+        <w:rPr>
+          <w:rtl w:val="0"/>
+        </w:rPr>
+      </w:r>
+    </w:p>
+    <w:p>
+      <w:pPr>
+        <w:pStyle w:val="Heading2"/>
+        <w:rPr/>
+      </w:pPr>
+      <w:bookmarkStart w:colFirst="0" w:colLast="0" w:name="_y1173lo7jm29" w:id="44"/>
+      <w:bookmarkEnd w:id="44"/>
+      <w:r>
+        <w:rPr>
+          <w:rtl w:val="0"/>
+        </w:rPr>
+        <w:t xml:space="preserve">5</w:t>
+      </w:r>
+      <w:r>
+        <w:rPr>
+          <w:rtl w:val="0"/>
+        </w:rPr>
+        <w:t xml:space="preserve">.2 Adatbázis (MongoDB)</w:t>
+      </w:r>
+    </w:p>
+    <w:p>
+      <w:pPr>
+        <w:pStyle w:val="Heading3"/>
+        <w:rPr/>
+      </w:pPr>
+      <w:bookmarkStart w:colFirst="0" w:colLast="0" w:name="_fz8zwv9fh640" w:id="45"/>
+      <w:bookmarkEnd w:id="45"/>
+      <w:r>
+        <w:rPr>
+          <w:rtl w:val="0"/>
+        </w:rPr>
+        <w:t xml:space="preserve">5.2.1 MongoDB Atlas integráció és adatkezelési logika</w:t>
+      </w:r>
+    </w:p>
+    <w:p>
+      <w:pPr>
+        <w:spacing w:after="120" w:before="120" w:line="276" w:lineRule="auto"/>
+        <w:jc w:val="both"/>
+        <w:rPr/>
+      </w:pPr>
+      <w:r>
+        <w:rPr>
+          <w:rFonts w:ascii="Times New Roman" w:cs="Times New Roman" w:eastAsia="Times New Roman" w:hAnsi="Times New Roman"/>
+          <w:b w:val="0"/>
+          <w:bCs w:val="0"/>
+          <w:i w:val="0"/>
+          <w:iCs w:val="0"/>
+          <w:sz w:val="24"/>
+          <w:szCs w:val="24"/>
+          <w:rtl w:val="0"/>
+        </w:rPr>
+        <w:t xml:space="preserve">A rendszer MongoDB Atlas felhőadatbázist használ. Az alkalmazás két gyűjteményt kezel: a whitelist gyűjtemény tartalmazza az engedélyezett rendszámokat és a hozzájuk tartozó neveket, a logs gyűjtemény pedig a belépési eseményeket rögzíti.</w:t>
+      </w:r>
+      <w:r>
+        <w:rPr>
+          <w:rtl w:val="0"/>
+        </w:rPr>
+      </w:r>
+    </w:p>
+    <w:p>
+      <w:pPr>
+        <w:spacing w:after="120" w:before="120" w:line="276" w:lineRule="auto"/>
+        <w:jc w:val="both"/>
+        <w:rPr/>
+      </w:pPr>
+      <w:r>
+        <w:rPr>
+          <w:rFonts w:ascii="Times New Roman" w:cs="Times New Roman" w:eastAsia="Times New Roman" w:hAnsi="Times New Roman"/>
+          <w:b w:val="0"/>
+          <w:bCs w:val="0"/>
+          <w:i w:val="0"/>
+          <w:iCs w:val="0"/>
+          <w:sz w:val="24"/>
+          <w:szCs w:val="24"/>
+          <w:rtl w:val="0"/>
+        </w:rPr>
+        <w:t xml:space="preserve">A kapcsolat az alábbi környezeti változókkal konfigurálható: MONGO_URI (az Atlas connection string), MONGO_DB (az adatbázis neve, alapértelmezés: sorompoadatbazis). Ha a MongoDB nem elérhető, az API 503-as hibát ad vissza, megelőzve az alkalmazás összeomlását.</w:t>
+      </w:r>
+      <w:r>
+        <w:rPr>
+          <w:rtl w:val="0"/>
+        </w:rPr>
+      </w:r>
+    </w:p>
+    <w:p>
+      <w:pPr>
+        <w:spacing w:after="120" w:before="120" w:line="276" w:lineRule="auto"/>
+        <w:jc w:val="both"/>
+        <w:rPr>
+          <w:rFonts w:ascii="Times New Roman" w:cs="Times New Roman" w:eastAsia="Times New Roman" w:hAnsi="Times New Roman"/>
+          <w:b w:val="0"/>
+          <w:bCs w:val="0"/>
+          <w:i w:val="0"/>
+          <w:iCs w:val="0"/>
+          <w:sz w:val="24"/>
+          <w:szCs w:val="24"/>
+        </w:rPr>
+      </w:pPr>
+      <w:r>
+        <w:rPr>
+          <w:rFonts w:ascii="Times New Roman" w:cs="Times New Roman" w:eastAsia="Times New Roman" w:hAnsi="Times New Roman"/>
+          <w:b w:val="0"/>
+          <w:bCs w:val="0"/>
+          <w:i w:val="0"/>
+          <w:iCs w:val="0"/>
+          <w:sz w:val="24"/>
+          <w:szCs w:val="24"/>
+          <w:rtl w:val="0"/>
+        </w:rPr>
+        <w:t xml:space="preserve">A backend rugalmasan kezeli az eltérő sémájú adatokat: a rendszám a plate, rendszam, rendszám vagy plate_number mezőkből is kiolvasható. A státusz az allowed/engedélyezett/ok/igen kulcsszavakra illeszkedik.</w:t>
+      </w:r>
+    </w:p>
+    <w:p>
+      <w:pPr>
+        <w:pStyle w:val="Heading3"/>
+        <w:spacing w:after="120" w:before="120" w:line="276" w:lineRule="auto"/>
+        <w:jc w:val="both"/>
+        <w:rPr/>
+      </w:pPr>
+      <w:bookmarkStart w:colFirst="0" w:colLast="0" w:name="_ek6epwpvuafg" w:id="46"/>
+      <w:bookmarkEnd w:id="46"/>
+      <w:r>
+        <w:rPr>
+          <w:rtl w:val="0"/>
+        </w:rPr>
+        <w:t xml:space="preserve">5.2.2 Adatbázis struktúra</w:t>
+      </w:r>
+    </w:p>
+    <w:p>
+      <w:pPr>
+        <w:jc w:val="both"/>
+        <w:rPr/>
+      </w:pPr>
+      <w:r>
+        <w:rPr>
+          <w:rtl w:val="0"/>
+        </w:rPr>
+        <w:t xml:space="preserve">Az alkalmazás adatbázisa a MongoDB Atlas felhő platformon található, ahol a </w:t>
+      </w:r>
+      <w:r>
+        <w:rPr>
+          <w:i w:val="1"/>
+          <w:iCs w:val="1"/>
+          <w:rtl w:val="0"/>
+        </w:rPr>
+        <w:t xml:space="preserve">sorompoadatbazis</w:t>
+      </w:r>
+      <w:r>
+        <w:rPr>
+          <w:rtl w:val="0"/>
+        </w:rPr>
+        <w:t xml:space="preserve"> nevű adatbázis négy gyűjteményt kezel: access_logs, whitelist, people és plate_number.</w:t>
+      </w:r>
+    </w:p>
+    <w:p>
+      <w:pPr>
+        <w:spacing w:after="240" w:before="240" w:lineRule="auto"/>
+        <w:jc w:val="both"/>
+        <w:rPr/>
+      </w:pPr>
+      <w:r>
+        <w:rPr>
+          <w:rtl w:val="0"/>
+        </w:rPr>
+        <w:t xml:space="preserve">A rendszer jelenleg nem kapcsolódik közvetlenül az intézmény (létesítmény) adatbázisához, mivel az integráció még nem került üzembe helyezésre. Ennek ellenére az adatmodell teljesen előkészített, így a későbbi összekapcsolás zökkenőmentesen megvalósítható.</w:t>
+      </w:r>
+    </w:p>
+    <w:p>
+      <w:pPr>
+        <w:spacing w:after="240" w:before="240" w:lineRule="auto"/>
+        <w:jc w:val="both"/>
+        <w:rPr/>
+      </w:pPr>
+      <w:r>
+        <w:rPr>
+          <w:rtl w:val="0"/>
+        </w:rPr>
+        <w:t xml:space="preserve">A gyűjtemények feladatai:</w:t>
+      </w:r>
+    </w:p>
+    <w:p>
+      <w:pPr>
+        <w:numPr>
+          <w:ilvl w:val="0"/>
+          <w:numId w:val="3"/>
+        </w:numPr>
+        <w:spacing w:after="0" w:afterAutospacing="0" w:before="240" w:lineRule="auto"/>
+        <w:ind w:left="720" w:hanging="360"/>
+        <w:jc w:val="both"/>
+        <w:rPr>
+          <w:u w:val="none"/>
+        </w:rPr>
+      </w:pPr>
+      <w:r>
+        <w:rPr>
+          <w:rtl w:val="0"/>
+        </w:rPr>
+        <w:t xml:space="preserve">access_logs - a belépési események naplózása, amely tartalmazza a kamera azonosítóját, a rendszámot, a kép elérési útját, az engedélyezési státuszt és az időbélyeget.</w:t>
+      </w:r>
+    </w:p>
+    <w:p>
+      <w:pPr>
+        <w:numPr>
+          <w:ilvl w:val="0"/>
+          <w:numId w:val="3"/>
+        </w:numPr>
+        <w:spacing w:after="0" w:afterAutospacing="0" w:before="0" w:beforeAutospacing="0" w:lineRule="auto"/>
+        <w:ind w:left="720" w:hanging="360"/>
+        <w:jc w:val="both"/>
+        <w:rPr>
+          <w:u w:val="none"/>
+        </w:rPr>
+      </w:pPr>
+      <w:r>
+        <w:rPr>
+          <w:rtl w:val="0"/>
+        </w:rPr>
+        <w:t xml:space="preserve">whitelist - az engedélyezett rendszámokat és a hozzájuk tartozó személyeket tárolja.</w:t>
+      </w:r>
+    </w:p>
+    <w:p>
+      <w:pPr>
+        <w:numPr>
+          <w:ilvl w:val="0"/>
+          <w:numId w:val="3"/>
+        </w:numPr>
+        <w:spacing w:after="0" w:afterAutospacing="0" w:before="0" w:beforeAutospacing="0" w:lineRule="auto"/>
+        <w:ind w:left="720" w:hanging="360"/>
+        <w:jc w:val="both"/>
+        <w:rPr>
+          <w:u w:val="none"/>
+        </w:rPr>
+      </w:pPr>
+      <w:r>
+        <w:rPr>
+          <w:rtl w:val="0"/>
+        </w:rPr>
+        <w:t xml:space="preserve">people - a felhasználók adatait tartalmazza (név, telefonszám, szerepkör, aktív státusz).</w:t>
+      </w:r>
+    </w:p>
+    <w:p>
+      <w:pPr>
+        <w:numPr>
+          <w:ilvl w:val="0"/>
+          <w:numId w:val="3"/>
+        </w:numPr>
+        <w:spacing w:after="240" w:before="0" w:beforeAutospacing="0" w:lineRule="auto"/>
+        <w:ind w:left="720" w:hanging="360"/>
+        <w:jc w:val="both"/>
+        <w:rPr>
+          <w:u w:val="none"/>
+        </w:rPr>
+      </w:pPr>
+      <w:r>
+        <w:rPr>
+          <w:rtl w:val="0"/>
+        </w:rPr>
+        <w:t xml:space="preserve">plate_number - a rendszámokat és azok engedélyezési állapotát rögzíti.</w:t>
+      </w:r>
+    </w:p>
+    <w:p>
+      <w:pPr>
+        <w:jc w:val="both"/>
+        <w:rPr/>
+      </w:pPr>
+      <w:r>
+        <w:rPr>
+          <w:rtl w:val="0"/>
+        </w:rPr>
+      </w:r>
+    </w:p>
+    <w:p>
+      <w:pPr>
+        <w:jc w:val="both"/>
+        <w:rPr/>
+      </w:pPr>
+      <w:r>
+        <w:rPr>
+          <w:rtl w:val="0"/>
+        </w:rPr>
+      </w:r>
+    </w:p>
+    <w:p>
+      <w:pPr>
+        <w:jc w:val="both"/>
+        <w:rPr/>
+      </w:pPr>
+      <w:r>
+        <w:rPr>
+          <w:rtl w:val="0"/>
+        </w:rPr>
+        <w:t xml:space="preserve">A struktúra rugalmasan kezeli az eltérő adatmezőket, így a rendszám többféle kulcsszóval is azonosítható (pl. </w:t>
+      </w:r>
+      <w:r>
+        <w:rPr>
+          <w:i w:val="1"/>
+          <w:iCs w:val="1"/>
+          <w:rtl w:val="0"/>
+        </w:rPr>
+        <w:t xml:space="preserve">plate</w:t>
+      </w:r>
+      <w:r>
+        <w:rPr>
+          <w:rtl w:val="0"/>
+        </w:rPr>
+        <w:t xml:space="preserve">, </w:t>
+      </w:r>
+      <w:r>
+        <w:rPr>
+          <w:i w:val="1"/>
+          <w:iCs w:val="1"/>
+          <w:rtl w:val="0"/>
+        </w:rPr>
+        <w:t xml:space="preserve">rendszam</w:t>
+      </w:r>
+      <w:r>
+        <w:rPr>
+          <w:rtl w:val="0"/>
+        </w:rPr>
+        <w:t xml:space="preserve">, </w:t>
+      </w:r>
+      <w:r>
+        <w:rPr>
+          <w:i w:val="1"/>
+          <w:iCs w:val="1"/>
+          <w:rtl w:val="0"/>
+        </w:rPr>
+        <w:t xml:space="preserve">plate_number</w:t>
+      </w:r>
+      <w:r>
+        <w:rPr>
+          <w:rtl w:val="0"/>
+        </w:rPr>
+        <w:t xml:space="preserve">), az engedélyezési státusz pedig többféle logikai értékre illeszkedik (</w:t>
+      </w:r>
+      <w:r>
+        <w:rPr>
+          <w:i w:val="1"/>
+          <w:iCs w:val="1"/>
+          <w:rtl w:val="0"/>
+        </w:rPr>
+        <w:t xml:space="preserve">allowed</w:t>
+      </w:r>
+      <w:r>
+        <w:rPr>
+          <w:rtl w:val="0"/>
+        </w:rPr>
+        <w:t xml:space="preserve">, </w:t>
+      </w:r>
+      <w:r>
+        <w:rPr>
+          <w:i w:val="1"/>
+          <w:iCs w:val="1"/>
+          <w:rtl w:val="0"/>
+        </w:rPr>
+        <w:t xml:space="preserve">ok</w:t>
+      </w:r>
+      <w:r>
+        <w:rPr>
+          <w:rtl w:val="0"/>
+        </w:rPr>
+        <w:t xml:space="preserve">, </w:t>
+      </w:r>
+      <w:r>
+        <w:rPr>
+          <w:i w:val="1"/>
+          <w:iCs w:val="1"/>
+          <w:rtl w:val="0"/>
+        </w:rPr>
+        <w:t xml:space="preserve">igen</w:t>
+      </w:r>
+      <w:r>
+        <w:rPr>
+          <w:rtl w:val="0"/>
+        </w:rPr>
+        <w:t xml:space="preserve"> stb.).</w:t>
+      </w:r>
+    </w:p>
+    <w:p>
+      <w:pPr>
+        <w:spacing w:after="240" w:before="240" w:lineRule="auto"/>
+        <w:jc w:val="both"/>
+        <w:rPr/>
+      </w:pPr>
+      <w:r>
+        <w:rPr>
+          <w:rtl w:val="0"/>
+        </w:rPr>
+        <w:t xml:space="preserve">Az adatbázis séma kialakítása lehetővé teszi a későbbi bővítést, például a létesítményi adatbázissal való integrációt vagy új gyűjtemények hozzáadását.</w:t>
+      </w:r>
+    </w:p>
+    <w:p>
+      <w:pPr>
+        <w:jc w:val="both"/>
+        <w:rPr/>
+      </w:pPr>
+      <w:r>
+        <w:rPr/>
+        <w:drawing>
+          <wp:inline distB="114300" distT="114300" distL="114300" distR="114300">
+            <wp:extent cx="5502600" cy="3657600"/>
+            <wp:effectExtent b="0" l="0" r="0" t="0"/>
+            <wp:docPr id="1" name="image2.png"/>
+            <a:graphic>
+              <a:graphicData uri="http://schemas.openxmlformats.org/drawingml/2006/picture">
+                <pic:pic>
+                  <pic:nvPicPr>
+                    <pic:cNvPr id="0" name="image2.png"/>
+                    <pic:cNvPicPr preferRelativeResize="0"/>
+                  </pic:nvPicPr>
+                  <pic:blipFill>
+                    <a:blip r:embed="rId7"/>
+                    <a:srcRect b="0" l="0" r="0" t="0"/>
+                    <a:stretch>
+                      <a:fillRect/>
+                    </a:stretch>
+                  </pic:blipFill>
+                  <pic:spPr>
+                    <a:xfrm>
+                      <a:off x="0" y="0"/>
+                      <a:ext cx="5502600" cy="3657600"/>
+                    </a:xfrm>
+                    <a:prstGeom prst="rect"/>
+                    <a:ln/>
+                  </pic:spPr>
+                </pic:pic>
+              </a:graphicData>
+            </a:graphic>
+          </wp:inline>
+        </w:drawing>
+      </w:r>
+      <w:r>
+        <w:rPr>
+          <w:rtl w:val="0"/>
+        </w:rPr>
+      </w:r>
+    </w:p>
+    <w:p>
+      <w:pPr>
+        <w:pStyle w:val="Heading2"/>
+        <w:rPr/>
+      </w:pPr>
+      <w:bookmarkStart w:colFirst="0" w:colLast="0" w:name="_71twbalhttth" w:id="47"/>
+      <w:bookmarkEnd w:id="47"/>
+      <w:r>
+        <w:rPr>
+          <w:rtl w:val="0"/>
+        </w:rPr>
+        <w:t xml:space="preserve">5.3 Képfeldolgozás és rendszámfelismerés</w:t>
+      </w:r>
+    </w:p>
+    <w:p>
+      <w:pPr>
+        <w:spacing w:after="120" w:before="120" w:line="276" w:lineRule="auto"/>
+        <w:jc w:val="both"/>
+        <w:rPr/>
+      </w:pPr>
+      <w:r>
+        <w:rPr>
+          <w:rFonts w:ascii="Times New Roman" w:cs="Times New Roman" w:eastAsia="Times New Roman" w:hAnsi="Times New Roman"/>
+          <w:b w:val="0"/>
+          <w:bCs w:val="0"/>
+          <w:i w:val="0"/>
+          <w:iCs w:val="0"/>
+          <w:sz w:val="24"/>
+          <w:szCs w:val="24"/>
+          <w:rtl w:val="0"/>
+        </w:rPr>
+        <w:t xml:space="preserve">Az autonóm üzemmód (scan mód) indításakor az alkalmazás az OpenCV könyvtárat használja a kamerakép rögzítésére. A képelőfeldolgozás szürkeárnyalatosítással és Otsu </w:t>
+      </w:r>
+      <w:r>
+        <w:rPr>
+          <w:rtl w:val="0"/>
+        </w:rPr>
+        <w:t xml:space="preserve">küszöböléssel</w:t>
+      </w:r>
+      <w:r>
+        <w:rPr>
+          <w:rFonts w:ascii="Times New Roman" w:cs="Times New Roman" w:eastAsia="Times New Roman" w:hAnsi="Times New Roman"/>
+          <w:b w:val="0"/>
+          <w:bCs w:val="0"/>
+          <w:i w:val="0"/>
+          <w:iCs w:val="0"/>
+          <w:sz w:val="24"/>
+          <w:szCs w:val="24"/>
+          <w:rtl w:val="0"/>
+        </w:rPr>
+        <w:t xml:space="preserve"> élesíti a rendszám karaktereit. Ezt követően a Pytesseract OCR</w:t>
+      </w:r>
+      <w:r>
+        <w:rPr>
+          <w:rtl w:val="0"/>
+        </w:rPr>
+        <w:t xml:space="preserve"> </w:t>
+      </w:r>
+      <w:r>
+        <w:rPr>
+          <w:rFonts w:ascii="Times New Roman" w:cs="Times New Roman" w:eastAsia="Times New Roman" w:hAnsi="Times New Roman"/>
+          <w:b w:val="0"/>
+          <w:bCs w:val="0"/>
+          <w:i w:val="0"/>
+          <w:iCs w:val="0"/>
+          <w:sz w:val="24"/>
+          <w:szCs w:val="24"/>
+          <w:rtl w:val="0"/>
+        </w:rPr>
+        <w:t xml:space="preserve">azonosítja a rendszámot.</w:t>
+      </w:r>
+      <w:r>
+        <w:rPr>
+          <w:rtl w:val="0"/>
+        </w:rPr>
+      </w:r>
+    </w:p>
+    <w:p>
+      <w:pPr>
+        <w:spacing w:after="120" w:before="120" w:line="276" w:lineRule="auto"/>
+        <w:jc w:val="both"/>
+        <w:rPr/>
+      </w:pPr>
+      <w:r>
+        <w:rPr>
+          <w:rFonts w:ascii="Times New Roman" w:cs="Times New Roman" w:eastAsia="Times New Roman" w:hAnsi="Times New Roman"/>
+          <w:b w:val="0"/>
+          <w:bCs w:val="0"/>
+          <w:i w:val="0"/>
+          <w:iCs w:val="0"/>
+          <w:sz w:val="24"/>
+          <w:szCs w:val="24"/>
+          <w:rtl w:val="0"/>
+        </w:rPr>
+        <w:t xml:space="preserve">A felismerés </w:t>
+      </w:r>
+      <w:r>
+        <w:rPr>
+          <w:rtl w:val="0"/>
+        </w:rPr>
+        <w:t xml:space="preserve">közelség érzékelő szenzor hiánya miatt</w:t>
+      </w:r>
+      <w:r>
+        <w:rPr>
+          <w:rFonts w:ascii="Times New Roman" w:cs="Times New Roman" w:eastAsia="Times New Roman" w:hAnsi="Times New Roman"/>
+          <w:b w:val="0"/>
+          <w:bCs w:val="0"/>
+          <w:i w:val="0"/>
+          <w:iCs w:val="0"/>
+          <w:sz w:val="24"/>
+          <w:szCs w:val="24"/>
+          <w:rtl w:val="0"/>
+        </w:rPr>
+        <w:t xml:space="preserve"> 3 másodpercenként fut. Ha a felismert rendszám szerepel a whitelist-en, a sorompó nyit, a találat az ALLOWED státusszal kerül a naplóba; ellenkező esetben DENIED státusszal. Az utolsó felismerés eredménye globálisan elérhető, és a React frontend másodpercenként lekérdezi.</w:t>
+      </w:r>
+      <w:r>
+        <w:rPr>
+          <w:rtl w:val="0"/>
+        </w:rPr>
+      </w:r>
+    </w:p>
+    <w:p>
+      <w:pPr>
+        <w:pageBreakBefore w:val="1"/>
+        <w:rPr/>
+      </w:pPr>
+      <w:r>
+        <w:rPr>
+          <w:rtl w:val="0"/>
+        </w:rPr>
+      </w:r>
+    </w:p>
+    <w:p>
+      <w:pPr>
+        <w:pStyle w:val="Heading1"/>
+        <w:rPr/>
+      </w:pPr>
+      <w:bookmarkStart w:colFirst="0" w:colLast="0" w:name="_n0i6hbqzk9ro" w:id="48"/>
+      <w:bookmarkEnd w:id="48"/>
+      <w:r>
+        <w:rPr>
+          <w:rtl w:val="0"/>
+        </w:rPr>
+        <w:t xml:space="preserve">6</w:t>
+      </w:r>
+      <w:r>
+        <w:rPr>
+          <w:rtl w:val="0"/>
+        </w:rPr>
+        <w:t xml:space="preserve">. API modul (Api.js)</w:t>
+      </w:r>
+    </w:p>
+    <w:p>
+      <w:pPr>
+        <w:spacing w:after="120" w:before="120" w:line="276" w:lineRule="auto"/>
+        <w:jc w:val="both"/>
+        <w:rPr/>
+      </w:pPr>
+      <w:r>
+        <w:rPr>
+          <w:rFonts w:ascii="Times New Roman" w:cs="Times New Roman" w:eastAsia="Times New Roman" w:hAnsi="Times New Roman"/>
+          <w:b w:val="0"/>
+          <w:bCs w:val="0"/>
+          <w:i w:val="0"/>
+          <w:iCs w:val="0"/>
+          <w:sz w:val="24"/>
+          <w:szCs w:val="24"/>
+          <w:rtl w:val="0"/>
+        </w:rPr>
+        <w:t xml:space="preserve">Az Api.js modul </w:t>
+      </w:r>
+      <w:r>
+        <w:rPr>
+          <w:rtl w:val="0"/>
+        </w:rPr>
+        <w:t xml:space="preserve">áthidaló</w:t>
+      </w:r>
+      <w:r>
+        <w:rPr>
+          <w:rFonts w:ascii="Times New Roman" w:cs="Times New Roman" w:eastAsia="Times New Roman" w:hAnsi="Times New Roman"/>
+          <w:b w:val="0"/>
+          <w:bCs w:val="0"/>
+          <w:i w:val="0"/>
+          <w:iCs w:val="0"/>
+          <w:sz w:val="24"/>
+          <w:szCs w:val="24"/>
+          <w:rtl w:val="0"/>
+        </w:rPr>
+        <w:t xml:space="preserve"> réteget képez a frontend és a backend között. A modul a window.API globális objektumot tölti fel az összes API-hívó függvénnyel, így a React komponensek egységesen, a belső implementáció ismerete nélkül használhatják azt.</w:t>
+      </w:r>
+      <w:r>
+        <w:rPr>
+          <w:rtl w:val="0"/>
+        </w:rPr>
+      </w:r>
+    </w:p>
+    <w:p>
+      <w:pPr>
+        <w:pStyle w:val="Heading2"/>
+        <w:rPr/>
+      </w:pPr>
+      <w:bookmarkStart w:colFirst="0" w:colLast="0" w:name="_k929coci2n2n" w:id="49"/>
+      <w:bookmarkEnd w:id="49"/>
+      <w:r>
+        <w:rPr>
+          <w:rtl w:val="0"/>
+        </w:rPr>
+        <w:t xml:space="preserve">6</w:t>
+      </w:r>
+      <w:r>
+        <w:rPr>
+          <w:rtl w:val="0"/>
+        </w:rPr>
+        <w:t xml:space="preserve">.1 jfetch segédfüggvény</w:t>
+      </w:r>
+    </w:p>
+    <w:p>
+      <w:pPr>
+        <w:spacing w:after="120" w:before="120" w:line="276" w:lineRule="auto"/>
+        <w:jc w:val="both"/>
+        <w:rPr/>
+      </w:pPr>
+      <w:r>
+        <w:rPr>
+          <w:rFonts w:ascii="Times New Roman" w:cs="Times New Roman" w:eastAsia="Times New Roman" w:hAnsi="Times New Roman"/>
+          <w:b w:val="0"/>
+          <w:bCs w:val="0"/>
+          <w:i w:val="0"/>
+          <w:iCs w:val="0"/>
+          <w:sz w:val="24"/>
+          <w:szCs w:val="24"/>
+          <w:rtl w:val="0"/>
+        </w:rPr>
+        <w:t xml:space="preserve">A jfetch függvény minden HTTP kérést kezel: JSON fejlécet állít be, kiolvas JSON vagy szöveges választ, és hiba esetén egységes {ok: false, error: ...} objektumot ad vissza. Ez biztosítja, hogy a komponenseknek ne kelljen külön hibakezelést implementálniuk.</w:t>
+      </w:r>
+      <w:r>
+        <w:rPr>
+          <w:rtl w:val="0"/>
+        </w:rPr>
+      </w:r>
+    </w:p>
+    <w:p>
+      <w:pPr>
+        <w:pStyle w:val="Heading2"/>
+        <w:rPr/>
+      </w:pPr>
+      <w:bookmarkStart w:colFirst="0" w:colLast="0" w:name="_vpfklyjg69e" w:id="50"/>
+      <w:bookmarkEnd w:id="50"/>
+      <w:r>
+        <w:rPr>
+          <w:rtl w:val="0"/>
+        </w:rPr>
+        <w:t xml:space="preserve">6</w:t>
+      </w:r>
+      <w:r>
+        <w:rPr>
+          <w:rtl w:val="0"/>
+        </w:rPr>
+        <w:t xml:space="preserve">.2 Mock mód</w:t>
+      </w:r>
+    </w:p>
+    <w:p>
+      <w:pPr>
+        <w:spacing w:after="120" w:before="120" w:line="276" w:lineRule="auto"/>
+        <w:jc w:val="both"/>
+        <w:rPr/>
+      </w:pPr>
+      <w:r>
+        <w:rPr>
+          <w:rFonts w:ascii="Times New Roman" w:cs="Times New Roman" w:eastAsia="Times New Roman" w:hAnsi="Times New Roman"/>
+          <w:b w:val="0"/>
+          <w:bCs w:val="0"/>
+          <w:i w:val="0"/>
+          <w:iCs w:val="0"/>
+          <w:sz w:val="24"/>
+          <w:szCs w:val="24"/>
+          <w:rtl w:val="0"/>
+        </w:rPr>
+        <w:t xml:space="preserve">Ha a valódi backend nem csatlakozi</w:t>
+      </w:r>
+      <w:r>
+        <w:rPr>
+          <w:rtl w:val="0"/>
+        </w:rPr>
+        <w:t xml:space="preserve">k</w:t>
+      </w:r>
+      <w:r>
+        <w:rPr>
+          <w:rFonts w:ascii="Times New Roman" w:cs="Times New Roman" w:eastAsia="Times New Roman" w:hAnsi="Times New Roman"/>
+          <w:b w:val="0"/>
+          <w:bCs w:val="0"/>
+          <w:i w:val="0"/>
+          <w:iCs w:val="0"/>
+          <w:sz w:val="24"/>
+          <w:szCs w:val="24"/>
+          <w:rtl w:val="0"/>
+        </w:rPr>
+        <w:t xml:space="preserve">, az Api.js automatikusan mock implementációra vált. Ez lehetővé teszi a frontend önálló fejlesztését és tesztelését a Python szerver futtatása nélkül is. A mock adatok három előre definiált whitelist-bejegyzést és öt </w:t>
+      </w:r>
+      <w:r>
+        <w:rPr>
+          <w:rtl w:val="0"/>
+        </w:rPr>
+        <w:t xml:space="preserve">eseménynapló bejegyzést</w:t>
+      </w:r>
+      <w:r>
+        <w:rPr>
+          <w:rFonts w:ascii="Times New Roman" w:cs="Times New Roman" w:eastAsia="Times New Roman" w:hAnsi="Times New Roman"/>
+          <w:b w:val="0"/>
+          <w:bCs w:val="0"/>
+          <w:i w:val="0"/>
+          <w:iCs w:val="0"/>
+          <w:sz w:val="24"/>
+          <w:szCs w:val="24"/>
+          <w:rtl w:val="0"/>
+        </w:rPr>
+        <w:t xml:space="preserve"> tartalmaznak.</w:t>
+      </w:r>
+      <w:r>
+        <w:rPr>
+          <w:rtl w:val="0"/>
+        </w:rPr>
+      </w:r>
+    </w:p>
+    <w:p>
+      <w:pPr>
+        <w:pStyle w:val="Heading2"/>
+        <w:rPr/>
+      </w:pPr>
+      <w:bookmarkStart w:colFirst="0" w:colLast="0" w:name="_hs273qe4jdh" w:id="51"/>
+      <w:bookmarkEnd w:id="51"/>
+      <w:r>
+        <w:rPr>
+          <w:rtl w:val="0"/>
+        </w:rPr>
+        <w:t xml:space="preserve">6</w:t>
+      </w:r>
+      <w:r>
+        <w:rPr>
+          <w:rtl w:val="0"/>
+        </w:rPr>
+        <w:t xml:space="preserve">.3 Kamerakép URL</w:t>
+      </w:r>
+    </w:p>
+    <w:p>
+      <w:pPr>
+        <w:spacing w:after="120" w:before="120" w:line="276" w:lineRule="auto"/>
+        <w:jc w:val="both"/>
+        <w:rPr/>
+      </w:pPr>
+      <w:r>
+        <w:rPr>
+          <w:rFonts w:ascii="Times New Roman" w:cs="Times New Roman" w:eastAsia="Times New Roman" w:hAnsi="Times New Roman"/>
+          <w:b w:val="0"/>
+          <w:bCs w:val="0"/>
+          <w:i w:val="0"/>
+          <w:iCs w:val="0"/>
+          <w:sz w:val="24"/>
+          <w:szCs w:val="24"/>
+          <w:rtl w:val="0"/>
+        </w:rPr>
+        <w:t xml:space="preserve">A camJpegUrl() függvény minden hívásakor egy friss URL-t generál az aktuális időbélyeggel (?ts=...), ezzel megakadályozza a böngésző cache-elését, és biztosítja, hogy a műszerfal mindig a legfrissebb képkockát töltse be.</w:t>
+      </w:r>
+      <w:r>
+        <w:rPr>
+          <w:rtl w:val="0"/>
+        </w:rPr>
+      </w:r>
+    </w:p>
+    <w:p>
+      <w:pPr>
+        <w:pageBreakBefore w:val="1"/>
+        <w:rPr/>
+      </w:pPr>
+      <w:r>
+        <w:rPr>
+          <w:rtl w:val="0"/>
+        </w:rPr>
+      </w:r>
+    </w:p>
+    <w:p>
+      <w:pPr>
+        <w:pStyle w:val="Heading1"/>
+        <w:rPr/>
+      </w:pPr>
+      <w:bookmarkStart w:colFirst="0" w:colLast="0" w:name="_u1lopy7gwvfl" w:id="52"/>
+      <w:bookmarkEnd w:id="52"/>
+      <w:r>
+        <w:rPr>
+          <w:rtl w:val="0"/>
+        </w:rPr>
+        <w:t xml:space="preserve">7</w:t>
+      </w:r>
+      <w:r>
+        <w:rPr>
+          <w:rtl w:val="0"/>
+        </w:rPr>
+        <w:t xml:space="preserve">. Telepítés és futtatás</w:t>
+      </w:r>
+    </w:p>
+    <w:p>
+      <w:pPr>
+        <w:pStyle w:val="Heading2"/>
+        <w:rPr/>
+      </w:pPr>
+      <w:bookmarkStart w:colFirst="0" w:colLast="0" w:name="_cb7s6l6uy3l0" w:id="53"/>
+      <w:bookmarkEnd w:id="53"/>
+      <w:r>
+        <w:rPr>
+          <w:rtl w:val="0"/>
+        </w:rPr>
+        <w:t xml:space="preserve">7.1 Python függőségek telepítése</w:t>
+      </w:r>
+    </w:p>
+    <w:p>
+      <w:pPr>
+        <w:spacing w:after="120" w:before="120" w:line="276" w:lineRule="auto"/>
+        <w:jc w:val="both"/>
+        <w:rPr/>
+      </w:pPr>
+      <w:r>
+        <w:rPr>
+          <w:rFonts w:ascii="Times New Roman" w:cs="Times New Roman" w:eastAsia="Times New Roman" w:hAnsi="Times New Roman"/>
+          <w:b w:val="0"/>
+          <w:bCs w:val="0"/>
+          <w:i w:val="0"/>
+          <w:iCs w:val="0"/>
+          <w:sz w:val="24"/>
+          <w:szCs w:val="24"/>
+          <w:rtl w:val="0"/>
+        </w:rPr>
+        <w:t xml:space="preserve">A Python oldal az alábbi könyvtárakat igényli (requirements.txt):</w:t>
+      </w:r>
+      <w:r>
+        <w:rPr>
+          <w:rtl w:val="0"/>
+        </w:rPr>
       </w:r>
     </w:p>
     <w:p>
@@ -3357,7 +8088,7 @@
         <w:widowControl w:val="1"/>
         <w:numPr>
           <w:ilvl w:val="0"/>
-          <w:numId w:val="1"/>
+          <w:numId w:val="2"/>
         </w:numPr>
         <w:pBdr>
           <w:top w:space="0" w:sz="0" w:val="nil"/>
@@ -3389,7 +8120,7 @@
           <w:vertAlign w:val="baseline"/>
           <w:rtl w:val="0"/>
         </w:rPr>
-        <w:t xml:space="preserve">pymongo — MongoDB kliens</w:t>
+        <w:t xml:space="preserve">flask — webszerver és REST API keretrendszer</w:t>
       </w:r>
     </w:p>
     <w:p>
@@ -3400,7 +8131,7 @@
         <w:widowControl w:val="1"/>
         <w:numPr>
           <w:ilvl w:val="0"/>
-          <w:numId w:val="1"/>
+          <w:numId w:val="2"/>
         </w:numPr>
         <w:pBdr>
           <w:top w:space="0" w:sz="0" w:val="nil"/>
@@ -3432,7 +8163,7 @@
           <w:vertAlign w:val="baseline"/>
           <w:rtl w:val="0"/>
         </w:rPr>
-        <w:t xml:space="preserve">opencv-python — kamera elérés és képfeldolgozás</w:t>
+        <w:t xml:space="preserve">flask-cors — cross-origin resource sharing támogatás</w:t>
       </w:r>
     </w:p>
     <w:p>
@@ -3443,7 +8174,7 @@
         <w:widowControl w:val="1"/>
         <w:numPr>
           <w:ilvl w:val="0"/>
-          <w:numId w:val="1"/>
+          <w:numId w:val="2"/>
         </w:numPr>
         <w:pBdr>
           <w:top w:space="0" w:sz="0" w:val="nil"/>
@@ -3475,207 +8206,7 @@
           <w:vertAlign w:val="baseline"/>
           <w:rtl w:val="0"/>
         </w:rPr>
-        <w:t xml:space="preserve">pytesseract — Tesseract OCR Python binding</w:t>
-      </w:r>
-    </w:p>
-    <w:p>
-      <w:pPr>
-        <w:spacing w:after="0" w:before="0" w:lineRule="auto"/>
-        <w:rPr/>
-      </w:pPr>
-      <w:r>
-        <w:rPr>
-          <w:rtl w:val="0"/>
-        </w:rPr>
-      </w:r>
-    </w:p>
-    <w:p>
-      <w:pPr>
-        <w:spacing w:after="120" w:before="120" w:line="276" w:lineRule="auto"/>
-        <w:jc w:val="both"/>
-        <w:rPr/>
-      </w:pPr>
-      <w:r>
-        <w:rPr>
-          <w:rFonts w:ascii="Times New Roman" w:cs="Times New Roman" w:eastAsia="Times New Roman" w:hAnsi="Times New Roman"/>
-          <w:b w:val="0"/>
-          <w:bCs w:val="0"/>
-          <w:i w:val="0"/>
-          <w:iCs w:val="0"/>
-          <w:sz w:val="24"/>
-          <w:szCs w:val="24"/>
-          <w:rtl w:val="0"/>
-        </w:rPr>
-        <w:t xml:space="preserve">A telepítés parancsa:</w:t>
-      </w:r>
-      <w:r>
-        <w:rPr>
-          <w:rtl w:val="0"/>
-        </w:rPr>
-      </w:r>
-    </w:p>
-    <w:p>
-      <w:pPr>
-        <w:spacing w:after="120" w:before="120" w:line="276" w:lineRule="auto"/>
-        <w:ind w:firstLine="720"/>
-        <w:jc w:val="both"/>
-        <w:rPr>
-          <w:rFonts w:ascii="Courier New" w:cs="Courier New" w:eastAsia="Courier New" w:hAnsi="Courier New"/>
-          <w:sz w:val="20"/>
-          <w:szCs w:val="20"/>
-        </w:rPr>
-      </w:pPr>
-      <w:r>
-        <w:rPr>
-          <w:rtl w:val="0"/>
-        </w:rPr>
-        <w:t xml:space="preserve">pip install -r requirements.txt</w:t>
-      </w:r>
-      <w:r>
-        <w:rPr>
-          <w:rtl w:val="0"/>
-        </w:rPr>
-      </w:r>
-    </w:p>
-    <w:p>
-      <w:pPr>
-        <w:pStyle w:val="Heading2"/>
-        <w:rPr/>
-      </w:pPr>
-      <w:bookmarkStart w:colFirst="0" w:colLast="0" w:name="_ebm87u44fzd4" w:id="27"/>
-      <w:bookmarkEnd w:id="27"/>
-      <w:r>
-        <w:rPr>
-          <w:rtl w:val="0"/>
-        </w:rPr>
-        <w:t xml:space="preserve">6.2 A backend szerver indítása</w:t>
-      </w:r>
-    </w:p>
-    <w:p>
-      <w:pPr>
-        <w:spacing w:after="120" w:before="120" w:line="276" w:lineRule="auto"/>
-        <w:jc w:val="both"/>
-        <w:rPr/>
-      </w:pPr>
-      <w:r>
-        <w:rPr>
-          <w:rFonts w:ascii="Times New Roman" w:cs="Times New Roman" w:eastAsia="Times New Roman" w:hAnsi="Times New Roman"/>
-          <w:b w:val="0"/>
-          <w:bCs w:val="0"/>
-          <w:i w:val="0"/>
-          <w:iCs w:val="0"/>
-          <w:sz w:val="24"/>
-          <w:szCs w:val="24"/>
-          <w:rtl w:val="0"/>
-        </w:rPr>
-        <w:t xml:space="preserve">API szerver indítása (React frontend kiszolgálásához):</w:t>
-      </w:r>
-      <w:r>
-        <w:rPr>
-          <w:rtl w:val="0"/>
-        </w:rPr>
-      </w:r>
-    </w:p>
-    <w:p>
-      <w:pPr>
-        <w:ind w:firstLine="720"/>
-        <w:rPr/>
-      </w:pPr>
-      <w:r>
-        <w:rPr>
-          <w:rtl w:val="0"/>
-        </w:rPr>
-        <w:t xml:space="preserve">python3 teszt.py</w:t>
-      </w:r>
-    </w:p>
-    <w:p>
-      <w:pPr>
-        <w:spacing w:after="120" w:before="120" w:line="276" w:lineRule="auto"/>
-        <w:jc w:val="both"/>
-        <w:rPr/>
-      </w:pPr>
-      <w:r>
-        <w:rPr>
-          <w:rFonts w:ascii="Times New Roman" w:cs="Times New Roman" w:eastAsia="Times New Roman" w:hAnsi="Times New Roman"/>
-          <w:b w:val="0"/>
-          <w:bCs w:val="0"/>
-          <w:i w:val="0"/>
-          <w:iCs w:val="0"/>
-          <w:sz w:val="24"/>
-          <w:szCs w:val="24"/>
-          <w:rtl w:val="0"/>
-        </w:rPr>
-        <w:t xml:space="preserve">Autonóm OCR szkennelő mód indítása:</w:t>
-      </w:r>
-      <w:r>
-        <w:rPr>
-          <w:rtl w:val="0"/>
-        </w:rPr>
-      </w:r>
-    </w:p>
-    <w:p>
-      <w:pPr>
-        <w:ind w:firstLine="720"/>
-        <w:rPr/>
-      </w:pPr>
-      <w:r>
-        <w:rPr>
-          <w:rtl w:val="0"/>
-        </w:rPr>
-        <w:t xml:space="preserve">python3 teszt.py scan</w:t>
-      </w:r>
-    </w:p>
-    <w:p>
-      <w:pPr>
-        <w:pStyle w:val="Heading2"/>
-        <w:rPr/>
-      </w:pPr>
-      <w:bookmarkStart w:colFirst="0" w:colLast="0" w:name="_jhgj3qf6706a" w:id="28"/>
-      <w:bookmarkEnd w:id="28"/>
-      <w:r>
-        <w:rPr>
-          <w:rtl w:val="0"/>
-        </w:rPr>
-        <w:t xml:space="preserve">6.3 A frontend megnyitása</w:t>
-      </w:r>
-    </w:p>
-    <w:p>
-      <w:pPr>
-        <w:spacing w:after="120" w:before="120" w:line="276" w:lineRule="auto"/>
-        <w:jc w:val="both"/>
-        <w:rPr/>
-      </w:pPr>
-      <w:r>
-        <w:rPr>
-          <w:rFonts w:ascii="Times New Roman" w:cs="Times New Roman" w:eastAsia="Times New Roman" w:hAnsi="Times New Roman"/>
-          <w:b w:val="0"/>
-          <w:bCs w:val="0"/>
-          <w:i w:val="0"/>
-          <w:iCs w:val="0"/>
-          <w:sz w:val="24"/>
-          <w:szCs w:val="24"/>
-          <w:rtl w:val="0"/>
-        </w:rPr>
-        <w:t xml:space="preserve">A html.html fájl közvetlenül megnyitható böngészőben, azonban a backend API eléréséhez szükséges, hogy a Flask szerver fusson a localhost:5050-es porton. Backend nélkül az alkalmazás mock adatokkal működik.</w:t>
-      </w:r>
-      <w:r>
-        <w:rPr>
-          <w:rtl w:val="0"/>
-        </w:rPr>
-      </w:r>
-    </w:p>
-    <w:p>
-      <w:pPr>
-        <w:pStyle w:val="Heading2"/>
-        <w:rPr/>
-      </w:pPr>
-      <w:bookmarkStart w:colFirst="0" w:colLast="0" w:name="_edj5n0thmfzb" w:id="29"/>
-      <w:bookmarkEnd w:id="29"/>
-      <w:r>
-        <w:rPr>
-          <w:rtl w:val="0"/>
-        </w:rPr>
-        <w:t xml:space="preserve">6.4 Környezeti változók</w:t>
+        <w:t xml:space="preserve">pymongo — MongoDB kliens</w:t>
       </w:r>
     </w:p>
     <w:p>
@@ -3686,7 +8217,7 @@
         <w:widowControl w:val="1"/>
         <w:numPr>
           <w:ilvl w:val="0"/>
-          <w:numId w:val="1"/>
+          <w:numId w:val="2"/>
         </w:numPr>
         <w:pBdr>
           <w:top w:space="0" w:sz="0" w:val="nil"/>
@@ -3718,7 +8249,7 @@
           <w:vertAlign w:val="baseline"/>
           <w:rtl w:val="0"/>
         </w:rPr>
-        <w:t xml:space="preserve">MONGO_URI — MongoDB Atlas connection string (alapértelmezett értéke a kódban hardcoded)</w:t>
+        <w:t xml:space="preserve">opencv-python — kamera elérés és képfeldolgozás</w:t>
       </w:r>
     </w:p>
     <w:p>
@@ -3729,7 +8260,7 @@
         <w:widowControl w:val="1"/>
         <w:numPr>
           <w:ilvl w:val="0"/>
-          <w:numId w:val="1"/>
+          <w:numId w:val="2"/>
         </w:numPr>
         <w:pBdr>
           <w:top w:space="0" w:sz="0" w:val="nil"/>
@@ -3761,7 +8292,219 @@
           <w:vertAlign w:val="baseline"/>
           <w:rtl w:val="0"/>
         </w:rPr>
-        <w:t xml:space="preserve">MONGO_DB — Az adatbázis neve (alapértelmezett: sorompoadatbazis)</w:t>
+        <w:t xml:space="preserve">pytesseract — Tesseract OCR Python binding</w:t>
+      </w:r>
+    </w:p>
+    <w:p>
+      <w:pPr>
+        <w:spacing w:after="0" w:before="0" w:lineRule="auto"/>
+        <w:rPr/>
+      </w:pPr>
+      <w:r>
+        <w:rPr>
+          <w:rtl w:val="0"/>
+        </w:rPr>
+      </w:r>
+    </w:p>
+    <w:p>
+      <w:pPr>
+        <w:spacing w:after="120" w:before="120" w:line="276" w:lineRule="auto"/>
+        <w:jc w:val="both"/>
+        <w:rPr/>
+      </w:pPr>
+      <w:r>
+        <w:rPr>
+          <w:rFonts w:ascii="Times New Roman" w:cs="Times New Roman" w:eastAsia="Times New Roman" w:hAnsi="Times New Roman"/>
+          <w:b w:val="0"/>
+          <w:bCs w:val="0"/>
+          <w:i w:val="0"/>
+          <w:iCs w:val="0"/>
+          <w:sz w:val="24"/>
+          <w:szCs w:val="24"/>
+          <w:rtl w:val="0"/>
+        </w:rPr>
+        <w:t xml:space="preserve">A telepítés parancsa:</w:t>
+      </w:r>
+      <w:r>
+        <w:rPr>
+          <w:rtl w:val="0"/>
+        </w:rPr>
+      </w:r>
+    </w:p>
+    <w:p>
+      <w:pPr>
+        <w:spacing w:after="120" w:before="120" w:line="276" w:lineRule="auto"/>
+        <w:ind w:firstLine="720"/>
+        <w:jc w:val="both"/>
+        <w:rPr>
+          <w:rFonts w:ascii="Courier New" w:cs="Courier New" w:eastAsia="Courier New" w:hAnsi="Courier New"/>
+          <w:sz w:val="20"/>
+          <w:szCs w:val="20"/>
+        </w:rPr>
+      </w:pPr>
+      <w:r>
+        <w:rPr>
+          <w:rtl w:val="0"/>
+        </w:rPr>
+        <w:t xml:space="preserve">pip install -r requirements.txt</w:t>
+      </w:r>
+      <w:r>
+        <w:rPr>
+          <w:rtl w:val="0"/>
+        </w:rPr>
+      </w:r>
+    </w:p>
+    <w:p>
+      <w:pPr>
+        <w:pStyle w:val="Heading2"/>
+        <w:rPr/>
+      </w:pPr>
+      <w:bookmarkStart w:colFirst="0" w:colLast="0" w:name="_ebm87u44fzd4" w:id="54"/>
+      <w:bookmarkEnd w:id="54"/>
+      <w:r>
+        <w:rPr>
+          <w:rtl w:val="0"/>
+        </w:rPr>
+        <w:t xml:space="preserve">7</w:t>
+      </w:r>
+      <w:r>
+        <w:rPr>
+          <w:rtl w:val="0"/>
+        </w:rPr>
+        <w:t xml:space="preserve">.2 A backend szerver indítása</w:t>
+      </w:r>
+    </w:p>
+    <w:p>
+      <w:pPr>
+        <w:spacing w:after="120" w:before="120" w:line="276" w:lineRule="auto"/>
+        <w:jc w:val="both"/>
+        <w:rPr/>
+      </w:pPr>
+      <w:r>
+        <w:rPr>
+          <w:rFonts w:ascii="Times New Roman" w:cs="Times New Roman" w:eastAsia="Times New Roman" w:hAnsi="Times New Roman"/>
+          <w:b w:val="0"/>
+          <w:bCs w:val="0"/>
+          <w:i w:val="0"/>
+          <w:iCs w:val="0"/>
+          <w:sz w:val="24"/>
+          <w:szCs w:val="24"/>
+          <w:rtl w:val="0"/>
+        </w:rPr>
+        <w:t xml:space="preserve">API szerver indítása (React frontend kiszolgálásához):</w:t>
+      </w:r>
+      <w:r>
+        <w:rPr>
+          <w:rtl w:val="0"/>
+        </w:rPr>
+      </w:r>
+    </w:p>
+    <w:p>
+      <w:pPr>
+        <w:ind w:firstLine="720"/>
+        <w:rPr/>
+      </w:pPr>
+      <w:r>
+        <w:rPr>
+          <w:rtl w:val="0"/>
+        </w:rPr>
+        <w:t xml:space="preserve">python3 teszt.py</w:t>
+      </w:r>
+    </w:p>
+    <w:p>
+      <w:pPr>
+        <w:spacing w:after="120" w:before="120" w:line="276" w:lineRule="auto"/>
+        <w:jc w:val="both"/>
+        <w:rPr/>
+      </w:pPr>
+      <w:r>
+        <w:rPr>
+          <w:rFonts w:ascii="Times New Roman" w:cs="Times New Roman" w:eastAsia="Times New Roman" w:hAnsi="Times New Roman"/>
+          <w:b w:val="0"/>
+          <w:bCs w:val="0"/>
+          <w:i w:val="0"/>
+          <w:iCs w:val="0"/>
+          <w:sz w:val="24"/>
+          <w:szCs w:val="24"/>
+          <w:rtl w:val="0"/>
+        </w:rPr>
+        <w:t xml:space="preserve">Autonóm OCR szkennelő mód indítása:</w:t>
+      </w:r>
+      <w:r>
+        <w:rPr>
+          <w:rtl w:val="0"/>
+        </w:rPr>
+      </w:r>
+    </w:p>
+    <w:p>
+      <w:pPr>
+        <w:ind w:firstLine="720"/>
+        <w:rPr/>
+      </w:pPr>
+      <w:r>
+        <w:rPr>
+          <w:rtl w:val="0"/>
+        </w:rPr>
+        <w:t xml:space="preserve">python3 teszt.py scan</w:t>
+      </w:r>
+    </w:p>
+    <w:p>
+      <w:pPr>
+        <w:pStyle w:val="Heading2"/>
+        <w:rPr/>
+      </w:pPr>
+      <w:bookmarkStart w:colFirst="0" w:colLast="0" w:name="_jhgj3qf6706a" w:id="55"/>
+      <w:bookmarkEnd w:id="55"/>
+      <w:r>
+        <w:rPr>
+          <w:rtl w:val="0"/>
+        </w:rPr>
+        <w:t xml:space="preserve">7.3 A frontend megnyitása</w:t>
+      </w:r>
+    </w:p>
+    <w:p>
+      <w:pPr>
+        <w:spacing w:after="120" w:before="120" w:line="276" w:lineRule="auto"/>
+        <w:jc w:val="both"/>
+        <w:rPr/>
+      </w:pPr>
+      <w:r>
+        <w:rPr>
+          <w:rFonts w:ascii="Times New Roman" w:cs="Times New Roman" w:eastAsia="Times New Roman" w:hAnsi="Times New Roman"/>
+          <w:b w:val="0"/>
+          <w:bCs w:val="0"/>
+          <w:i w:val="0"/>
+          <w:iCs w:val="0"/>
+          <w:sz w:val="24"/>
+          <w:szCs w:val="24"/>
+          <w:rtl w:val="0"/>
+        </w:rPr>
+        <w:t xml:space="preserve">A html.html fájl közvetlenül megnyitható böngészőben, azonban a backend API eléréséhez szükséges, hogy a Flask szerver fusson a localhost:5050-es porton. Backend nélkül az alkalmazás mock adatokkal működik.</w:t>
+      </w:r>
+      <w:r>
+        <w:rPr>
+          <w:rtl w:val="0"/>
+        </w:rPr>
+      </w:r>
+    </w:p>
+    <w:p>
+      <w:pPr>
+        <w:pStyle w:val="Heading2"/>
+        <w:rPr/>
+      </w:pPr>
+      <w:bookmarkStart w:colFirst="0" w:colLast="0" w:name="_edj5n0thmfzb" w:id="56"/>
+      <w:bookmarkEnd w:id="56"/>
+      <w:r>
+        <w:rPr>
+          <w:rtl w:val="0"/>
+        </w:rPr>
+        <w:t xml:space="preserve">7</w:t>
+      </w:r>
+      <w:r>
+        <w:rPr>
+          <w:rtl w:val="0"/>
+        </w:rPr>
+        <w:t xml:space="preserve">.4 Környezeti változók</w:t>
       </w:r>
     </w:p>
     <w:p>
@@ -3772,7 +8515,7 @@
         <w:widowControl w:val="1"/>
         <w:numPr>
           <w:ilvl w:val="0"/>
-          <w:numId w:val="1"/>
+          <w:numId w:val="2"/>
         </w:numPr>
         <w:pBdr>
           <w:top w:space="0" w:sz="0" w:val="nil"/>
@@ -3804,76 +8547,7 @@
           <w:vertAlign w:val="baseline"/>
           <w:rtl w:val="0"/>
         </w:rPr>
-        <w:t xml:space="preserve">PORT — A Flask szerver portja (alapértelmezett: 5050)</w:t>
-      </w:r>
-    </w:p>
-    <w:p>
-      <w:pPr>
-        <w:pageBreakBefore w:val="1"/>
-        <w:rPr/>
-      </w:pPr>
-      <w:r>
-        <w:rPr>
-          <w:rtl w:val="0"/>
-        </w:rPr>
-      </w:r>
-    </w:p>
-    <w:p>
-      <w:pPr>
-        <w:pStyle w:val="Heading1"/>
-        <w:rPr/>
-      </w:pPr>
-      <w:bookmarkStart w:colFirst="0" w:colLast="0" w:name="_vuhmlo2ysipf" w:id="30"/>
-      <w:bookmarkEnd w:id="30"/>
-      <w:r>
-        <w:rPr>
-          <w:rtl w:val="0"/>
-        </w:rPr>
-        <w:t xml:space="preserve">7. Biztonsági megfontolások</w:t>
-      </w:r>
-    </w:p>
-    <w:p>
-      <w:pPr>
-        <w:spacing w:after="120" w:before="120" w:line="276" w:lineRule="auto"/>
-        <w:jc w:val="both"/>
-        <w:rPr/>
-      </w:pPr>
-      <w:r>
-        <w:rPr>
-          <w:rFonts w:ascii="Times New Roman" w:cs="Times New Roman" w:eastAsia="Times New Roman" w:hAnsi="Times New Roman"/>
-          <w:b w:val="0"/>
-          <w:bCs w:val="0"/>
-          <w:i w:val="0"/>
-          <w:iCs w:val="0"/>
-          <w:sz w:val="24"/>
-          <w:szCs w:val="24"/>
-          <w:rtl w:val="0"/>
-        </w:rPr>
-        <w:t xml:space="preserve">A jelenlegi implementáció fejlesztői / bemutató célú rendszert valósít meg. Éles üzemeltetés előtt az alábbi területek fejlesztés</w:t>
-      </w:r>
-      <w:r>
-        <w:rPr>
-          <w:rtl w:val="0"/>
-        </w:rPr>
-        <w:t xml:space="preserve">e szükséges</w:t>
-      </w:r>
-      <w:r>
-        <w:rPr>
-          <w:rFonts w:ascii="Times New Roman" w:cs="Times New Roman" w:eastAsia="Times New Roman" w:hAnsi="Times New Roman"/>
-          <w:b w:val="0"/>
-          <w:bCs w:val="0"/>
-          <w:i w:val="0"/>
-          <w:iCs w:val="0"/>
-          <w:sz w:val="24"/>
-          <w:szCs w:val="24"/>
-          <w:rtl w:val="0"/>
-        </w:rPr>
-        <w:t xml:space="preserve">:</w:t>
-      </w:r>
-      <w:r>
-        <w:rPr>
-          <w:rtl w:val="0"/>
-        </w:rPr>
+        <w:t xml:space="preserve">MONGO_URI — MongoDB Atlas connection string (alapértelmezett értéke a kódban hardcoded)</w:t>
       </w:r>
     </w:p>
     <w:p>
@@ -3884,7 +8558,7 @@
         <w:widowControl w:val="1"/>
         <w:numPr>
           <w:ilvl w:val="0"/>
-          <w:numId w:val="1"/>
+          <w:numId w:val="2"/>
         </w:numPr>
         <w:pBdr>
           <w:top w:space="0" w:sz="0" w:val="nil"/>
@@ -3916,7 +8590,7 @@
           <w:vertAlign w:val="baseline"/>
           <w:rtl w:val="0"/>
         </w:rPr>
-        <w:t xml:space="preserve">Hitelesítés: A bejelentkezési logika jelenleg hardcoded admin/admin123 adatokkal működik. Éles rendszerben jelszókivonatolást (pl. bcrypt) és biztonságos felhasználó-kezelést kell alkalmazni.</w:t>
+        <w:t xml:space="preserve">MONGO_DB — Az adatbázis neve (alapértelmezett: sorompoadatbazis)</w:t>
       </w:r>
     </w:p>
     <w:p>
@@ -3927,7 +8601,7 @@
         <w:widowControl w:val="1"/>
         <w:numPr>
           <w:ilvl w:val="0"/>
-          <w:numId w:val="1"/>
+          <w:numId w:val="2"/>
         </w:numPr>
         <w:pBdr>
           <w:top w:space="0" w:sz="0" w:val="nil"/>
@@ -3959,7 +8633,82 @@
           <w:vertAlign w:val="baseline"/>
           <w:rtl w:val="0"/>
         </w:rPr>
-        <w:t xml:space="preserve">Jogosultságkezelés: Az API-végpontok jelenleg session- vagy token-alapú hitelesítés nélkül érhetők el.</w:t>
+        <w:t xml:space="preserve">PORT — A Flask szerver portja (alapértelmezett: 5050)</w:t>
+      </w:r>
+    </w:p>
+    <w:p>
+      <w:pPr>
+        <w:pageBreakBefore w:val="1"/>
+        <w:rPr/>
+      </w:pPr>
+      <w:r>
+        <w:rPr>
+          <w:rtl w:val="0"/>
+        </w:rPr>
+      </w:r>
+    </w:p>
+    <w:p>
+      <w:pPr>
+        <w:pStyle w:val="Heading1"/>
+        <w:rPr/>
+      </w:pPr>
+      <w:bookmarkStart w:colFirst="0" w:colLast="0" w:name="_vuhmlo2ysipf" w:id="57"/>
+      <w:bookmarkEnd w:id="57"/>
+      <w:r>
+        <w:rPr>
+          <w:rtl w:val="0"/>
+        </w:rPr>
+        <w:t xml:space="preserve">8</w:t>
+      </w:r>
+      <w:r>
+        <w:rPr>
+          <w:rtl w:val="0"/>
+        </w:rPr>
+        <w:t xml:space="preserve">. Biztonsági megfontolások</w:t>
+      </w:r>
+    </w:p>
+    <w:p>
+      <w:pPr>
+        <w:spacing w:after="120" w:before="120" w:line="276" w:lineRule="auto"/>
+        <w:jc w:val="both"/>
+        <w:rPr/>
+      </w:pPr>
+      <w:r>
+        <w:rPr>
+          <w:rFonts w:ascii="Times New Roman" w:cs="Times New Roman" w:eastAsia="Times New Roman" w:hAnsi="Times New Roman"/>
+          <w:b w:val="0"/>
+          <w:bCs w:val="0"/>
+          <w:i w:val="0"/>
+          <w:iCs w:val="0"/>
+          <w:sz w:val="24"/>
+          <w:szCs w:val="24"/>
+          <w:rtl w:val="0"/>
+        </w:rPr>
+        <w:t xml:space="preserve">A jelenlegi implementáció fejlesztői / bemutató célú rendszert valósít meg. Éles üzemeltetés előtt az alábbi területek fejlesztés</w:t>
+      </w:r>
+      <w:r>
+        <w:rPr>
+          <w:rtl w:val="0"/>
+        </w:rPr>
+        <w:t xml:space="preserve">e szükséges</w:t>
+      </w:r>
+      <w:r>
+        <w:rPr>
+          <w:rFonts w:ascii="Times New Roman" w:cs="Times New Roman" w:eastAsia="Times New Roman" w:hAnsi="Times New Roman"/>
+          <w:b w:val="0"/>
+          <w:bCs w:val="0"/>
+          <w:i w:val="0"/>
+          <w:iCs w:val="0"/>
+          <w:sz w:val="24"/>
+          <w:szCs w:val="24"/>
+          <w:rtl w:val="0"/>
+        </w:rPr>
+        <w:t xml:space="preserve">:</w:t>
+      </w:r>
+      <w:r>
+        <w:rPr>
+          <w:rtl w:val="0"/>
+        </w:rPr>
       </w:r>
     </w:p>
     <w:p>
@@ -3970,7 +8719,7 @@
         <w:widowControl w:val="1"/>
         <w:numPr>
           <w:ilvl w:val="0"/>
-          <w:numId w:val="1"/>
+          <w:numId w:val="2"/>
         </w:numPr>
         <w:pBdr>
           <w:top w:space="0" w:sz="0" w:val="nil"/>
@@ -4002,7 +8751,7 @@
           <w:vertAlign w:val="baseline"/>
           <w:rtl w:val="0"/>
         </w:rPr>
-        <w:t xml:space="preserve">CORS konfiguráció: A flask-cors jelenleg minden origint engedélyez.</w:t>
+        <w:t xml:space="preserve">Hitelesítés: A bejelentkezési logika jelenleg hardcoded admin/admin123 adatokkal működik. Éles rendszerben jelszókivonatolást (pl. bcrypt) és biztonságos felhasználó-kezelést kell alkalmazni.</w:t>
       </w:r>
     </w:p>
     <w:p>
@@ -4013,7 +8762,7 @@
         <w:widowControl w:val="1"/>
         <w:numPr>
           <w:ilvl w:val="0"/>
-          <w:numId w:val="1"/>
+          <w:numId w:val="2"/>
         </w:numPr>
         <w:pBdr>
           <w:top w:space="0" w:sz="0" w:val="nil"/>
@@ -4045,12 +8794,7 @@
           <w:vertAlign w:val="baseline"/>
           <w:rtl w:val="0"/>
         </w:rPr>
-        <w:t xml:space="preserve">MongoDB hitelesítési adatok: A connection string jelenleg a forráskódba van égetve. </w:t>
-      </w:r>
-      <w:r>
-        <w:rPr>
-          <w:rtl w:val="0"/>
-        </w:rPr>
+        <w:t xml:space="preserve">Jogosultságkezelés: Az API-végpontok jelenleg session- vagy token-alapú hitelesítés nélkül érhetők el.</w:t>
       </w:r>
     </w:p>
     <w:p>
@@ -4061,7 +8805,7 @@
         <w:widowControl w:val="1"/>
         <w:numPr>
           <w:ilvl w:val="0"/>
-          <w:numId w:val="1"/>
+          <w:numId w:val="2"/>
         </w:numPr>
         <w:pBdr>
           <w:top w:space="0" w:sz="0" w:val="nil"/>
@@ -4093,46 +8837,7 @@
           <w:vertAlign w:val="baseline"/>
           <w:rtl w:val="0"/>
         </w:rPr>
-        <w:t xml:space="preserve">Kamerahozzáférés: A /api/cam.jpg végpont minden hívásra megnyit és zár egy kameraeszközt.</w:t>
-      </w:r>
-    </w:p>
-    <w:p>
-      <w:pPr>
-        <w:pStyle w:val="Heading1"/>
-        <w:rPr/>
-      </w:pPr>
-      <w:bookmarkStart w:colFirst="0" w:colLast="0" w:name="_wfbx6cxri0jp" w:id="31"/>
-      <w:bookmarkEnd w:id="31"/>
-      <w:r>
-        <w:rPr>
-          <w:rtl w:val="0"/>
-        </w:rPr>
-        <w:t xml:space="preserve">8. Bővítési lehetőségek</w:t>
-      </w:r>
-    </w:p>
-    <w:p>
-      <w:pPr>
-        <w:spacing w:after="120" w:before="120" w:line="276" w:lineRule="auto"/>
-        <w:jc w:val="both"/>
-        <w:rPr/>
-      </w:pPr>
-      <w:r>
-        <w:rPr>
-          <w:rFonts w:ascii="Times New Roman" w:cs="Times New Roman" w:eastAsia="Times New Roman" w:hAnsi="Times New Roman"/>
-          <w:b w:val="0"/>
-          <w:bCs w:val="0"/>
-          <w:i w:val="0"/>
-          <w:iCs w:val="0"/>
-          <w:sz w:val="24"/>
-          <w:szCs w:val="24"/>
-          <w:rtl w:val="0"/>
-        </w:rPr>
-        <w:t xml:space="preserve">A rendszer jelenlegi architektúrája lehetővé teszi az alábbi irányokban való fejlesztést:</w:t>
-      </w:r>
-      <w:r>
-        <w:rPr>
-          <w:rtl w:val="0"/>
-        </w:rPr>
+        <w:t xml:space="preserve">CORS konfiguráció: A flask-cors jelenleg minden origint engedélyez.</w:t>
       </w:r>
     </w:p>
     <w:p>
@@ -4143,7 +8848,7 @@
         <w:widowControl w:val="1"/>
         <w:numPr>
           <w:ilvl w:val="0"/>
-          <w:numId w:val="1"/>
+          <w:numId w:val="2"/>
         </w:numPr>
         <w:pBdr>
           <w:top w:space="0" w:sz="0" w:val="nil"/>
@@ -4175,7 +8880,12 @@
           <w:vertAlign w:val="baseline"/>
           <w:rtl w:val="0"/>
         </w:rPr>
-        <w:t xml:space="preserve">Valódi sorompóvezérlés.</w:t>
+        <w:t xml:space="preserve">MongoDB hitelesítési adatok: A connection string jelenleg a forráskódba van égetve. </w:t>
+      </w:r>
+      <w:r>
+        <w:rPr>
+          <w:rtl w:val="0"/>
+        </w:rPr>
       </w:r>
     </w:p>
     <w:p>
@@ -4186,7 +8896,7 @@
         <w:widowControl w:val="1"/>
         <w:numPr>
           <w:ilvl w:val="0"/>
-          <w:numId w:val="1"/>
+          <w:numId w:val="2"/>
         </w:numPr>
         <w:pBdr>
           <w:top w:space="0" w:sz="0" w:val="nil"/>
@@ -4218,13 +8928,47 @@
           <w:vertAlign w:val="baseline"/>
           <w:rtl w:val="0"/>
         </w:rPr>
-        <w:t xml:space="preserve">Többkamerás támogatás</w:t>
-      </w:r>
-      <w:r>
-        <w:rPr>
-          <w:rtl w:val="0"/>
-        </w:rPr>
-        <w:t xml:space="preserve">.</w:t>
+        <w:t xml:space="preserve">Kamerahozzáférés: A /api/cam.jpg végpont minden hívásra megnyit és zár egy kameraeszközt.</w:t>
+      </w:r>
+    </w:p>
+    <w:p>
+      <w:pPr>
+        <w:pStyle w:val="Heading1"/>
+        <w:rPr/>
+      </w:pPr>
+      <w:bookmarkStart w:colFirst="0" w:colLast="0" w:name="_wfbx6cxri0jp" w:id="58"/>
+      <w:bookmarkEnd w:id="58"/>
+      <w:r>
+        <w:rPr>
+          <w:rtl w:val="0"/>
+        </w:rPr>
+        <w:t xml:space="preserve">9</w:t>
+      </w:r>
+      <w:r>
+        <w:rPr>
+          <w:rtl w:val="0"/>
+        </w:rPr>
+        <w:t xml:space="preserve">. Bővítési lehetőségek</w:t>
+      </w:r>
+    </w:p>
+    <w:p>
+      <w:pPr>
+        <w:spacing w:after="120" w:before="120" w:line="276" w:lineRule="auto"/>
+        <w:jc w:val="both"/>
+        <w:rPr/>
+      </w:pPr>
+      <w:r>
+        <w:rPr>
+          <w:rFonts w:ascii="Times New Roman" w:cs="Times New Roman" w:eastAsia="Times New Roman" w:hAnsi="Times New Roman"/>
+          <w:b w:val="0"/>
+          <w:bCs w:val="0"/>
+          <w:i w:val="0"/>
+          <w:iCs w:val="0"/>
+          <w:sz w:val="24"/>
+          <w:szCs w:val="24"/>
+          <w:rtl w:val="0"/>
+        </w:rPr>
+        <w:t xml:space="preserve">A rendszer jelenlegi architektúrája lehetővé teszi az alábbi irányokban való fejlesztést:</w:t>
       </w:r>
       <w:r>
         <w:rPr>
@@ -4240,7 +8984,7 @@
         <w:widowControl w:val="1"/>
         <w:numPr>
           <w:ilvl w:val="0"/>
-          <w:numId w:val="1"/>
+          <w:numId w:val="2"/>
         </w:numPr>
         <w:pBdr>
           <w:top w:space="0" w:sz="0" w:val="nil"/>
@@ -4272,14 +9016,32 @@
           <w:vertAlign w:val="baseline"/>
           <w:rtl w:val="0"/>
         </w:rPr>
-        <w:t xml:space="preserve">Értesítések: Ismeretlen rendszám észlelésekor e-mail vagy push-értesítés</w:t>
-      </w:r>
-      <w:r>
-        <w:rPr>
-          <w:rtl w:val="0"/>
-        </w:rPr>
-        <w:t xml:space="preserve"> </w:t>
-      </w:r>
+        <w:t xml:space="preserve">Valódi sorompóvezérlés.</w:t>
+      </w:r>
+    </w:p>
+    <w:p>
+      <w:pPr>
+        <w:keepNext w:val="0"/>
+        <w:keepLines w:val="0"/>
+        <w:pageBreakBefore w:val="0"/>
+        <w:widowControl w:val="1"/>
+        <w:numPr>
+          <w:ilvl w:val="0"/>
+          <w:numId w:val="2"/>
+        </w:numPr>
+        <w:pBdr>
+          <w:top w:space="0" w:sz="0" w:val="nil"/>
+          <w:left w:space="0" w:sz="0" w:val="nil"/>
+          <w:bottom w:space="0" w:sz="0" w:val="nil"/>
+          <w:right w:space="0" w:sz="0" w:val="nil"/>
+          <w:between w:space="0" w:sz="0" w:val="nil"/>
+        </w:pBdr>
+        <w:shd w:fill="auto" w:val="clear"/>
+        <w:spacing w:after="60" w:before="60" w:line="240" w:lineRule="auto"/>
+        <w:ind w:left="720" w:right="0" w:hanging="360"/>
+        <w:jc w:val="both"/>
+        <w:rPr/>
+      </w:pPr>
       <w:r>
         <w:rPr>
           <w:rFonts w:ascii="Times New Roman" w:cs="Times New Roman" w:eastAsia="Times New Roman" w:hAnsi="Times New Roman"/>
@@ -4297,7 +9059,18 @@
           <w:vertAlign w:val="baseline"/>
           <w:rtl w:val="0"/>
         </w:rPr>
-        <w:t xml:space="preserve">küldhető.</w:t>
+        <w:t xml:space="preserve">Többkamerás támogatás</w:t>
+      </w:r>
+      <w:r>
+        <w:rPr>
+          <w:rtl w:val="0"/>
+        </w:rPr>
+        <w:t xml:space="preserve">.</w:t>
+      </w:r>
+      <w:r>
+        <w:rPr>
+          <w:rtl w:val="0"/>
+        </w:rPr>
       </w:r>
     </w:p>
     <w:p>
@@ -4308,7 +9081,7 @@
         <w:widowControl w:val="1"/>
         <w:numPr>
           <w:ilvl w:val="0"/>
-          <w:numId w:val="1"/>
+          <w:numId w:val="2"/>
         </w:numPr>
         <w:pBdr>
           <w:top w:space="0" w:sz="0" w:val="nil"/>
@@ -4340,32 +9113,14 @@
           <w:vertAlign w:val="baseline"/>
           <w:rtl w:val="0"/>
         </w:rPr>
-        <w:t xml:space="preserve">Statisztikák: A naplóadatokból időalapú grafikonok.</w:t>
-      </w:r>
-    </w:p>
-    <w:p>
-      <w:pPr>
-        <w:keepNext w:val="0"/>
-        <w:keepLines w:val="0"/>
-        <w:pageBreakBefore w:val="0"/>
-        <w:widowControl w:val="1"/>
-        <w:numPr>
-          <w:ilvl w:val="0"/>
-          <w:numId w:val="1"/>
-        </w:numPr>
-        <w:pBdr>
-          <w:top w:space="0" w:sz="0" w:val="nil"/>
-          <w:left w:space="0" w:sz="0" w:val="nil"/>
-          <w:bottom w:space="0" w:sz="0" w:val="nil"/>
-          <w:right w:space="0" w:sz="0" w:val="nil"/>
-          <w:between w:space="0" w:sz="0" w:val="nil"/>
-        </w:pBdr>
-        <w:shd w:fill="auto" w:val="clear"/>
-        <w:spacing w:after="60" w:before="60" w:line="240" w:lineRule="auto"/>
-        <w:ind w:left="720" w:right="0" w:hanging="360"/>
-        <w:jc w:val="both"/>
-        <w:rPr/>
-      </w:pPr>
+        <w:t xml:space="preserve">Értesítések: Ismeretlen rendszám észlelésekor e-mail vagy push-értesítés</w:t>
+      </w:r>
+      <w:r>
+        <w:rPr>
+          <w:rtl w:val="0"/>
+        </w:rPr>
+        <w:t xml:space="preserve"> </w:t>
+      </w:r>
       <w:r>
         <w:rPr>
           <w:rFonts w:ascii="Times New Roman" w:cs="Times New Roman" w:eastAsia="Times New Roman" w:hAnsi="Times New Roman"/>
@@ -4383,18 +9138,7 @@
           <w:vertAlign w:val="baseline"/>
           <w:rtl w:val="0"/>
         </w:rPr>
-        <w:t xml:space="preserve">Felhasználói szerepkörök</w:t>
-      </w:r>
-      <w:r>
-        <w:rPr>
-          <w:rtl w:val="0"/>
-        </w:rPr>
-        <w:t xml:space="preserve">.</w:t>
-      </w:r>
-      <w:r>
-        <w:rPr>
-          <w:rtl w:val="0"/>
-        </w:rPr>
+        <w:t xml:space="preserve">küldhető.</w:t>
       </w:r>
     </w:p>
     <w:p>
@@ -4405,7 +9149,7 @@
         <w:widowControl w:val="1"/>
         <w:numPr>
           <w:ilvl w:val="0"/>
-          <w:numId w:val="1"/>
+          <w:numId w:val="2"/>
         </w:numPr>
         <w:pBdr>
           <w:top w:space="0" w:sz="0" w:val="nil"/>
@@ -4437,14 +9181,32 @@
           <w:vertAlign w:val="baseline"/>
           <w:rtl w:val="0"/>
         </w:rPr>
-        <w:t xml:space="preserve">Exportálás: Az eseménynapl</w:t>
-      </w:r>
-      <w:r>
-        <w:rPr>
-          <w:rtl w:val="0"/>
-        </w:rPr>
-        <w:t xml:space="preserve">ó </w:t>
-      </w:r>
+        <w:t xml:space="preserve">Statisztikák: A naplóadatokból időalapú grafikonok.</w:t>
+      </w:r>
+    </w:p>
+    <w:p>
+      <w:pPr>
+        <w:keepNext w:val="0"/>
+        <w:keepLines w:val="0"/>
+        <w:pageBreakBefore w:val="0"/>
+        <w:widowControl w:val="1"/>
+        <w:numPr>
+          <w:ilvl w:val="0"/>
+          <w:numId w:val="2"/>
+        </w:numPr>
+        <w:pBdr>
+          <w:top w:space="0" w:sz="0" w:val="nil"/>
+          <w:left w:space="0" w:sz="0" w:val="nil"/>
+          <w:bottom w:space="0" w:sz="0" w:val="nil"/>
+          <w:right w:space="0" w:sz="0" w:val="nil"/>
+          <w:between w:space="0" w:sz="0" w:val="nil"/>
+        </w:pBdr>
+        <w:shd w:fill="auto" w:val="clear"/>
+        <w:spacing w:after="60" w:before="60" w:line="240" w:lineRule="auto"/>
+        <w:ind w:left="720" w:right="0" w:hanging="360"/>
+        <w:jc w:val="both"/>
+        <w:rPr/>
+      </w:pPr>
       <w:r>
         <w:rPr>
           <w:rFonts w:ascii="Times New Roman" w:cs="Times New Roman" w:eastAsia="Times New Roman" w:hAnsi="Times New Roman"/>
@@ -4462,6 +9224,85 @@
           <w:vertAlign w:val="baseline"/>
           <w:rtl w:val="0"/>
         </w:rPr>
+        <w:t xml:space="preserve">Felhasználói szerepkörök</w:t>
+      </w:r>
+      <w:r>
+        <w:rPr>
+          <w:rtl w:val="0"/>
+        </w:rPr>
+        <w:t xml:space="preserve">.</w:t>
+      </w:r>
+      <w:r>
+        <w:rPr>
+          <w:rtl w:val="0"/>
+        </w:rPr>
+      </w:r>
+    </w:p>
+    <w:p>
+      <w:pPr>
+        <w:keepNext w:val="0"/>
+        <w:keepLines w:val="0"/>
+        <w:pageBreakBefore w:val="0"/>
+        <w:widowControl w:val="1"/>
+        <w:numPr>
+          <w:ilvl w:val="0"/>
+          <w:numId w:val="2"/>
+        </w:numPr>
+        <w:pBdr>
+          <w:top w:space="0" w:sz="0" w:val="nil"/>
+          <w:left w:space="0" w:sz="0" w:val="nil"/>
+          <w:bottom w:space="0" w:sz="0" w:val="nil"/>
+          <w:right w:space="0" w:sz="0" w:val="nil"/>
+          <w:between w:space="0" w:sz="0" w:val="nil"/>
+        </w:pBdr>
+        <w:shd w:fill="auto" w:val="clear"/>
+        <w:spacing w:after="60" w:before="60" w:line="240" w:lineRule="auto"/>
+        <w:ind w:left="720" w:right="0" w:hanging="360"/>
+        <w:jc w:val="both"/>
+        <w:rPr/>
+      </w:pPr>
+      <w:r>
+        <w:rPr>
+          <w:rFonts w:ascii="Times New Roman" w:cs="Times New Roman" w:eastAsia="Times New Roman" w:hAnsi="Times New Roman"/>
+          <w:b w:val="0"/>
+          <w:bCs w:val="0"/>
+          <w:i w:val="0"/>
+          <w:iCs w:val="0"/>
+          <w:smallCaps w:val="0"/>
+          <w:strike w:val="0"/>
+          <w:color w:val="000000"/>
+          <w:sz w:val="24"/>
+          <w:szCs w:val="24"/>
+          <w:u w:val="none"/>
+          <w:shd w:fill="auto" w:val="clear"/>
+          <w:vertAlign w:val="baseline"/>
+          <w:rtl w:val="0"/>
+        </w:rPr>
+        <w:t xml:space="preserve">Exportálás: Az eseménynapl</w:t>
+      </w:r>
+      <w:r>
+        <w:rPr>
+          <w:rtl w:val="0"/>
+        </w:rPr>
+        <w:t xml:space="preserve">ó </w:t>
+      </w:r>
+      <w:r>
+        <w:rPr>
+          <w:rFonts w:ascii="Times New Roman" w:cs="Times New Roman" w:eastAsia="Times New Roman" w:hAnsi="Times New Roman"/>
+          <w:b w:val="0"/>
+          <w:bCs w:val="0"/>
+          <w:i w:val="0"/>
+          <w:iCs w:val="0"/>
+          <w:smallCaps w:val="0"/>
+          <w:strike w:val="0"/>
+          <w:color w:val="000000"/>
+          <w:sz w:val="24"/>
+          <w:szCs w:val="24"/>
+          <w:u w:val="none"/>
+          <w:shd w:fill="auto" w:val="clear"/>
+          <w:vertAlign w:val="baseline"/>
+          <w:rtl w:val="0"/>
+        </w:rPr>
         <w:t xml:space="preserve">PDF formátumban letölthető.</w:t>
       </w:r>
     </w:p>
@@ -4470,13 +9311,19 @@
         <w:pStyle w:val="Heading1"/>
         <w:rPr/>
       </w:pPr>
-      <w:bookmarkStart w:colFirst="0" w:colLast="0" w:name="_df94znaagv4o" w:id="32"/>
-      <w:bookmarkEnd w:id="32"/>
-      <w:r>
-        <w:rPr>
-          <w:rtl w:val="0"/>
-        </w:rPr>
-        <w:t xml:space="preserve">9. Összefoglalás</w:t>
+      <w:bookmarkStart w:colFirst="0" w:colLast="0" w:name="_df94znaagv4o" w:id="59"/>
+      <w:bookmarkEnd w:id="59"/>
+      <w:r>
+        <w:rPr>
+          <w:rtl w:val="0"/>
+        </w:rPr>
+        <w:t xml:space="preserve">10</w:t>
+      </w:r>
+      <w:r>
+        <w:rPr>
+          <w:rtl w:val="0"/>
+        </w:rPr>
+        <w:t xml:space="preserve">. Összefoglalás</w:t>
       </w:r>
     </w:p>
     <w:p>
@@ -4541,10 +9388,14 @@
       </w:r>
     </w:p>
     <w:sectPr>
-      <w:footerReference r:id="rId6" w:type="default"/>
+      <w:headerReference r:id="rId8" w:type="default"/>
+      <w:headerReference r:id="rId9" w:type="first"/>
+      <w:footerReference r:id="rId10" w:type="default"/>
+      <w:footerReference r:id="rId11" w:type="first"/>
       <w:pgSz w:h="16838" w:w="11906" w:orient="portrait"/>
       <w:pgMar w:bottom="1440" w:top="1440" w:left="1800" w:right="1440" w:header="708" w:footer="708"/>
       <w:pgNumType w:start="1"/>
+      <w:titlePg w:val="1"/>
     </w:sectPr>
   </w:body>
 </w:document>
@@ -4595,9 +9446,178 @@
 </w:ftr>
 </file>
 
+<file path=word/footer2.xml><?xml version="1.0" encoding="utf-8"?>
+<w:ftr xmlns:mc="http://schemas.openxmlformats.org/markup-compatibility/2006" xmlns:o="urn:schemas-microsoft-com:office:office" xmlns:r="http://schemas.openxmlformats.org/officeDocument/2006/relationships" xmlns:m="http://schemas.openxmlformats.org/officeDocument/2006/math" xmlns:v="urn:schemas-microsoft-com:vml" xmlns:wp="http://schemas.openxmlformats.org/drawingml/2006/wordprocessingDrawing" xmlns:w10="urn:schemas-microsoft-com:office:word" xmlns:w="http://schemas.openxmlformats.org/wordprocessingml/2006/main" xmlns:wne="http://schemas.microsoft.com/office/word/2006/wordml" xmlns:sl="http://schemas.openxmlformats.org/schemaLibrary/2006/main" xmlns:a="http://schemas.openxmlformats.org/drawingml/2006/main" xmlns:pic="http://schemas.openxmlformats.org/drawingml/2006/picture" xmlns:c="http://schemas.openxmlformats.org/drawingml/2006/chart" xmlns:lc="http://schemas.openxmlformats.org/drawingml/2006/lockedCanvas" xmlns:dgm="http://schemas.openxmlformats.org/drawingml/2006/diagram" xmlns:wps="http://schemas.microsoft.com/office/word/2010/wordprocessingShape" xmlns:wpg="http://schemas.microsoft.com/office/word/2010/wordprocessingGroup" xmlns:w14="http://schemas.microsoft.com/office/word/2010/wordml" xmlns:w15="http://schemas.microsoft.com/office/word/2012/wordml" xmlns:w16="http://schemas.microsoft.com/office/word/2018/wordml" xmlns:w16cex="http://schemas.microsoft.com/office/word/2018/wordml/cex" xmlns:w16cid="http://schemas.microsoft.com/office/word/2016/wordml/cid" xmlns="http://schemas.microsoft.com/office/tasks/2019/documenttasks" xmlns:cr="http://schemas.microsoft.com/office/comments/2020/reactions">
+  <w:p>
+    <w:pPr>
+      <w:jc w:val="center"/>
+      <w:rPr>
+        <w:sz w:val="40"/>
+        <w:szCs w:val="40"/>
+      </w:rPr>
+    </w:pPr>
+    <w:r>
+      <w:rPr>
+        <w:sz w:val="40"/>
+        <w:szCs w:val="40"/>
+        <w:rtl w:val="0"/>
+      </w:rPr>
+      <w:t xml:space="preserve">Vizsgaremek</w:t>
+    </w:r>
+  </w:p>
+</w:ftr>
+</file>
+
+<file path=word/header1.xml><?xml version="1.0" encoding="utf-8"?>
+<w:hdr xmlns:mc="http://schemas.openxmlformats.org/markup-compatibility/2006" xmlns:o="urn:schemas-microsoft-com:office:office" xmlns:r="http://schemas.openxmlformats.org/officeDocument/2006/relationships" xmlns:m="http://schemas.openxmlformats.org/officeDocument/2006/math" xmlns:v="urn:schemas-microsoft-com:vml" xmlns:wp="http://schemas.openxmlformats.org/drawingml/2006/wordprocessingDrawing" xmlns:w10="urn:schemas-microsoft-com:office:word" xmlns:w="http://schemas.openxmlformats.org/wordprocessingml/2006/main" xmlns:wne="http://schemas.microsoft.com/office/word/2006/wordml" xmlns:sl="http://schemas.openxmlformats.org/schemaLibrary/2006/main" xmlns:a="http://schemas.openxmlformats.org/drawingml/2006/main" xmlns:pic="http://schemas.openxmlformats.org/drawingml/2006/picture" xmlns:c="http://schemas.openxmlformats.org/drawingml/2006/chart" xmlns:lc="http://schemas.openxmlformats.org/drawingml/2006/lockedCanvas" xmlns:dgm="http://schemas.openxmlformats.org/drawingml/2006/diagram" xmlns:wps="http://schemas.microsoft.com/office/word/2010/wordprocessingShape" xmlns:wpg="http://schemas.microsoft.com/office/word/2010/wordprocessingGroup" xmlns:w14="http://schemas.microsoft.com/office/word/2010/wordml" xmlns:w15="http://schemas.microsoft.com/office/word/2012/wordml" xmlns:w16="http://schemas.microsoft.com/office/word/2018/wordml" xmlns:w16cex="http://schemas.microsoft.com/office/word/2018/wordml/cex" xmlns:w16cid="http://schemas.microsoft.com/office/word/2016/wordml/cid" xmlns="http://schemas.microsoft.com/office/tasks/2019/documenttasks" xmlns:cr="http://schemas.microsoft.com/office/comments/2020/reactions">
+  <w:p>
+    <w:pPr>
+      <w:rPr/>
+    </w:pPr>
+    <w:r>
+      <w:rPr>
+        <w:rtl w:val="0"/>
+      </w:rPr>
+    </w:r>
+  </w:p>
+</w:hdr>
+</file>
+
+<file path=word/header2.xml><?xml version="1.0" encoding="utf-8"?>
+<w:hdr xmlns:mc="http://schemas.openxmlformats.org/markup-compatibility/2006" xmlns:o="urn:schemas-microsoft-com:office:office" xmlns:r="http://schemas.openxmlformats.org/officeDocument/2006/relationships" xmlns:m="http://schemas.openxmlformats.org/officeDocument/2006/math" xmlns:v="urn:schemas-microsoft-com:vml" xmlns:wp="http://schemas.openxmlformats.org/drawingml/2006/wordprocessingDrawing" xmlns:w10="urn:schemas-microsoft-com:office:word" xmlns:w="http://schemas.openxmlformats.org/wordprocessingml/2006/main" xmlns:wne="http://schemas.microsoft.com/office/word/2006/wordml" xmlns:sl="http://schemas.openxmlformats.org/schemaLibrary/2006/main" xmlns:a="http://schemas.openxmlformats.org/drawingml/2006/main" xmlns:pic="http://schemas.openxmlformats.org/drawingml/2006/picture" xmlns:c="http://schemas.openxmlformats.org/drawingml/2006/chart" xmlns:lc="http://schemas.openxmlformats.org/drawingml/2006/lockedCanvas" xmlns:dgm="http://schemas.openxmlformats.org/drawingml/2006/diagram" xmlns:wps="http://schemas.microsoft.com/office/word/2010/wordprocessingShape" xmlns:wpg="http://schemas.microsoft.com/office/word/2010/wordprocessingGroup" xmlns:w14="http://schemas.microsoft.com/office/word/2010/wordml" xmlns:w15="http://schemas.microsoft.com/office/word/2012/wordml" xmlns:w16="http://schemas.microsoft.com/office/word/2018/wordml" xmlns:w16cex="http://schemas.microsoft.com/office/word/2018/wordml/cex" xmlns:w16cid="http://schemas.microsoft.com/office/word/2016/wordml/cid" xmlns="http://schemas.microsoft.com/office/tasks/2019/documenttasks" xmlns:cr="http://schemas.microsoft.com/office/comments/2020/reactions">
+  <w:p>
+    <w:pPr>
+      <w:jc w:val="center"/>
+      <w:rPr>
+        <w:sz w:val="28"/>
+        <w:szCs w:val="28"/>
+      </w:rPr>
+    </w:pPr>
+    <w:r>
+      <w:rPr>
+        <w:sz w:val="28"/>
+        <w:szCs w:val="28"/>
+        <w:rtl w:val="0"/>
+      </w:rPr>
+      <w:t xml:space="preserve">Michielutti Tamás Dávid, Kernya Krisztián</w:t>
+    </w:r>
+  </w:p>
+</w:hdr>
+</file>
+
 <file path=word/numbering.xml><?xml version="1.0" encoding="utf-8"?>
 <w:numbering xmlns:mc="http://schemas.openxmlformats.org/markup-compatibility/2006" xmlns:o="urn:schemas-microsoft-com:office:office" xmlns:r="http://schemas.openxmlformats.org/officeDocument/2006/relationships" xmlns:m="http://schemas.openxmlformats.org/officeDocument/2006/math" xmlns:v="urn:schemas-microsoft-com:vml" xmlns:wp="http://schemas.openxmlformats.org/drawingml/2006/wordprocessingDrawing" xmlns:w10="urn:schemas-microsoft-com:office:word" xmlns:w="http://schemas.openxmlformats.org/wordprocessingml/2006/main" xmlns:wne="http://schemas.microsoft.com/office/word/2006/wordml" xmlns:sl="http://schemas.openxmlformats.org/schemaLibrary/2006/main" xmlns:a="http://schemas.openxmlformats.org/drawingml/2006/main" xmlns:pic="http://schemas.openxmlformats.org/drawingml/2006/picture" xmlns:c="http://schemas.openxmlformats.org/drawingml/2006/chart" xmlns:lc="http://schemas.openxmlformats.org/drawingml/2006/lockedCanvas" xmlns:dgm="http://schemas.openxmlformats.org/drawingml/2006/diagram" xmlns:wps="http://schemas.microsoft.com/office/word/2010/wordprocessingShape" xmlns:wpg="http://schemas.microsoft.com/office/word/2010/wordprocessingGroup" xmlns:w14="http://schemas.microsoft.com/office/word/2010/wordml" xmlns:w15="http://schemas.microsoft.com/office/word/2012/wordml" xmlns:w16="http://schemas.microsoft.com/office/word/2018/wordml" xmlns:w16cex="http://schemas.microsoft.com/office/word/2018/wordml/cex" xmlns:w16cid="http://schemas.microsoft.com/office/word/2016/wordml/cid" xmlns="http://schemas.microsoft.com/office/tasks/2019/documenttasks" xmlns:cr="http://schemas.microsoft.com/office/comments/2020/reactions">
   <w:abstractNum w:abstractNumId="1">
+    <w:lvl w:ilvl="0">
+      <w:start w:val="1"/>
+      <w:numFmt w:val="decimal"/>
+      <w:lvlText w:val="%1."/>
+      <w:lvlJc w:val="left"/>
+      <w:pPr>
+        <w:ind w:left="720" w:hanging="360"/>
+      </w:pPr>
+      <w:rPr>
+        <w:u w:val="none"/>
+      </w:rPr>
+    </w:lvl>
+    <w:lvl w:ilvl="1">
+      <w:start w:val="1"/>
+      <w:numFmt w:val="lowerLetter"/>
+      <w:lvlText w:val="%2."/>
+      <w:lvlJc w:val="left"/>
+      <w:pPr>
+        <w:ind w:left="1440" w:hanging="360"/>
+      </w:pPr>
+      <w:rPr>
+        <w:u w:val="none"/>
+      </w:rPr>
+    </w:lvl>
+    <w:lvl w:ilvl="2">
+      <w:start w:val="1"/>
+      <w:numFmt w:val="lowerRoman"/>
+      <w:lvlText w:val="%3."/>
+      <w:lvlJc w:val="right"/>
+      <w:pPr>
+        <w:ind w:left="2160" w:hanging="360"/>
+      </w:pPr>
+      <w:rPr>
+        <w:u w:val="none"/>
+      </w:rPr>
+    </w:lvl>
+    <w:lvl w:ilvl="3">
+      <w:start w:val="1"/>
+      <w:numFmt w:val="decimal"/>
+      <w:lvlText w:val="%4."/>
+      <w:lvlJc w:val="left"/>
+      <w:pPr>
+        <w:ind w:left="2880" w:hanging="360"/>
+      </w:pPr>
+      <w:rPr>
+        <w:u w:val="none"/>
+      </w:rPr>
+    </w:lvl>
+    <w:lvl w:ilvl="4">
+      <w:start w:val="1"/>
+      <w:numFmt w:val="lowerLetter"/>
+      <w:lvlText w:val="%5."/>
+      <w:lvlJc w:val="left"/>
+      <w:pPr>
+        <w:ind w:left="3600" w:hanging="360"/>
+      </w:pPr>
+      <w:rPr>
+        <w:u w:val="none"/>
+      </w:rPr>
+    </w:lvl>
+    <w:lvl w:ilvl="5">
+      <w:start w:val="1"/>
+      <w:numFmt w:val="lowerRoman"/>
+      <w:lvlText w:val="%6."/>
+      <w:lvlJc w:val="right"/>
+      <w:pPr>
+        <w:ind w:left="4320" w:hanging="360"/>
+      </w:pPr>
+      <w:rPr>
+        <w:u w:val="none"/>
+      </w:rPr>
+    </w:lvl>
+    <w:lvl w:ilvl="6">
+      <w:start w:val="1"/>
+      <w:numFmt w:val="decimal"/>
+      <w:lvlText w:val="%7."/>
+      <w:lvlJc w:val="left"/>
+      <w:pPr>
+        <w:ind w:left="5040" w:hanging="360"/>
+      </w:pPr>
+      <w:rPr>
+        <w:u w:val="none"/>
+      </w:rPr>
+    </w:lvl>
+    <w:lvl w:ilvl="7">
+      <w:start w:val="1"/>
+      <w:numFmt w:val="lowerLetter"/>
+      <w:lvlText w:val="%8."/>
+      <w:lvlJc w:val="left"/>
+      <w:pPr>
+        <w:ind w:left="5760" w:hanging="360"/>
+      </w:pPr>
+      <w:rPr>
+        <w:u w:val="none"/>
+      </w:rPr>
+    </w:lvl>
+    <w:lvl w:ilvl="8">
+      <w:start w:val="1"/>
+      <w:numFmt w:val="lowerRoman"/>
+      <w:lvlText w:val="%9."/>
+      <w:lvlJc w:val="right"/>
+      <w:pPr>
+        <w:ind w:left="6480" w:hanging="360"/>
+      </w:pPr>
+      <w:rPr>
+        <w:u w:val="none"/>
+      </w:rPr>
+    </w:lvl>
+  </w:abstractNum>
+  <w:abstractNum w:abstractNumId="2">
     <w:lvl w:ilvl="0">
       <w:start w:val="1"/>
       <w:numFmt w:val="bullet"/>
@@ -4689,8 +9709,237 @@
       <w:rPr/>
     </w:lvl>
   </w:abstractNum>
+  <w:abstractNum w:abstractNumId="3">
+    <w:lvl w:ilvl="0">
+      <w:start w:val="1"/>
+      <w:numFmt w:val="bullet"/>
+      <w:lvlText w:val="●"/>
+      <w:lvlJc w:val="left"/>
+      <w:pPr>
+        <w:ind w:left="720" w:hanging="360"/>
+      </w:pPr>
+      <w:rPr>
+        <w:u w:val="none"/>
+      </w:rPr>
+    </w:lvl>
+    <w:lvl w:ilvl="1">
+      <w:start w:val="1"/>
+      <w:numFmt w:val="bullet"/>
+      <w:lvlText w:val="○"/>
+      <w:lvlJc w:val="left"/>
+      <w:pPr>
+        <w:ind w:left="1440" w:hanging="360"/>
+      </w:pPr>
+      <w:rPr>
+        <w:u w:val="none"/>
+      </w:rPr>
+    </w:lvl>
+    <w:lvl w:ilvl="2">
+      <w:start w:val="1"/>
+      <w:numFmt w:val="bullet"/>
+      <w:lvlText w:val="■"/>
+      <w:lvlJc w:val="left"/>
+      <w:pPr>
+        <w:ind w:left="2160" w:hanging="360"/>
+      </w:pPr>
+      <w:rPr>
+        <w:u w:val="none"/>
+      </w:rPr>
+    </w:lvl>
+    <w:lvl w:ilvl="3">
+      <w:start w:val="1"/>
+      <w:numFmt w:val="bullet"/>
+      <w:lvlText w:val="●"/>
+      <w:lvlJc w:val="left"/>
+      <w:pPr>
+        <w:ind w:left="2880" w:hanging="360"/>
+      </w:pPr>
+      <w:rPr>
+        <w:u w:val="none"/>
+      </w:rPr>
+    </w:lvl>
+    <w:lvl w:ilvl="4">
+      <w:start w:val="1"/>
+      <w:numFmt w:val="bullet"/>
+      <w:lvlText w:val="○"/>
+      <w:lvlJc w:val="left"/>
+      <w:pPr>
+        <w:ind w:left="3600" w:hanging="360"/>
+      </w:pPr>
+      <w:rPr>
+        <w:u w:val="none"/>
+      </w:rPr>
+    </w:lvl>
+    <w:lvl w:ilvl="5">
+      <w:start w:val="1"/>
+      <w:numFmt w:val="bullet"/>
+      <w:lvlText w:val="■"/>
+      <w:lvlJc w:val="left"/>
+      <w:pPr>
+        <w:ind w:left="4320" w:hanging="360"/>
+      </w:pPr>
+      <w:rPr>
+        <w:u w:val="none"/>
+      </w:rPr>
+    </w:lvl>
+    <w:lvl w:ilvl="6">
+      <w:start w:val="1"/>
+      <w:numFmt w:val="bullet"/>
+      <w:lvlText w:val="●"/>
+      <w:lvlJc w:val="left"/>
+      <w:pPr>
+        <w:ind w:left="5040" w:hanging="360"/>
+      </w:pPr>
+      <w:rPr>
+        <w:u w:val="none"/>
+      </w:rPr>
+    </w:lvl>
+    <w:lvl w:ilvl="7">
+      <w:start w:val="1"/>
+      <w:numFmt w:val="bullet"/>
+      <w:lvlText w:val="○"/>
+      <w:lvlJc w:val="left"/>
+      <w:pPr>
+        <w:ind w:left="5760" w:hanging="360"/>
+      </w:pPr>
+      <w:rPr>
+        <w:u w:val="none"/>
+      </w:rPr>
+    </w:lvl>
+    <w:lvl w:ilvl="8">
+      <w:start w:val="1"/>
+      <w:numFmt w:val="bullet"/>
+      <w:lvlText w:val="■"/>
+      <w:lvlJc w:val="left"/>
+      <w:pPr>
+        <w:ind w:left="6480" w:hanging="360"/>
+      </w:pPr>
+      <w:rPr>
+        <w:u w:val="none"/>
+      </w:rPr>
+    </w:lvl>
+  </w:abstractNum>
+  <w:abstractNum w:abstractNumId="4">
+    <w:lvl w:ilvl="0">
+      <w:start w:val="1"/>
+      <w:numFmt w:val="decimal"/>
+      <w:lvlText w:val="%1."/>
+      <w:lvlJc w:val="left"/>
+      <w:pPr>
+        <w:ind w:left="720" w:hanging="360"/>
+      </w:pPr>
+      <w:rPr>
+        <w:u w:val="none"/>
+      </w:rPr>
+    </w:lvl>
+    <w:lvl w:ilvl="1">
+      <w:start w:val="1"/>
+      <w:numFmt w:val="lowerLetter"/>
+      <w:lvlText w:val="%2."/>
+      <w:lvlJc w:val="left"/>
+      <w:pPr>
+        <w:ind w:left="1440" w:hanging="360"/>
+      </w:pPr>
+      <w:rPr>
+        <w:u w:val="none"/>
+      </w:rPr>
+    </w:lvl>
+    <w:lvl w:ilvl="2">
+      <w:start w:val="1"/>
+      <w:numFmt w:val="lowerRoman"/>
+      <w:lvlText w:val="%3."/>
+      <w:lvlJc w:val="right"/>
+      <w:pPr>
+        <w:ind w:left="2160" w:hanging="360"/>
+      </w:pPr>
+      <w:rPr>
+        <w:u w:val="none"/>
+      </w:rPr>
+    </w:lvl>
+    <w:lvl w:ilvl="3">
+      <w:start w:val="1"/>
+      <w:numFmt w:val="decimal"/>
+      <w:lvlText w:val="%4."/>
+      <w:lvlJc w:val="left"/>
+      <w:pPr>
+        <w:ind w:left="2880" w:hanging="360"/>
+      </w:pPr>
+      <w:rPr>
+        <w:u w:val="none"/>
+      </w:rPr>
+    </w:lvl>
+    <w:lvl w:ilvl="4">
+      <w:start w:val="1"/>
+      <w:numFmt w:val="lowerLetter"/>
+      <w:lvlText w:val="%5."/>
+      <w:lvlJc w:val="left"/>
+      <w:pPr>
+        <w:ind w:left="3600" w:hanging="360"/>
+      </w:pPr>
+      <w:rPr>
+        <w:u w:val="none"/>
+      </w:rPr>
+    </w:lvl>
+    <w:lvl w:ilvl="5">
+      <w:start w:val="1"/>
+      <w:numFmt w:val="lowerRoman"/>
+      <w:lvlText w:val="%6."/>
+      <w:lvlJc w:val="right"/>
+      <w:pPr>
+        <w:ind w:left="4320" w:hanging="360"/>
+      </w:pPr>
+      <w:rPr>
+        <w:u w:val="none"/>
+      </w:rPr>
+    </w:lvl>
+    <w:lvl w:ilvl="6">
+      <w:start w:val="1"/>
+      <w:numFmt w:val="decimal"/>
+      <w:lvlText w:val="%7."/>
+      <w:lvlJc w:val="left"/>
+      <w:pPr>
+        <w:ind w:left="5040" w:hanging="360"/>
+      </w:pPr>
+      <w:rPr>
+        <w:u w:val="none"/>
+      </w:rPr>
+    </w:lvl>
+    <w:lvl w:ilvl="7">
+      <w:start w:val="1"/>
+      <w:numFmt w:val="lowerLetter"/>
+      <w:lvlText w:val="%8."/>
+      <w:lvlJc w:val="left"/>
+      <w:pPr>
+        <w:ind w:left="5760" w:hanging="360"/>
+      </w:pPr>
+      <w:rPr>
+        <w:u w:val="none"/>
+      </w:rPr>
+    </w:lvl>
+    <w:lvl w:ilvl="8">
+      <w:start w:val="1"/>
+      <w:numFmt w:val="lowerRoman"/>
+      <w:lvlText w:val="%9."/>
+      <w:lvlJc w:val="right"/>
+      <w:pPr>
+        <w:ind w:left="6480" w:hanging="360"/>
+      </w:pPr>
+      <w:rPr>
+        <w:u w:val="none"/>
+      </w:rPr>
+    </w:lvl>
+  </w:abstractNum>
   <w:num w:numId="1">
     <w:abstractNumId w:val="1"/>
+  </w:num>
+  <w:num w:numId="2">
+    <w:abstractNumId w:val="2"/>
+  </w:num>
+  <w:num w:numId="3">
+    <w:abstractNumId w:val="3"/>
+  </w:num>
+  <w:num w:numId="4">
+    <w:abstractNumId w:val="4"/>
   </w:num>
 </w:numbering>
 </file>
@@ -4999,6 +10248,27 @@
       <w:sz w:val="48"/>
       <w:szCs w:val="48"/>
     </w:rPr>
+  </w:style>
+  <w:style w:type="table" w:styleId="Table1">
+    <w:basedOn w:val="TableNormal"/>
+    <w:tblPr>
+      <w:tblStyleRowBandSize w:val="1"/>
+      <w:tblStyleColBandSize w:val="1"/>
+    </w:tblPr>
+  </w:style>
+  <w:style w:type="table" w:styleId="Table2">
+    <w:basedOn w:val="TableNormal"/>
+    <w:tblPr>
+      <w:tblStyleRowBandSize w:val="1"/>
+      <w:tblStyleColBandSize w:val="1"/>
+    </w:tblPr>
+  </w:style>
+  <w:style w:type="table" w:styleId="Table3">
+    <w:basedOn w:val="TableNormal"/>
+    <w:tblPr>
+      <w:tblStyleRowBandSize w:val="1"/>
+      <w:tblStyleColBandSize w:val="1"/>
+    </w:tblPr>
   </w:style>
 </w:styles>
 </file>
